--- a/rapor/Gayrimenkul_Yonetim_Sistemi_Raporu.docx
+++ b/rapor/Gayrimenkul_Yonetim_Sistemi_Raporu.docx
@@ -2,128 +2,6 @@
 <file path=word/document.xml><?xml version="1.0" encoding="utf-8"?>
 <w:document xmlns:w="http://schemas.openxmlformats.org/wordprocessingml/2006/main" xmlns:m="http://schemas.openxmlformats.org/officeDocument/2006/math" xmlns:r="http://schemas.openxmlformats.org/officeDocument/2006/relationships" xmlns:o="urn:schemas-microsoft-com:office:office" xmlns:v="urn:schemas-microsoft-com:vml" xmlns:w10="urn:schemas-microsoft-com:office:word" xmlns:a="http://schemas.openxmlformats.org/drawingml/2006/main" xmlns:pic="http://schemas.openxmlformats.org/drawingml/2006/picture" xmlns:wp="http://schemas.openxmlformats.org/drawingml/2006/wordprocessingDrawing">
   <w:body>
-    <w:p>
-      <w:pPr>
-        <w:pStyle w:val="Title"/>
-      </w:pPr>
-      <w:r>
-        <w:t xml:space="preserve">Gayrimenkul</w:t>
-      </w:r>
-      <w:r>
-        <w:t xml:space="preserve"> </w:t>
-      </w:r>
-      <w:r>
-        <w:t xml:space="preserve">Yönetim</w:t>
-      </w:r>
-      <w:r>
-        <w:t xml:space="preserve"> </w:t>
-      </w:r>
-      <w:r>
-        <w:t xml:space="preserve">Sistemi</w:t>
-      </w:r>
-    </w:p>
-    <w:p>
-      <w:pPr>
-        <w:pStyle w:val="Subtitle"/>
-      </w:pPr>
-      <w:r>
-        <w:t xml:space="preserve">İleri</w:t>
-      </w:r>
-      <w:r>
-        <w:t xml:space="preserve"> </w:t>
-      </w:r>
-      <w:r>
-        <w:t xml:space="preserve">Java</w:t>
-      </w:r>
-      <w:r>
-        <w:t xml:space="preserve"> </w:t>
-      </w:r>
-      <w:r>
-        <w:t xml:space="preserve">Programlama</w:t>
-      </w:r>
-      <w:r>
-        <w:t xml:space="preserve"> </w:t>
-      </w:r>
-      <w:r>
-        <w:t xml:space="preserve">—</w:t>
-      </w:r>
-      <w:r>
-        <w:t xml:space="preserve"> </w:t>
-      </w:r>
-      <w:r>
-        <w:t xml:space="preserve">Final</w:t>
-      </w:r>
-      <w:r>
-        <w:t xml:space="preserve"> </w:t>
-      </w:r>
-      <w:r>
-        <w:t xml:space="preserve">Projesi</w:t>
-      </w:r>
-    </w:p>
-    <w:p>
-      <w:pPr>
-        <w:pStyle w:val="Author"/>
-      </w:pPr>
-      <w:r>
-        <w:t xml:space="preserve">İstanbul</w:t>
-      </w:r>
-      <w:r>
-        <w:t xml:space="preserve"> </w:t>
-      </w:r>
-      <w:r>
-        <w:t xml:space="preserve">Beykent</w:t>
-      </w:r>
-      <w:r>
-        <w:t xml:space="preserve"> </w:t>
-      </w:r>
-      <w:r>
-        <w:t xml:space="preserve">Üniversitesi</w:t>
-      </w:r>
-      <w:r>
-        <w:t xml:space="preserve"> </w:t>
-      </w:r>
-      <w:r>
-        <w:t xml:space="preserve">|</w:t>
-      </w:r>
-      <w:r>
-        <w:t xml:space="preserve"> </w:t>
-      </w:r>
-      <w:r>
-        <w:t xml:space="preserve">Yazılım</w:t>
-      </w:r>
-      <w:r>
-        <w:t xml:space="preserve"> </w:t>
-      </w:r>
-      <w:r>
-        <w:t xml:space="preserve">Mühendisliği</w:t>
-      </w:r>
-      <w:r>
-        <w:t xml:space="preserve"> </w:t>
-      </w:r>
-      <w:r>
-        <w:t xml:space="preserve">Bölümü</w:t>
-      </w:r>
-    </w:p>
-    <w:p>
-      <w:pPr>
-        <w:pStyle w:val="Date"/>
-      </w:pPr>
-      <w:r>
-        <w:t xml:space="preserve">2025–2026</w:t>
-      </w:r>
-      <w:r>
-        <w:t xml:space="preserve"> </w:t>
-      </w:r>
-      <w:r>
-        <w:t xml:space="preserve">Bahar</w:t>
-      </w:r>
-      <w:r>
-        <w:t xml:space="preserve"> </w:t>
-      </w:r>
-      <w:r>
-        <w:t xml:space="preserve">Dönemi</w:t>
-      </w:r>
-    </w:p>
     <w:sdt>
       <w:sdtPr>
         <w:docPartObj>
@@ -150,48 +28,57 @@
         </w:p>
       </w:sdtContent>
     </w:sdt>
-    <w:bookmarkStart w:id="23" w:name="giriş"/>
+    <w:bookmarkStart w:id="55" w:name="gayrimenkul-yönetim-sistemi"/>
     <w:p>
       <w:pPr>
         <w:pStyle w:val="Heading1"/>
       </w:pPr>
       <w:r>
-        <w:t xml:space="preserve">1. Giriş</w:t>
-      </w:r>
-    </w:p>
-    <w:bookmarkStart w:id="20" w:name="projenin-amacı"/>
+        <w:t xml:space="preserve">GAYRİMENKUL YÖNETİM SİSTEMİ</w:t>
+      </w:r>
+    </w:p>
+    <w:p>
+      <w:pPr>
+        <w:pStyle w:val="FirstParagraph"/>
+      </w:pPr>
+      <w:r>
+        <w:rPr>
+          <w:bCs/>
+          <w:b/>
+        </w:rPr>
+        <w:t xml:space="preserve">İleri Java Programlama — Final Projesi</w:t>
+      </w:r>
+    </w:p>
+    <w:p>
+      <w:pPr>
+        <w:pStyle w:val="BodyText"/>
+      </w:pPr>
+      <w:r>
+        <w:t xml:space="preserve">İstanbul Beykent Üniversitesi | Mühendislik – Mimarlık Fakültesi | Yazılım Mühendisliği Bölümü</w:t>
+      </w:r>
+    </w:p>
+    <w:p>
+      <w:pPr>
+        <w:pStyle w:val="BodyText"/>
+      </w:pPr>
+      <w:r>
+        <w:t xml:space="preserve">2025–2026 Bahar Dönemi</w:t>
+      </w:r>
+    </w:p>
+    <w:p>
+      <w:r>
+        <w:pict>
+          <v:rect style="width:0;height:1.5pt" o:hralign="center" o:hrstd="t" o:hr="t"/>
+        </w:pict>
+      </w:r>
+    </w:p>
+    <w:bookmarkStart w:id="20" w:name="içindekiler"/>
     <w:p>
       <w:pPr>
         <w:pStyle w:val="Heading2"/>
       </w:pPr>
       <w:r>
-        <w:t xml:space="preserve">1.1 Projenin Amacı</w:t>
-      </w:r>
-    </w:p>
-    <w:p>
-      <w:pPr>
-        <w:pStyle w:val="FirstParagraph"/>
-      </w:pPr>
-      <w:r>
-        <w:t xml:space="preserve">Gayrimenkul sektöründe ilan takibi ve danışman yönetimi, günümüzde hâlâ büyük ölçüde manuel ve dağınık yöntemlerle yürütülmektedir. Bu proje; satılık ve kiralık mülklerin dijital ortamda kayıt altına alınmasını, filtrelenebilmesini ve danışman bazında takip edilmesini sağlayan bir web uygulaması sunmaktadır.</w:t>
-      </w:r>
-    </w:p>
-    <w:bookmarkEnd w:id="20"/>
-    <w:bookmarkStart w:id="21" w:name="problem-tanımı"/>
-    <w:p>
-      <w:pPr>
-        <w:pStyle w:val="Heading2"/>
-      </w:pPr>
-      <w:r>
-        <w:t xml:space="preserve">1.2 Problem Tanımı</w:t>
-      </w:r>
-    </w:p>
-    <w:p>
-      <w:pPr>
-        <w:pStyle w:val="FirstParagraph"/>
-      </w:pPr>
-      <w:r>
-        <w:t xml:space="preserve">Küçük ve orta ölçekli emlak ofislerinin ortak sorunları şunlardır:</w:t>
+        <w:t xml:space="preserve">İçindekiler</w:t>
       </w:r>
     </w:p>
     <w:p>
@@ -203,7 +90,7 @@
         <w:pStyle w:val="Compact"/>
       </w:pPr>
       <w:r>
-        <w:t xml:space="preserve">İlanlar kâğıt veya Excel tabanlı tutulmaktadır.</w:t>
+        <w:t xml:space="preserve">Giriş</w:t>
       </w:r>
     </w:p>
     <w:p>
@@ -215,7 +102,7 @@
         <w:pStyle w:val="Compact"/>
       </w:pPr>
       <w:r>
-        <w:t xml:space="preserve">Danışman–mülk eşleşmeleri takip edilememektedir.</w:t>
+        <w:t xml:space="preserve">Literatür</w:t>
       </w:r>
     </w:p>
     <w:p>
@@ -227,7 +114,7 @@
         <w:pStyle w:val="Compact"/>
       </w:pPr>
       <w:r>
-        <w:t xml:space="preserve">Tip (satılık/kiralık) ve kategori (daire, villa, arsa vb.) bazlı filtreleme yapılamamaktadır.</w:t>
+        <w:t xml:space="preserve">UML Sınıf Diyagramı</w:t>
       </w:r>
     </w:p>
     <w:p>
@@ -239,7 +126,69 @@
         <w:pStyle w:val="Compact"/>
       </w:pPr>
       <w:r>
-        <w:t xml:space="preserve">Fiyat ve konum bilgilerine hızlı erişim mümkün değildir.</w:t>
+        <w:t xml:space="preserve">Kullanılan Teknolojiler</w:t>
+      </w:r>
+    </w:p>
+    <w:p>
+      <w:pPr>
+        <w:numPr>
+          <w:ilvl w:val="0"/>
+          <w:numId w:val="1001"/>
+        </w:numPr>
+        <w:pStyle w:val="Compact"/>
+      </w:pPr>
+      <w:r>
+        <w:t xml:space="preserve">Uygulama Ekran Görüntüleri</w:t>
+      </w:r>
+    </w:p>
+    <w:p>
+      <w:pPr>
+        <w:numPr>
+          <w:ilvl w:val="0"/>
+          <w:numId w:val="1001"/>
+        </w:numPr>
+        <w:pStyle w:val="Compact"/>
+      </w:pPr>
+      <w:r>
+        <w:t xml:space="preserve">Proje Sonucu</w:t>
+      </w:r>
+    </w:p>
+    <w:p>
+      <w:pPr>
+        <w:numPr>
+          <w:ilvl w:val="0"/>
+          <w:numId w:val="1001"/>
+        </w:numPr>
+        <w:pStyle w:val="Compact"/>
+      </w:pPr>
+      <w:r>
+        <w:t xml:space="preserve">Kaynakça</w:t>
+      </w:r>
+    </w:p>
+    <w:p>
+      <w:r>
+        <w:pict>
+          <v:rect style="width:0;height:1.5pt" o:hralign="center" o:hrstd="t" o:hr="t"/>
+        </w:pict>
+      </w:r>
+    </w:p>
+    <w:bookmarkEnd w:id="20"/>
+    <w:bookmarkStart w:id="24" w:name="giriş"/>
+    <w:p>
+      <w:pPr>
+        <w:pStyle w:val="Heading2"/>
+      </w:pPr>
+      <w:r>
+        <w:t xml:space="preserve">1. Giriş</w:t>
+      </w:r>
+    </w:p>
+    <w:bookmarkStart w:id="21" w:name="projenin-amacı"/>
+    <w:p>
+      <w:pPr>
+        <w:pStyle w:val="Heading3"/>
+      </w:pPr>
+      <w:r>
+        <w:t xml:space="preserve">1.1 Projenin Amacı</w:t>
       </w:r>
     </w:p>
     <w:p>
@@ -247,17 +196,25 @@
         <w:pStyle w:val="FirstParagraph"/>
       </w:pPr>
       <w:r>
-        <w:t xml:space="preserve">Bu uygulama söz konusu sorunlara web tabanlı, kullanımı kolay ve kurulum gerektirmeyen bir çözüm sunmaktadır.</w:t>
+        <w:t xml:space="preserve">Gayrimenkul sektöründe ilan takibi ve danışman yönetimi, günümüzde hâlâ büyük ölçüde manuel yöntemlerle yürütülmektedir. Bu proje; satılık ve kiralık mülklerin dijital ortamda kayıt altına alınmasını, filtrelenebilmesini ve danışman bazında takip edilmesini sağlayan, Spring Boot MVC mimarisiyle geliştirilmiş tam işlevli bir web uygulaması sunmaktadır.</w:t>
       </w:r>
     </w:p>
     <w:bookmarkEnd w:id="21"/>
-    <w:bookmarkStart w:id="22" w:name="hedefler"/>
-    <w:p>
-      <w:pPr>
-        <w:pStyle w:val="Heading2"/>
-      </w:pPr>
-      <w:r>
-        <w:t xml:space="preserve">1.3 Hedefler</w:t>
+    <w:bookmarkStart w:id="22" w:name="problem-tanımı"/>
+    <w:p>
+      <w:pPr>
+        <w:pStyle w:val="Heading3"/>
+      </w:pPr>
+      <w:r>
+        <w:t xml:space="preserve">1.2 Problem Tanımı</w:t>
+      </w:r>
+    </w:p>
+    <w:p>
+      <w:pPr>
+        <w:pStyle w:val="FirstParagraph"/>
+      </w:pPr>
+      <w:r>
+        <w:t xml:space="preserve">Küçük ve orta ölçekli emlak ofislerinin karşılaştığı başlıca sorunlar şunlardır:</w:t>
       </w:r>
     </w:p>
     <w:p>
@@ -269,7 +226,7 @@
         <w:pStyle w:val="Compact"/>
       </w:pPr>
       <w:r>
-        <w:t xml:space="preserve">Spring Boot MVC mimarisiyle çalışan tam fonksiyonlu bir web uygulaması geliştirmek</w:t>
+        <w:t xml:space="preserve">İlanlar kâğıt veya Excel tabanlı yöntemlerle tutulmakta, güncellenmesi ve aranması güç olmaktadır.</w:t>
       </w:r>
     </w:p>
     <w:p>
@@ -281,7 +238,7 @@
         <w:pStyle w:val="Compact"/>
       </w:pPr>
       <w:r>
-        <w:t xml:space="preserve">En az iki JPA entity arasında ilişkisel veritabanı bağlantısı kurmak</w:t>
+        <w:t xml:space="preserve">Danışman–mülk eşleşmeleri sistematik biçimde takip edilememektedir.</w:t>
       </w:r>
     </w:p>
     <w:p>
@@ -293,7 +250,7 @@
         <w:pStyle w:val="Compact"/>
       </w:pPr>
       <w:r>
-        <w:t xml:space="preserve">Tüm CRUD işlemlerini Thymeleaf arayüzü üzerinden gerçekleştirmek</w:t>
+        <w:t xml:space="preserve">Tip (satılık / kiralık) ve kategori (daire, villa, arsa vb.) bazlı hızlı filtreleme yapılamamaktadır.</w:t>
       </w:r>
     </w:p>
     <w:p>
@@ -305,7 +262,97 @@
         <w:pStyle w:val="Compact"/>
       </w:pPr>
       <w:r>
-        <w:t xml:space="preserve">Dependency Injection ve ORM kullanımını uygulamalı olarak göstermek</w:t>
+        <w:t xml:space="preserve">Fiyat ve konum bilgilerine anlık erişim mümkün değildir.</w:t>
+      </w:r>
+    </w:p>
+    <w:p>
+      <w:pPr>
+        <w:pStyle w:val="FirstParagraph"/>
+      </w:pPr>
+      <w:r>
+        <w:t xml:space="preserve">Bu uygulama söz konusu sorunlara; web tabanlı, kullanımı kolay ve ek kurulum gerektirmeyen modern bir çözüm sunmaktadır.</w:t>
+      </w:r>
+    </w:p>
+    <w:bookmarkEnd w:id="22"/>
+    <w:bookmarkStart w:id="23" w:name="projenin-hedefleri"/>
+    <w:p>
+      <w:pPr>
+        <w:pStyle w:val="Heading3"/>
+      </w:pPr>
+      <w:r>
+        <w:t xml:space="preserve">1.3 Projenin Hedefleri</w:t>
+      </w:r>
+    </w:p>
+    <w:p>
+      <w:pPr>
+        <w:numPr>
+          <w:ilvl w:val="0"/>
+          <w:numId w:val="1003"/>
+        </w:numPr>
+        <w:pStyle w:val="Compact"/>
+      </w:pPr>
+      <w:r>
+        <w:t xml:space="preserve">Spring Boot MVC mimarisini gerçek bir proje üzerinde uygulamalı olarak kullanmak</w:t>
+      </w:r>
+    </w:p>
+    <w:p>
+      <w:pPr>
+        <w:numPr>
+          <w:ilvl w:val="0"/>
+          <w:numId w:val="1003"/>
+        </w:numPr>
+        <w:pStyle w:val="Compact"/>
+      </w:pPr>
+      <w:r>
+        <w:t xml:space="preserve">İki JPA entity (</w:t>
+      </w:r>
+      <w:r>
+        <w:rPr>
+          <w:rStyle w:val="VerbatimChar"/>
+        </w:rPr>
+        <w:t xml:space="preserve">Property</w:t>
+      </w:r>
+      <w:r>
+        <w:t xml:space="preserve"> </w:t>
+      </w:r>
+      <w:r>
+        <w:t xml:space="preserve">ve</w:t>
+      </w:r>
+      <w:r>
+        <w:t xml:space="preserve"> </w:t>
+      </w:r>
+      <w:r>
+        <w:rPr>
+          <w:rStyle w:val="VerbatimChar"/>
+        </w:rPr>
+        <w:t xml:space="preserve">Agent</w:t>
+      </w:r>
+      <w:r>
+        <w:t xml:space="preserve">) arasında OneToMany/ManyToOne ilişkisi kurmak</w:t>
+      </w:r>
+    </w:p>
+    <w:p>
+      <w:pPr>
+        <w:numPr>
+          <w:ilvl w:val="0"/>
+          <w:numId w:val="1003"/>
+        </w:numPr>
+        <w:pStyle w:val="Compact"/>
+      </w:pPr>
+      <w:r>
+        <w:t xml:space="preserve">Tüm CRUD işlemlerini (oluştur, listele, detay gör, güncelle, sil) Thymeleaf arayüzü üzerinden gerçekleştirmek</w:t>
+      </w:r>
+    </w:p>
+    <w:p>
+      <w:pPr>
+        <w:numPr>
+          <w:ilvl w:val="0"/>
+          <w:numId w:val="1003"/>
+        </w:numPr>
+        <w:pStyle w:val="Compact"/>
+      </w:pPr>
+      <w:r>
+        <w:t xml:space="preserve">Dependency Injection, ORM ve Bean Validation gibi ileri Java kavramlarını uygulamak</w:t>
       </w:r>
     </w:p>
     <w:p>
@@ -315,21 +362,21 @@
         </w:pict>
       </w:r>
     </w:p>
-    <w:bookmarkEnd w:id="22"/>
     <w:bookmarkEnd w:id="23"/>
-    <w:bookmarkStart w:id="29" w:name="literatür"/>
-    <w:p>
-      <w:pPr>
-        <w:pStyle w:val="Heading1"/>
+    <w:bookmarkEnd w:id="24"/>
+    <w:bookmarkStart w:id="30" w:name="literatür"/>
+    <w:p>
+      <w:pPr>
+        <w:pStyle w:val="Heading2"/>
       </w:pPr>
       <w:r>
         <w:t xml:space="preserve">2. Literatür</w:t>
       </w:r>
     </w:p>
-    <w:bookmarkStart w:id="24" w:name="spring-boot"/>
-    <w:p>
-      <w:pPr>
-        <w:pStyle w:val="Heading2"/>
+    <w:bookmarkStart w:id="25" w:name="spring-boot"/>
+    <w:p>
+      <w:pPr>
+        <w:pStyle w:val="Heading3"/>
       </w:pPr>
       <w:r>
         <w:t xml:space="preserve">2.1 Spring Boot</w:t>
@@ -340,7 +387,40 @@
         <w:pStyle w:val="FirstParagraph"/>
       </w:pPr>
       <w:r>
-        <w:t xml:space="preserve">Spring Boot, Java ekosisteminin en yaygın kullanılan web uygulama çatısı olan Spring Framework üzerine inşa edilmiştir. Sıfır yapılandırma (zero-configuration) felsefesiyle geliştiricinin hızlıca çalışan uygulama oluşturmasını sağlar. Gömülü Tomcat sunucusu sayesinde ayrı bir sunucu kurulumuna gerek kalmaz.</w:t>
+        <w:t xml:space="preserve">Spring Boot; Java ekosisteminin en yaygın kullanılan web uygulama çatısı olan Spring Framework üzerine inşa edilmiştir.</w:t>
+      </w:r>
+      <w:r>
+        <w:t xml:space="preserve"> </w:t>
+      </w:r>
+      <w:r>
+        <w:t xml:space="preserve">“</w:t>
+      </w:r>
+      <w:r>
+        <w:t xml:space="preserve">Convention over configuration</w:t>
+      </w:r>
+      <w:r>
+        <w:t xml:space="preserve">”</w:t>
+      </w:r>
+      <w:r>
+        <w:t xml:space="preserve"> </w:t>
+      </w:r>
+      <w:r>
+        <w:t xml:space="preserve">(yapılandırma yerine uzlaşı) felsefesiyle, geliştiricinin sıfır XML yapılandırmasıyla çalışan bir uygulama oluşturabilmesini sağlar. Gömülü Tomcat sunucusu sayesinde ayrı bir sunucu kurulumu gerektirmez;</w:t>
+      </w:r>
+      <w:r>
+        <w:t xml:space="preserve"> </w:t>
+      </w:r>
+      <w:r>
+        <w:rPr>
+          <w:rStyle w:val="VerbatimChar"/>
+        </w:rPr>
+        <w:t xml:space="preserve">mvn spring-boot:run</w:t>
+      </w:r>
+      <w:r>
+        <w:t xml:space="preserve"> </w:t>
+      </w:r>
+      <w:r>
+        <w:t xml:space="preserve">komutuyla uygulama saniyeler içinde ayağa kalkar (Walls, 2022).</w:t>
       </w:r>
     </w:p>
     <w:p>
@@ -348,14 +428,30 @@
         <w:pStyle w:val="BodyText"/>
       </w:pPr>
       <w:r>
-        <w:t xml:space="preserve">Bu projede Spring Boot 3.2.5 kullanılmıştır.</w:t>
-      </w:r>
-    </w:p>
-    <w:bookmarkEnd w:id="24"/>
-    <w:bookmarkStart w:id="25" w:name="mvc-modelviewcontroller-mimarisi"/>
-    <w:p>
-      <w:pPr>
-        <w:pStyle w:val="Heading2"/>
+        <w:t xml:space="preserve">Bu projede Spring Boot</w:t>
+      </w:r>
+      <w:r>
+        <w:t xml:space="preserve"> </w:t>
+      </w:r>
+      <w:r>
+        <w:rPr>
+          <w:bCs/>
+          <w:b/>
+        </w:rPr>
+        <w:t xml:space="preserve">3.2.5</w:t>
+      </w:r>
+      <w:r>
+        <w:t xml:space="preserve"> </w:t>
+      </w:r>
+      <w:r>
+        <w:t xml:space="preserve">sürümü kullanılmıştır.</w:t>
+      </w:r>
+    </w:p>
+    <w:bookmarkEnd w:id="25"/>
+    <w:bookmarkStart w:id="26" w:name="mvc-modelviewcontroller-mimarisi"/>
+    <w:p>
+      <w:pPr>
+        <w:pStyle w:val="Heading3"/>
       </w:pPr>
       <w:r>
         <w:t xml:space="preserve">2.2 MVC (Model–View–Controller) Mimarisi</w:t>
@@ -366,7 +462,7 @@
         <w:pStyle w:val="FirstParagraph"/>
       </w:pPr>
       <w:r>
-        <w:t xml:space="preserve">MVC, uygulamayı üç sorumluluk katmanına ayıran bir yazılım tasarım desenidir:</w:t>
+        <w:t xml:space="preserve">MVC; uygulamayı üç bağımsız sorumluluk katmanına ayıran bir yazılım tasarım desenidir (Gamma ve diğ., 1994). Her katmanın görevi şu şekilde tanımlanmaktadır:</w:t>
       </w:r>
     </w:p>
     <w:tbl>
@@ -377,9 +473,9 @@
         <w:jc w:val="start"/>
       </w:tblPr>
       <w:tblGrid>
-        <w:gridCol w:w="1624"/>
-        <w:gridCol w:w="2436"/>
-        <w:gridCol w:w="3858"/>
+        <w:gridCol w:w="1508"/>
+        <w:gridCol w:w="2262"/>
+        <w:gridCol w:w="4148"/>
       </w:tblGrid>
       <w:tr>
         <w:trPr>
@@ -417,7 +513,7 @@
               <w:jc w:val="left"/>
             </w:pPr>
             <w:r>
-              <w:t xml:space="preserve">Projede Karşılığı</w:t>
+              <w:t xml:space="preserve">Bu Projede Karşılığı</w:t>
             </w:r>
           </w:p>
         </w:tc>
@@ -447,7 +543,7 @@
               <w:jc w:val="left"/>
             </w:pPr>
             <w:r>
-              <w:t xml:space="preserve">Veri ve iş mantığı</w:t>
+              <w:t xml:space="preserve">Veri yapısı ve iş mantığı</w:t>
             </w:r>
           </w:p>
         </w:tc>
@@ -567,7 +663,7 @@
               <w:jc w:val="left"/>
             </w:pPr>
             <w:r>
-              <w:t xml:space="preserve">İstek–yanıt yönetimi</w:t>
+              <w:t xml:space="preserve">HTTP isteklerini karşılar, modeli hazırlar, view’ı döndürür</w:t>
             </w:r>
           </w:p>
         </w:tc>
@@ -596,6 +692,18 @@
               </w:rPr>
               <w:t xml:space="preserve">AgentController</w:t>
             </w:r>
+            <w:r>
+              <w:t xml:space="preserve">,</w:t>
+            </w:r>
+            <w:r>
+              <w:t xml:space="preserve"> </w:t>
+            </w:r>
+            <w:r>
+              <w:rPr>
+                <w:rStyle w:val="VerbatimChar"/>
+              </w:rPr>
+              <w:t xml:space="preserve">HomeController</w:t>
+            </w:r>
           </w:p>
         </w:tc>
       </w:tr>
@@ -605,14 +713,14 @@
         <w:pStyle w:val="BodyText"/>
       </w:pPr>
       <w:r>
-        <w:t xml:space="preserve">MVC’nin temel faydası; iş mantığının, görünümün ve kontrolün birbirinden bağımsız geliştirilip test edilebilmesidir.</w:t>
-      </w:r>
-    </w:p>
-    <w:bookmarkEnd w:id="25"/>
-    <w:bookmarkStart w:id="26" w:name="Xdbc9be9b7e3ae17695d37894bca39615f732c1e"/>
-    <w:p>
-      <w:pPr>
-        <w:pStyle w:val="Heading2"/>
+        <w:t xml:space="preserve">MVC’nin temel faydası; iş mantığının, görünümün ve kontrolün birbirinden bağımsız geliştirilip test edilebilmesidir. Bu projede her katman ayrı Java paketlerine ayrılarak sorumluluklar net biçimde sınırlandırılmıştır.</w:t>
+      </w:r>
+    </w:p>
+    <w:bookmarkEnd w:id="26"/>
+    <w:bookmarkStart w:id="27" w:name="Xdbc9be9b7e3ae17695d37894bca39615f732c1e"/>
+    <w:p>
+      <w:pPr>
+        <w:pStyle w:val="Heading3"/>
       </w:pPr>
       <w:r>
         <w:t xml:space="preserve">2.3 Dependency Injection (Bağımlılık Enjeksiyonu)</w:t>
@@ -623,7 +731,7 @@
         <w:pStyle w:val="FirstParagraph"/>
       </w:pPr>
       <w:r>
-        <w:t xml:space="preserve">Dependency Injection (DI), bir sınıfın ihtiyaç duyduğu bağımlılıkları kendi oluşturmak yerine dışarıdan almasını ifade eder. Spring IoC (Inversion of Control) konteyneri bu bağımlılıkları otomatik olarak yönetir.</w:t>
+        <w:t xml:space="preserve">Dependency Injection; bir sınıfın ihtiyaç duyduğu bağımlılıkları kendi oluşturmak yerine dışarıdan almasını ifade eden bir tasarım ilkesidir. Spring IoC (Inversion of Control) konteyneri bu bağımlılıkları otomatik olarak yönetir.</w:t>
       </w:r>
     </w:p>
     <w:p>
@@ -646,7 +754,50 @@
         <w:t xml:space="preserve"> </w:t>
       </w:r>
       <w:r>
-        <w:t xml:space="preserve">anotasyonu aracılığıyla constructor injection yöntemiyle uygulanmıştır:</w:t>
+        <w:t xml:space="preserve">anotasyonu aracılığıyla</w:t>
+      </w:r>
+      <w:r>
+        <w:t xml:space="preserve"> </w:t>
+      </w:r>
+      <w:r>
+        <w:rPr>
+          <w:bCs/>
+          <w:b/>
+        </w:rPr>
+        <w:t xml:space="preserve">constructor injection</w:t>
+      </w:r>
+      <w:r>
+        <w:t xml:space="preserve"> </w:t>
+      </w:r>
+      <w:r>
+        <w:t xml:space="preserve">yöntemiyle uygulanmıştır. Aşağıdaki örnekte</w:t>
+      </w:r>
+      <w:r>
+        <w:t xml:space="preserve"> </w:t>
+      </w:r>
+      <w:r>
+        <w:rPr>
+          <w:rStyle w:val="VerbatimChar"/>
+        </w:rPr>
+        <w:t xml:space="preserve">PropertyService</w:t>
+      </w:r>
+      <w:r>
+        <w:t xml:space="preserve">,</w:t>
+      </w:r>
+      <w:r>
+        <w:t xml:space="preserve"> </w:t>
+      </w:r>
+      <w:r>
+        <w:rPr>
+          <w:rStyle w:val="VerbatimChar"/>
+        </w:rPr>
+        <w:t xml:space="preserve">PropertyRepository</w:t>
+      </w:r>
+      <w:r>
+        <w:t xml:space="preserve"> </w:t>
+      </w:r>
+      <w:r>
+        <w:t xml:space="preserve">bağımlılığını Spring konteynerinden alır:</w:t>
       </w:r>
     </w:p>
     <w:p>
@@ -741,16 +892,19 @@
         <w:t xml:space="preserve">;</w:t>
       </w:r>
       <w:r>
+        <w:br/>
+      </w:r>
+      <w:r>
         <w:rPr>
           <w:rStyle w:val="NormalTok"/>
         </w:rPr>
-        <w:t xml:space="preserve"> </w:t>
+        <w:t xml:space="preserve">    </w:t>
       </w:r>
       <w:r>
         <w:rPr>
           <w:rStyle w:val="CommentTok"/>
         </w:rPr>
-        <w:t xml:space="preserve">// Spring tarafından inject edilir</w:t>
+        <w:t xml:space="preserve">// Spring, bu alanı otomatik olarak inject eder</w:t>
       </w:r>
       <w:r>
         <w:br/>
@@ -762,11 +916,19 @@
         <w:t xml:space="preserve">}</w:t>
       </w:r>
     </w:p>
-    <w:bookmarkEnd w:id="26"/>
-    <w:bookmarkStart w:id="27" w:name="orm-ve-spring-data-jpa"/>
-    <w:p>
-      <w:pPr>
-        <w:pStyle w:val="Heading2"/>
+    <w:p>
+      <w:pPr>
+        <w:pStyle w:val="FirstParagraph"/>
+      </w:pPr>
+      <w:r>
+        <w:t xml:space="preserve">Constructor injection; field injection’a kıyasla daha güvenli bir yaklaşımdır çünkü bağımlılıkların zorunlu (non-null) olmasını garanti eder ve sınıfın test edilebilirliğini artırır.</w:t>
+      </w:r>
+    </w:p>
+    <w:bookmarkEnd w:id="27"/>
+    <w:bookmarkStart w:id="28" w:name="orm-ve-spring-data-jpa"/>
+    <w:p>
+      <w:pPr>
+        <w:pStyle w:val="Heading3"/>
       </w:pPr>
       <w:r>
         <w:t xml:space="preserve">2.4 ORM ve Spring Data JPA</w:t>
@@ -777,7 +939,7 @@
         <w:pStyle w:val="FirstParagraph"/>
       </w:pPr>
       <w:r>
-        <w:t xml:space="preserve">Object–Relational Mapping (ORM), Java nesnelerini ilişkisel veritabanı tablolarıyla eşleştiren bir tekniktir. Spring Data JPA, Hibernate ORM üzerine inşa edilmiş soyutlama katmanıdır. SQL yazmadan CRUD işlemleri ve özel sorgular tanımlanabilir:</w:t>
+        <w:t xml:space="preserve">Object–Relational Mapping (ORM); Java nesnelerini ilişkisel veritabanı tablolarıyla eşleştiren bir tekniktir. Spring Data JPA, Hibernate ORM’in üzerine inşa edilmiş yüksek seviyeli bir soyutlama katmanıdır. Geliştirici herhangi bir SQL yazmadan CRUD işlemleri gerçekleştirebilir; metot isimlendirme kuralıyla (method naming convention) sorgu tanımlanabilir:</w:t>
       </w:r>
     </w:p>
     <w:p>
@@ -786,6 +948,15 @@
       </w:pPr>
       <w:r>
         <w:rPr>
+          <w:rStyle w:val="CommentTok"/>
+        </w:rPr>
+        <w:t xml:space="preserve">// Spring Data JPA bu metodu otomatik olarak SQL'e çevirir:</w:t>
+      </w:r>
+      <w:r>
+        <w:br/>
+      </w:r>
+      <w:r>
+        <w:rPr>
           <w:rStyle w:val="BuiltInTok"/>
         </w:rPr>
         <w:t xml:space="preserve">List</w:t>
@@ -838,12 +1009,53 @@
         </w:rPr>
         <w:t xml:space="preserve">);</w:t>
       </w:r>
-    </w:p>
-    <w:bookmarkEnd w:id="27"/>
-    <w:bookmarkStart w:id="28" w:name="thymeleaf"/>
-    <w:p>
-      <w:pPr>
-        <w:pStyle w:val="Heading2"/>
+      <w:r>
+        <w:br/>
+      </w:r>
+      <w:r>
+        <w:rPr>
+          <w:rStyle w:val="CommentTok"/>
+        </w:rPr>
+        <w:t xml:space="preserve">// Üretilen SQL: SELECT * FROM property WHERE tipi = ? AND aktif = true</w:t>
+      </w:r>
+    </w:p>
+    <w:p>
+      <w:pPr>
+        <w:pStyle w:val="FirstParagraph"/>
+      </w:pPr>
+      <w:r>
+        <w:t xml:space="preserve">Bu projede veritabanı tabloları JPA tarafından otomatik oluşturulmakta (</w:t>
+      </w:r>
+      <w:r>
+        <w:rPr>
+          <w:rStyle w:val="VerbatimChar"/>
+        </w:rPr>
+        <w:t xml:space="preserve">ddl-auto=create-drop</w:t>
+      </w:r>
+      <w:r>
+        <w:t xml:space="preserve">), başlangıç verisi ise</w:t>
+      </w:r>
+      <w:r>
+        <w:t xml:space="preserve"> </w:t>
+      </w:r>
+      <w:r>
+        <w:rPr>
+          <w:rStyle w:val="VerbatimChar"/>
+        </w:rPr>
+        <w:t xml:space="preserve">data.sql</w:t>
+      </w:r>
+      <w:r>
+        <w:t xml:space="preserve"> </w:t>
+      </w:r>
+      <w:r>
+        <w:t xml:space="preserve">dosyasıyla yüklenmektedir.</w:t>
+      </w:r>
+    </w:p>
+    <w:bookmarkEnd w:id="28"/>
+    <w:bookmarkStart w:id="29" w:name="thymeleaf"/>
+    <w:p>
+      <w:pPr>
+        <w:pStyle w:val="Heading3"/>
       </w:pPr>
       <w:r>
         <w:t xml:space="preserve">2.5 Thymeleaf</w:t>
@@ -854,7 +1066,7 @@
         <w:pStyle w:val="FirstParagraph"/>
       </w:pPr>
       <w:r>
-        <w:t xml:space="preserve">Thymeleaf, Java EE ekosistemi için geliştirilmiş server-side HTML şablon motorudur. Spring MVC ile doğal entegrasyonu sayesinde Controller’dan gelen model verilerini HTML içinde</w:t>
+        <w:t xml:space="preserve">Thymeleaf; Java EE ekosistemi için geliştirilmiş, Spring MVC ile doğal entegrasyon sunan bir server-side HTML şablon motorudur. Controller’dan gelen model verileri</w:t>
       </w:r>
       <w:r>
         <w:t xml:space="preserve"> </w:t>
@@ -890,10 +1102,225 @@
         <w:t xml:space="preserve">th:if</w:t>
       </w:r>
       <w:r>
-        <w:t xml:space="preserve"> </w:t>
-      </w:r>
-      <w:r>
-        <w:t xml:space="preserve">gibi direktiflerle görüntüler.</w:t>
+        <w:t xml:space="preserve">,</w:t>
+      </w:r>
+      <w:r>
+        <w:t xml:space="preserve"> </w:t>
+      </w:r>
+      <w:r>
+        <w:rPr>
+          <w:rStyle w:val="VerbatimChar"/>
+        </w:rPr>
+        <w:t xml:space="preserve">th:field</w:t>
+      </w:r>
+      <w:r>
+        <w:t xml:space="preserve"> </w:t>
+      </w:r>
+      <w:r>
+        <w:t xml:space="preserve">gibi direktiflerle HTML içinde işlenir. Thymeleaf şablonları saf HTML olarak da tarayıcıda açılabilir, bu da prototiplemeyi kolaylaştırır (Thymeleaf, 2024).</w:t>
+      </w:r>
+    </w:p>
+    <w:p>
+      <w:pPr>
+        <w:pStyle w:val="SourceCode"/>
+      </w:pPr>
+      <w:r>
+        <w:rPr>
+          <w:rStyle w:val="CommentTok"/>
+        </w:rPr>
+        <w:t xml:space="preserve">&lt;!-- Controller'dan gelen "ilanlar" listesini tabloya yazan Thymeleaf örneği --&gt;</w:t>
+      </w:r>
+      <w:r>
+        <w:br/>
+      </w:r>
+      <w:r>
+        <w:rPr>
+          <w:rStyle w:val="DataTypeTok"/>
+        </w:rPr>
+        <w:t xml:space="preserve">&lt;</w:t>
+      </w:r>
+      <w:r>
+        <w:rPr>
+          <w:rStyle w:val="KeywordTok"/>
+        </w:rPr>
+        <w:t xml:space="preserve">tr</w:t>
+      </w:r>
+      <w:r>
+        <w:rPr>
+          <w:rStyle w:val="NormalTok"/>
+        </w:rPr>
+        <w:t xml:space="preserve"> </w:t>
+      </w:r>
+      <w:r>
+        <w:rPr>
+          <w:rStyle w:val="ErrorTok"/>
+        </w:rPr>
+        <w:t xml:space="preserve">th:each</w:t>
+      </w:r>
+      <w:r>
+        <w:rPr>
+          <w:rStyle w:val="OtherTok"/>
+        </w:rPr>
+        <w:t xml:space="preserve">=</w:t>
+      </w:r>
+      <w:r>
+        <w:rPr>
+          <w:rStyle w:val="StringTok"/>
+        </w:rPr>
+        <w:t xml:space="preserve">"p : ${ilanlar}"</w:t>
+      </w:r>
+      <w:r>
+        <w:rPr>
+          <w:rStyle w:val="DataTypeTok"/>
+        </w:rPr>
+        <w:t xml:space="preserve">&gt;</w:t>
+      </w:r>
+      <w:r>
+        <w:br/>
+      </w:r>
+      <w:r>
+        <w:rPr>
+          <w:rStyle w:val="NormalTok"/>
+        </w:rPr>
+        <w:t xml:space="preserve">    </w:t>
+      </w:r>
+      <w:r>
+        <w:rPr>
+          <w:rStyle w:val="DataTypeTok"/>
+        </w:rPr>
+        <w:t xml:space="preserve">&lt;</w:t>
+      </w:r>
+      <w:r>
+        <w:rPr>
+          <w:rStyle w:val="KeywordTok"/>
+        </w:rPr>
+        <w:t xml:space="preserve">td</w:t>
+      </w:r>
+      <w:r>
+        <w:rPr>
+          <w:rStyle w:val="NormalTok"/>
+        </w:rPr>
+        <w:t xml:space="preserve"> </w:t>
+      </w:r>
+      <w:r>
+        <w:rPr>
+          <w:rStyle w:val="ErrorTok"/>
+        </w:rPr>
+        <w:t xml:space="preserve">th:text</w:t>
+      </w:r>
+      <w:r>
+        <w:rPr>
+          <w:rStyle w:val="OtherTok"/>
+        </w:rPr>
+        <w:t xml:space="preserve">=</w:t>
+      </w:r>
+      <w:r>
+        <w:rPr>
+          <w:rStyle w:val="StringTok"/>
+        </w:rPr>
+        <w:t xml:space="preserve">"${p.baslik}"</w:t>
+      </w:r>
+      <w:r>
+        <w:rPr>
+          <w:rStyle w:val="DataTypeTok"/>
+        </w:rPr>
+        <w:t xml:space="preserve">&gt;&lt;/</w:t>
+      </w:r>
+      <w:r>
+        <w:rPr>
+          <w:rStyle w:val="KeywordTok"/>
+        </w:rPr>
+        <w:t xml:space="preserve">td</w:t>
+      </w:r>
+      <w:r>
+        <w:rPr>
+          <w:rStyle w:val="DataTypeTok"/>
+        </w:rPr>
+        <w:t xml:space="preserve">&gt;</w:t>
+      </w:r>
+      <w:r>
+        <w:br/>
+      </w:r>
+      <w:r>
+        <w:rPr>
+          <w:rStyle w:val="NormalTok"/>
+        </w:rPr>
+        <w:t xml:space="preserve">    </w:t>
+      </w:r>
+      <w:r>
+        <w:rPr>
+          <w:rStyle w:val="DataTypeTok"/>
+        </w:rPr>
+        <w:t xml:space="preserve">&lt;</w:t>
+      </w:r>
+      <w:r>
+        <w:rPr>
+          <w:rStyle w:val="KeywordTok"/>
+        </w:rPr>
+        <w:t xml:space="preserve">td</w:t>
+      </w:r>
+      <w:r>
+        <w:rPr>
+          <w:rStyle w:val="NormalTok"/>
+        </w:rPr>
+        <w:t xml:space="preserve"> </w:t>
+      </w:r>
+      <w:r>
+        <w:rPr>
+          <w:rStyle w:val="ErrorTok"/>
+        </w:rPr>
+        <w:t xml:space="preserve">th:text</w:t>
+      </w:r>
+      <w:r>
+        <w:rPr>
+          <w:rStyle w:val="OtherTok"/>
+        </w:rPr>
+        <w:t xml:space="preserve">=</w:t>
+      </w:r>
+      <w:r>
+        <w:rPr>
+          <w:rStyle w:val="StringTok"/>
+        </w:rPr>
+        <w:t xml:space="preserve">"${p.fiyat} + ' ₺'"</w:t>
+      </w:r>
+      <w:r>
+        <w:rPr>
+          <w:rStyle w:val="DataTypeTok"/>
+        </w:rPr>
+        <w:t xml:space="preserve">&gt;&lt;/</w:t>
+      </w:r>
+      <w:r>
+        <w:rPr>
+          <w:rStyle w:val="KeywordTok"/>
+        </w:rPr>
+        <w:t xml:space="preserve">td</w:t>
+      </w:r>
+      <w:r>
+        <w:rPr>
+          <w:rStyle w:val="DataTypeTok"/>
+        </w:rPr>
+        <w:t xml:space="preserve">&gt;</w:t>
+      </w:r>
+      <w:r>
+        <w:br/>
+      </w:r>
+      <w:r>
+        <w:rPr>
+          <w:rStyle w:val="DataTypeTok"/>
+        </w:rPr>
+        <w:t xml:space="preserve">&lt;/</w:t>
+      </w:r>
+      <w:r>
+        <w:rPr>
+          <w:rStyle w:val="KeywordTok"/>
+        </w:rPr>
+        <w:t xml:space="preserve">tr</w:t>
+      </w:r>
+      <w:r>
+        <w:rPr>
+          <w:rStyle w:val="DataTypeTok"/>
+        </w:rPr>
+        <w:t xml:space="preserve">&gt;</w:t>
       </w:r>
     </w:p>
     <w:p>
@@ -903,12 +1330,12 @@
         </w:pict>
       </w:r>
     </w:p>
-    <w:bookmarkEnd w:id="28"/>
     <w:bookmarkEnd w:id="29"/>
-    <w:bookmarkStart w:id="30" w:name="uml-sınıf-diyagramı"/>
-    <w:p>
-      <w:pPr>
-        <w:pStyle w:val="Heading1"/>
+    <w:bookmarkEnd w:id="30"/>
+    <w:bookmarkStart w:id="32" w:name="uml-sınıf-diyagramı"/>
+    <w:p>
+      <w:pPr>
+        <w:pStyle w:val="Heading2"/>
       </w:pPr>
       <w:r>
         <w:t xml:space="preserve">3. UML Sınıf Diyagramı</w:t>
@@ -919,7 +1346,7 @@
         <w:pStyle w:val="FirstParagraph"/>
       </w:pPr>
       <w:r>
-        <w:t xml:space="preserve">Aşağıdaki UML sınıf diyagramı, uygulamanın dört ana katmanını (entity, repository, service, controller) ve bunlar arasındaki ilişkileri göstermektedir.</w:t>
+        <w:t xml:space="preserve">Aşağıdaki UML sınıf diyagramı uygulamanın dört ana katmanını — entity, repository, service ve controller — ile bu katmanlar arasındaki bağımlılık ve ilişkileri göstermektedir.</w:t>
       </w:r>
     </w:p>
     <w:p>
@@ -928,25 +1355,38 @@
       </w:pPr>
       <w:r>
         <w:rPr>
-          <w:iCs/>
-          <w:i/>
-        </w:rPr>
-        <w:t xml:space="preserve">[BURAYA UML DIYAGRAMI RESMI EKLENECEK — uml/GayrimenkulYonetimSistemi.png dosyasını buraya yapıştır]</w:t>
-      </w:r>
-    </w:p>
-    <w:p>
-      <w:pPr>
-        <w:pStyle w:val="BodyText"/>
-      </w:pPr>
-      <w:r>
-        <w:t xml:space="preserve">Diyagramda dikkat çeken ilişkiler:</w:t>
+          <w:bCs/>
+          <w:b/>
+        </w:rPr>
+        <w:t xml:space="preserve">[BURAYA UML DIYAGRAMI EKLENECEK — uml/GayrimenkulYonetimSistemi.png dosyasını buraya yapıştırın]</w:t>
+      </w:r>
+    </w:p>
+    <w:bookmarkStart w:id="31" w:name="diyagramın-açıklaması"/>
+    <w:p>
+      <w:pPr>
+        <w:pStyle w:val="Heading3"/>
+      </w:pPr>
+      <w:r>
+        <w:t xml:space="preserve">3.1 Diyagramın Açıklaması</w:t>
+      </w:r>
+    </w:p>
+    <w:p>
+      <w:pPr>
+        <w:pStyle w:val="FirstParagraph"/>
+      </w:pPr>
+      <w:r>
+        <w:rPr>
+          <w:bCs/>
+          <w:b/>
+        </w:rPr>
+        <w:t xml:space="preserve">Entity Katmanı — Temel İlişkiler:</w:t>
       </w:r>
     </w:p>
     <w:p>
       <w:pPr>
         <w:numPr>
           <w:ilvl w:val="0"/>
-          <w:numId w:val="1003"/>
+          <w:numId w:val="1004"/>
         </w:numPr>
         <w:pStyle w:val="Compact"/>
       </w:pPr>
@@ -991,14 +1431,44 @@
         <w:t xml:space="preserve"> </w:t>
       </w:r>
       <w:r>
-        <w:t xml:space="preserve">(bir danışmanın birden fazla ilanı olabilir)</w:t>
+        <w:t xml:space="preserve">ilişkisi — bir danışmanın birden fazla ilanı olabilir;</w:t>
+      </w:r>
+      <w:r>
+        <w:t xml:space="preserve"> </w:t>
+      </w:r>
+      <w:r>
+        <w:rPr>
+          <w:rStyle w:val="VerbatimChar"/>
+        </w:rPr>
+        <w:t xml:space="preserve">ilanlar</w:t>
+      </w:r>
+      <w:r>
+        <w:t xml:space="preserve"> </w:t>
+      </w:r>
+      <w:r>
+        <w:t xml:space="preserve">alanı</w:t>
+      </w:r>
+      <w:r>
+        <w:t xml:space="preserve"> </w:t>
+      </w:r>
+      <w:r>
+        <w:rPr>
+          <w:rStyle w:val="VerbatimChar"/>
+        </w:rPr>
+        <w:t xml:space="preserve">List&lt;Property&gt;</w:t>
+      </w:r>
+      <w:r>
+        <w:t xml:space="preserve"> </w:t>
+      </w:r>
+      <w:r>
+        <w:t xml:space="preserve">türündedir.</w:t>
       </w:r>
     </w:p>
     <w:p>
       <w:pPr>
         <w:numPr>
           <w:ilvl w:val="0"/>
-          <w:numId w:val="1003"/>
+          <w:numId w:val="1004"/>
         </w:numPr>
         <w:pStyle w:val="Compact"/>
       </w:pPr>
@@ -1043,14 +1513,29 @@
         <w:t xml:space="preserve"> </w:t>
       </w:r>
       <w:r>
-        <w:t xml:space="preserve">(her ilanın en fazla bir danışmanı vardır)</w:t>
+        <w:t xml:space="preserve">ilişkisi — her ilanın en fazla bir sorumlu danışmanı vardır;</w:t>
+      </w:r>
+      <w:r>
+        <w:t xml:space="preserve"> </w:t>
+      </w:r>
+      <w:r>
+        <w:rPr>
+          <w:rStyle w:val="VerbatimChar"/>
+        </w:rPr>
+        <w:t xml:space="preserve">agent_id</w:t>
+      </w:r>
+      <w:r>
+        <w:t xml:space="preserve"> </w:t>
+      </w:r>
+      <w:r>
+        <w:t xml:space="preserve">yabancı anahtar sütunuyla sağlanır.</w:t>
       </w:r>
     </w:p>
     <w:p>
       <w:pPr>
         <w:numPr>
           <w:ilvl w:val="0"/>
-          <w:numId w:val="1003"/>
+          <w:numId w:val="1004"/>
         </w:numPr>
         <w:pStyle w:val="Compact"/>
       </w:pPr>
@@ -1058,13 +1543,13 @@
         <w:rPr>
           <w:rStyle w:val="VerbatimChar"/>
         </w:rPr>
-        <w:t xml:space="preserve">PropertyService</w:t>
-      </w:r>
-      <w:r>
-        <w:t xml:space="preserve"> </w:t>
-      </w:r>
-      <w:r>
-        <w:t xml:space="preserve">→</w:t>
+        <w:t xml:space="preserve">Property</w:t>
+      </w:r>
+      <w:r>
+        <w:t xml:space="preserve"> </w:t>
+      </w:r>
+      <w:r>
+        <w:t xml:space="preserve">sınıfı iki enum içerir:</w:t>
       </w:r>
       <w:r>
         <w:t xml:space="preserve"> </w:t>
@@ -1073,36 +1558,47 @@
         <w:rPr>
           <w:rStyle w:val="VerbatimChar"/>
         </w:rPr>
-        <w:t xml:space="preserve">PropertyRepository</w:t>
-      </w:r>
-      <w:r>
-        <w:t xml:space="preserve"> </w:t>
-      </w:r>
-      <w:r>
-        <w:t xml:space="preserve">:</w:t>
-      </w:r>
-      <w:r>
-        <w:t xml:space="preserve"> </w:t>
-      </w:r>
+        <w:t xml:space="preserve">IlanTipi</w:t>
+      </w:r>
+      <w:r>
+        <w:t xml:space="preserve"> </w:t>
+      </w:r>
+      <w:r>
+        <w:t xml:space="preserve">(SATILIK / KİRALIK) ve</w:t>
+      </w:r>
+      <w:r>
+        <w:t xml:space="preserve"> </w:t>
+      </w:r>
+      <w:r>
+        <w:rPr>
+          <w:rStyle w:val="VerbatimChar"/>
+        </w:rPr>
+        <w:t xml:space="preserve">Kategori</w:t>
+      </w:r>
+      <w:r>
+        <w:t xml:space="preserve"> </w:t>
+      </w:r>
+      <w:r>
+        <w:t xml:space="preserve">(DAİRE / VİLLA / ARSA / OFİS / DÜKKAN).</w:t>
+      </w:r>
+    </w:p>
+    <w:p>
+      <w:pPr>
+        <w:pStyle w:val="FirstParagraph"/>
+      </w:pPr>
       <w:r>
         <w:rPr>
           <w:bCs/>
           <w:b/>
         </w:rPr>
-        <w:t xml:space="preserve">Dependency Injection</w:t>
-      </w:r>
-      <w:r>
-        <w:t xml:space="preserve"> </w:t>
-      </w:r>
-      <w:r>
-        <w:t xml:space="preserve">(constructor injection)</w:t>
+        <w:t xml:space="preserve">Katmanlar Arası Bağımlılıklar (Dependency Injection):</w:t>
       </w:r>
     </w:p>
     <w:p>
       <w:pPr>
         <w:numPr>
           <w:ilvl w:val="0"/>
-          <w:numId w:val="1003"/>
+          <w:numId w:val="1005"/>
         </w:numPr>
         <w:pStyle w:val="Compact"/>
       </w:pPr>
@@ -1110,6 +1606,42 @@
         <w:rPr>
           <w:rStyle w:val="VerbatimChar"/>
         </w:rPr>
+        <w:t xml:space="preserve">PropertyService</w:t>
+      </w:r>
+      <w:r>
+        <w:t xml:space="preserve"> </w:t>
+      </w:r>
+      <w:r>
+        <w:t xml:space="preserve">→</w:t>
+      </w:r>
+      <w:r>
+        <w:t xml:space="preserve"> </w:t>
+      </w:r>
+      <w:r>
+        <w:rPr>
+          <w:rStyle w:val="VerbatimChar"/>
+        </w:rPr>
+        <w:t xml:space="preserve">PropertyRepository</w:t>
+      </w:r>
+      <w:r>
+        <w:t xml:space="preserve"> </w:t>
+      </w:r>
+      <w:r>
+        <w:t xml:space="preserve">: Service katmanı, veri erişimini Repository üzerinden gerçekleştirir.</w:t>
+      </w:r>
+    </w:p>
+    <w:p>
+      <w:pPr>
+        <w:numPr>
+          <w:ilvl w:val="0"/>
+          <w:numId w:val="1005"/>
+        </w:numPr>
+        <w:pStyle w:val="Compact"/>
+      </w:pPr>
+      <w:r>
+        <w:rPr>
+          <w:rStyle w:val="VerbatimChar"/>
+        </w:rPr>
         <w:t xml:space="preserve">PropertyController</w:t>
       </w:r>
       <w:r>
@@ -1131,23 +1663,55 @@
         <w:t xml:space="preserve"> </w:t>
       </w:r>
       <w:r>
-        <w:t xml:space="preserve">:</w:t>
-      </w:r>
-      <w:r>
-        <w:t xml:space="preserve"> </w:t>
-      </w:r>
-      <w:r>
-        <w:rPr>
-          <w:bCs/>
-          <w:b/>
-        </w:rPr>
-        <w:t xml:space="preserve">Dependency Injection</w:t>
-      </w:r>
-      <w:r>
-        <w:t xml:space="preserve"> </w:t>
-      </w:r>
-      <w:r>
-        <w:t xml:space="preserve">(constructor injection)</w:t>
+        <w:t xml:space="preserve">: Controller, iş mantığını Service katmanından çağırır.</w:t>
+      </w:r>
+    </w:p>
+    <w:p>
+      <w:pPr>
+        <w:numPr>
+          <w:ilvl w:val="0"/>
+          <w:numId w:val="1005"/>
+        </w:numPr>
+        <w:pStyle w:val="Compact"/>
+      </w:pPr>
+      <w:r>
+        <w:rPr>
+          <w:rStyle w:val="VerbatimChar"/>
+        </w:rPr>
+        <w:t xml:space="preserve">HomeController</w:t>
+      </w:r>
+      <w:r>
+        <w:t xml:space="preserve"> </w:t>
+      </w:r>
+      <w:r>
+        <w:t xml:space="preserve">→</w:t>
+      </w:r>
+      <w:r>
+        <w:t xml:space="preserve"> </w:t>
+      </w:r>
+      <w:r>
+        <w:rPr>
+          <w:rStyle w:val="VerbatimChar"/>
+        </w:rPr>
+        <w:t xml:space="preserve">PropertyService</w:t>
+      </w:r>
+      <w:r>
+        <w:t xml:space="preserve">,</w:t>
+      </w:r>
+      <w:r>
+        <w:t xml:space="preserve"> </w:t>
+      </w:r>
+      <w:r>
+        <w:rPr>
+          <w:rStyle w:val="VerbatimChar"/>
+        </w:rPr>
+        <w:t xml:space="preserve">AgentService</w:t>
+      </w:r>
+      <w:r>
+        <w:t xml:space="preserve"> </w:t>
+      </w:r>
+      <w:r>
+        <w:t xml:space="preserve">: Ana sayfa istatistiklerini her iki servisten toplar.</w:t>
       </w:r>
     </w:p>
     <w:p>
@@ -1157,23 +1721,446 @@
         </w:pict>
       </w:r>
     </w:p>
-    <w:bookmarkEnd w:id="30"/>
-    <w:bookmarkStart w:id="35" w:name="kullanılan-teknolojiler"/>
-    <w:p>
-      <w:pPr>
-        <w:pStyle w:val="Heading1"/>
+    <w:bookmarkEnd w:id="31"/>
+    <w:bookmarkEnd w:id="32"/>
+    <w:bookmarkStart w:id="37" w:name="kullanılan-teknolojiler"/>
+    <w:p>
+      <w:pPr>
+        <w:pStyle w:val="Heading2"/>
       </w:pPr>
       <w:r>
         <w:t xml:space="preserve">4. Kullanılan Teknolojiler</w:t>
       </w:r>
     </w:p>
-    <w:bookmarkStart w:id="31" w:name="backend"/>
-    <w:p>
-      <w:pPr>
-        <w:pStyle w:val="Heading2"/>
-      </w:pPr>
-      <w:r>
-        <w:t xml:space="preserve">4.1 Backend</w:t>
+    <w:bookmarkStart w:id="33" w:name="backend-teknolojileri"/>
+    <w:p>
+      <w:pPr>
+        <w:pStyle w:val="Heading3"/>
+      </w:pPr>
+      <w:r>
+        <w:t xml:space="preserve">4.1 Backend Teknolojileri</w:t>
+      </w:r>
+    </w:p>
+    <w:tbl>
+      <w:tblPr>
+        <w:tblStyle w:val="Table"/>
+        <w:tblW w:type="pct" w:w="5000"/>
+        <w:tblLook w:firstRow="1" w:lastRow="0" w:firstColumn="0" w:lastColumn="0" w:noHBand="0" w:noVBand="0" w:val="0020"/>
+        <w:jc w:val="start"/>
+      </w:tblPr>
+      <w:tblGrid>
+        <w:gridCol w:w="2562"/>
+        <w:gridCol w:w="1630"/>
+        <w:gridCol w:w="3727"/>
+      </w:tblGrid>
+      <w:tr>
+        <w:trPr>
+          <w:tblHeader w:val="true"/>
+        </w:trPr>
+        <w:tc>
+          <w:tcPr/>
+          <w:p>
+            <w:pPr>
+              <w:pStyle w:val="Compact"/>
+              <w:jc w:val="left"/>
+            </w:pPr>
+            <w:r>
+              <w:t xml:space="preserve">Teknoloji</w:t>
+            </w:r>
+          </w:p>
+        </w:tc>
+        <w:tc>
+          <w:tcPr/>
+          <w:p>
+            <w:pPr>
+              <w:pStyle w:val="Compact"/>
+              <w:jc w:val="left"/>
+            </w:pPr>
+            <w:r>
+              <w:t xml:space="preserve">Sürüm</w:t>
+            </w:r>
+          </w:p>
+        </w:tc>
+        <w:tc>
+          <w:tcPr/>
+          <w:p>
+            <w:pPr>
+              <w:pStyle w:val="Compact"/>
+              <w:jc w:val="left"/>
+            </w:pPr>
+            <w:r>
+              <w:t xml:space="preserve">Kullanım Amacı</w:t>
+            </w:r>
+          </w:p>
+        </w:tc>
+      </w:tr>
+      <w:tr>
+        <w:tc>
+          <w:tcPr/>
+          <w:p>
+            <w:pPr>
+              <w:pStyle w:val="Compact"/>
+              <w:jc w:val="left"/>
+            </w:pPr>
+            <w:r>
+              <w:t xml:space="preserve">Java</w:t>
+            </w:r>
+          </w:p>
+        </w:tc>
+        <w:tc>
+          <w:tcPr/>
+          <w:p>
+            <w:pPr>
+              <w:pStyle w:val="Compact"/>
+              <w:jc w:val="left"/>
+            </w:pPr>
+            <w:r>
+              <w:t xml:space="preserve">17 LTS</w:t>
+            </w:r>
+          </w:p>
+        </w:tc>
+        <w:tc>
+          <w:tcPr/>
+          <w:p>
+            <w:pPr>
+              <w:pStyle w:val="Compact"/>
+              <w:jc w:val="left"/>
+            </w:pPr>
+            <w:r>
+              <w:t xml:space="preserve">Temel programlama dili</w:t>
+            </w:r>
+          </w:p>
+        </w:tc>
+      </w:tr>
+      <w:tr>
+        <w:tc>
+          <w:tcPr/>
+          <w:p>
+            <w:pPr>
+              <w:pStyle w:val="Compact"/>
+              <w:jc w:val="left"/>
+            </w:pPr>
+            <w:r>
+              <w:t xml:space="preserve">Spring Boot</w:t>
+            </w:r>
+          </w:p>
+        </w:tc>
+        <w:tc>
+          <w:tcPr/>
+          <w:p>
+            <w:pPr>
+              <w:pStyle w:val="Compact"/>
+              <w:jc w:val="left"/>
+            </w:pPr>
+            <w:r>
+              <w:t xml:space="preserve">3.2.5</w:t>
+            </w:r>
+          </w:p>
+        </w:tc>
+        <w:tc>
+          <w:tcPr/>
+          <w:p>
+            <w:pPr>
+              <w:pStyle w:val="Compact"/>
+              <w:jc w:val="left"/>
+            </w:pPr>
+            <w:r>
+              <w:t xml:space="preserve">Web uygulama çatısı, auto-configuration</w:t>
+            </w:r>
+          </w:p>
+        </w:tc>
+      </w:tr>
+      <w:tr>
+        <w:tc>
+          <w:tcPr/>
+          <w:p>
+            <w:pPr>
+              <w:pStyle w:val="Compact"/>
+              <w:jc w:val="left"/>
+            </w:pPr>
+            <w:r>
+              <w:t xml:space="preserve">Spring MVC</w:t>
+            </w:r>
+          </w:p>
+        </w:tc>
+        <w:tc>
+          <w:tcPr/>
+          <w:p>
+            <w:pPr>
+              <w:pStyle w:val="Compact"/>
+              <w:jc w:val="left"/>
+            </w:pPr>
+            <w:r>
+              <w:t xml:space="preserve">6.1.x</w:t>
+            </w:r>
+          </w:p>
+        </w:tc>
+        <w:tc>
+          <w:tcPr/>
+          <w:p>
+            <w:pPr>
+              <w:pStyle w:val="Compact"/>
+              <w:jc w:val="left"/>
+            </w:pPr>
+            <w:r>
+              <w:t xml:space="preserve">HTTP istek/yanıt yönetimi, MVC mimarisi</w:t>
+            </w:r>
+          </w:p>
+        </w:tc>
+      </w:tr>
+      <w:tr>
+        <w:tc>
+          <w:tcPr/>
+          <w:p>
+            <w:pPr>
+              <w:pStyle w:val="Compact"/>
+              <w:jc w:val="left"/>
+            </w:pPr>
+            <w:r>
+              <w:t xml:space="preserve">Spring Data JPA</w:t>
+            </w:r>
+          </w:p>
+        </w:tc>
+        <w:tc>
+          <w:tcPr/>
+          <w:p>
+            <w:pPr>
+              <w:pStyle w:val="Compact"/>
+              <w:jc w:val="left"/>
+            </w:pPr>
+            <w:r>
+              <w:t xml:space="preserve">3.2.x</w:t>
+            </w:r>
+          </w:p>
+        </w:tc>
+        <w:tc>
+          <w:tcPr/>
+          <w:p>
+            <w:pPr>
+              <w:pStyle w:val="Compact"/>
+              <w:jc w:val="left"/>
+            </w:pPr>
+            <w:r>
+              <w:t xml:space="preserve">Repository katmanı, ORM soyutlaması</w:t>
+            </w:r>
+          </w:p>
+        </w:tc>
+      </w:tr>
+      <w:tr>
+        <w:tc>
+          <w:tcPr/>
+          <w:p>
+            <w:pPr>
+              <w:pStyle w:val="Compact"/>
+              <w:jc w:val="left"/>
+            </w:pPr>
+            <w:r>
+              <w:t xml:space="preserve">Hibernate</w:t>
+            </w:r>
+          </w:p>
+        </w:tc>
+        <w:tc>
+          <w:tcPr/>
+          <w:p>
+            <w:pPr>
+              <w:pStyle w:val="Compact"/>
+              <w:jc w:val="left"/>
+            </w:pPr>
+            <w:r>
+              <w:t xml:space="preserve">6.4.x</w:t>
+            </w:r>
+          </w:p>
+        </w:tc>
+        <w:tc>
+          <w:tcPr/>
+          <w:p>
+            <w:pPr>
+              <w:pStyle w:val="Compact"/>
+              <w:jc w:val="left"/>
+            </w:pPr>
+            <w:r>
+              <w:t xml:space="preserve">JPA implementasyonu, SQL üretimi</w:t>
+            </w:r>
+          </w:p>
+        </w:tc>
+      </w:tr>
+      <w:tr>
+        <w:tc>
+          <w:tcPr/>
+          <w:p>
+            <w:pPr>
+              <w:pStyle w:val="Compact"/>
+              <w:jc w:val="left"/>
+            </w:pPr>
+            <w:r>
+              <w:t xml:space="preserve">Bean Validation</w:t>
+            </w:r>
+          </w:p>
+        </w:tc>
+        <w:tc>
+          <w:tcPr/>
+          <w:p>
+            <w:pPr>
+              <w:pStyle w:val="Compact"/>
+              <w:jc w:val="left"/>
+            </w:pPr>
+            <w:r>
+              <w:t xml:space="preserve">3.0.x</w:t>
+            </w:r>
+          </w:p>
+        </w:tc>
+        <w:tc>
+          <w:tcPr/>
+          <w:p>
+            <w:pPr>
+              <w:pStyle w:val="Compact"/>
+              <w:jc w:val="left"/>
+            </w:pPr>
+            <w:r>
+              <w:t xml:space="preserve">Form alanı doğrulama (</w:t>
+            </w:r>
+            <w:r>
+              <w:rPr>
+                <w:rStyle w:val="VerbatimChar"/>
+              </w:rPr>
+              <w:t xml:space="preserve">@NotBlank</w:t>
+            </w:r>
+            <w:r>
+              <w:t xml:space="preserve">,</w:t>
+            </w:r>
+            <w:r>
+              <w:t xml:space="preserve"> </w:t>
+            </w:r>
+            <w:r>
+              <w:rPr>
+                <w:rStyle w:val="VerbatimChar"/>
+              </w:rPr>
+              <w:t xml:space="preserve">@Positive</w:t>
+            </w:r>
+            <w:r>
+              <w:t xml:space="preserve">,</w:t>
+            </w:r>
+            <w:r>
+              <w:t xml:space="preserve"> </w:t>
+            </w:r>
+            <w:r>
+              <w:rPr>
+                <w:rStyle w:val="VerbatimChar"/>
+              </w:rPr>
+              <w:t xml:space="preserve">@Email</w:t>
+            </w:r>
+            <w:r>
+              <w:t xml:space="preserve">)</w:t>
+            </w:r>
+          </w:p>
+        </w:tc>
+      </w:tr>
+      <w:tr>
+        <w:tc>
+          <w:tcPr/>
+          <w:p>
+            <w:pPr>
+              <w:pStyle w:val="Compact"/>
+              <w:jc w:val="left"/>
+            </w:pPr>
+            <w:r>
+              <w:t xml:space="preserve">Lombok</w:t>
+            </w:r>
+          </w:p>
+        </w:tc>
+        <w:tc>
+          <w:tcPr/>
+          <w:p>
+            <w:pPr>
+              <w:pStyle w:val="Compact"/>
+              <w:jc w:val="left"/>
+            </w:pPr>
+            <w:r>
+              <w:t xml:space="preserve">1.18.x</w:t>
+            </w:r>
+          </w:p>
+        </w:tc>
+        <w:tc>
+          <w:tcPr/>
+          <w:p>
+            <w:pPr>
+              <w:pStyle w:val="Compact"/>
+              <w:jc w:val="left"/>
+            </w:pPr>
+            <w:r>
+              <w:rPr>
+                <w:rStyle w:val="VerbatimChar"/>
+              </w:rPr>
+              <w:t xml:space="preserve">@Data</w:t>
+            </w:r>
+            <w:r>
+              <w:t xml:space="preserve">,</w:t>
+            </w:r>
+            <w:r>
+              <w:t xml:space="preserve"> </w:t>
+            </w:r>
+            <w:r>
+              <w:rPr>
+                <w:rStyle w:val="VerbatimChar"/>
+              </w:rPr>
+              <w:t xml:space="preserve">@RequiredArgsConstructor</w:t>
+            </w:r>
+            <w:r>
+              <w:t xml:space="preserve"> </w:t>
+            </w:r>
+            <w:r>
+              <w:t xml:space="preserve">ile boilerplate azaltma</w:t>
+            </w:r>
+          </w:p>
+        </w:tc>
+      </w:tr>
+      <w:tr>
+        <w:tc>
+          <w:tcPr/>
+          <w:p>
+            <w:pPr>
+              <w:pStyle w:val="Compact"/>
+              <w:jc w:val="left"/>
+            </w:pPr>
+            <w:r>
+              <w:t xml:space="preserve">H2 Database</w:t>
+            </w:r>
+          </w:p>
+        </w:tc>
+        <w:tc>
+          <w:tcPr/>
+          <w:p>
+            <w:pPr>
+              <w:pStyle w:val="Compact"/>
+              <w:jc w:val="left"/>
+            </w:pPr>
+            <w:r>
+              <w:t xml:space="preserve">2.x</w:t>
+            </w:r>
+          </w:p>
+        </w:tc>
+        <w:tc>
+          <w:tcPr/>
+          <w:p>
+            <w:pPr>
+              <w:pStyle w:val="Compact"/>
+              <w:jc w:val="left"/>
+            </w:pPr>
+            <w:r>
+              <w:t xml:space="preserve">Kurulum gerektirmeyen in-memory ilişkisel veritabanı</w:t>
+            </w:r>
+          </w:p>
+        </w:tc>
+      </w:tr>
+    </w:tbl>
+    <w:bookmarkEnd w:id="33"/>
+    <w:bookmarkStart w:id="34" w:name="frontend-teknolojileri"/>
+    <w:p>
+      <w:pPr>
+        <w:pStyle w:val="Heading3"/>
+      </w:pPr>
+      <w:r>
+        <w:t xml:space="preserve">4.2 Frontend Teknolojileri</w:t>
       </w:r>
     </w:p>
     <w:tbl>
@@ -1224,7 +2211,7 @@
               <w:jc w:val="left"/>
             </w:pPr>
             <w:r>
-              <w:t xml:space="preserve">Gerekçe</w:t>
+              <w:t xml:space="preserve">Kullanım Amacı</w:t>
             </w:r>
           </w:p>
         </w:tc>
@@ -1238,31 +2225,31 @@
               <w:jc w:val="left"/>
             </w:pPr>
             <w:r>
-              <w:t xml:space="preserve">Java</w:t>
-            </w:r>
-          </w:p>
-        </w:tc>
-        <w:tc>
-          <w:tcPr/>
-          <w:p>
-            <w:pPr>
-              <w:pStyle w:val="Compact"/>
-              <w:jc w:val="left"/>
-            </w:pPr>
-            <w:r>
-              <w:t xml:space="preserve">17 LTS</w:t>
-            </w:r>
-          </w:p>
-        </w:tc>
-        <w:tc>
-          <w:tcPr/>
-          <w:p>
-            <w:pPr>
-              <w:pStyle w:val="Compact"/>
-              <w:jc w:val="left"/>
-            </w:pPr>
-            <w:r>
-              <w:t xml:space="preserve">Uzun dönem destekli kararlı sürüm</w:t>
+              <w:t xml:space="preserve">Thymeleaf</w:t>
+            </w:r>
+          </w:p>
+        </w:tc>
+        <w:tc>
+          <w:tcPr/>
+          <w:p>
+            <w:pPr>
+              <w:pStyle w:val="Compact"/>
+              <w:jc w:val="left"/>
+            </w:pPr>
+            <w:r>
+              <w:t xml:space="preserve">3.1.x</w:t>
+            </w:r>
+          </w:p>
+        </w:tc>
+        <w:tc>
+          <w:tcPr/>
+          <w:p>
+            <w:pPr>
+              <w:pStyle w:val="Compact"/>
+              <w:jc w:val="left"/>
+            </w:pPr>
+            <w:r>
+              <w:t xml:space="preserve">Server-side HTML şablon motoru</w:t>
             </w:r>
           </w:p>
         </w:tc>
@@ -1276,31 +2263,31 @@
               <w:jc w:val="left"/>
             </w:pPr>
             <w:r>
-              <w:t xml:space="preserve">Spring Boot</w:t>
-            </w:r>
-          </w:p>
-        </w:tc>
-        <w:tc>
-          <w:tcPr/>
-          <w:p>
-            <w:pPr>
-              <w:pStyle w:val="Compact"/>
-              <w:jc w:val="left"/>
-            </w:pPr>
-            <w:r>
-              <w:t xml:space="preserve">3.2.5</w:t>
-            </w:r>
-          </w:p>
-        </w:tc>
-        <w:tc>
-          <w:tcPr/>
-          <w:p>
-            <w:pPr>
-              <w:pStyle w:val="Compact"/>
-              <w:jc w:val="left"/>
-            </w:pPr>
-            <w:r>
-              <w:t xml:space="preserve">MVC + DI + ORM entegrasyonu</w:t>
+              <w:t xml:space="preserve">Bootstrap</w:t>
+            </w:r>
+          </w:p>
+        </w:tc>
+        <w:tc>
+          <w:tcPr/>
+          <w:p>
+            <w:pPr>
+              <w:pStyle w:val="Compact"/>
+              <w:jc w:val="left"/>
+            </w:pPr>
+            <w:r>
+              <w:t xml:space="preserve">5.3.0</w:t>
+            </w:r>
+          </w:p>
+        </w:tc>
+        <w:tc>
+          <w:tcPr/>
+          <w:p>
+            <w:pPr>
+              <w:pStyle w:val="Compact"/>
+              <w:jc w:val="left"/>
+            </w:pPr>
+            <w:r>
+              <w:t xml:space="preserve">Responsive arayüz bileşenleri</w:t>
             </w:r>
           </w:p>
         </w:tc>
@@ -1314,31 +2301,82 @@
               <w:jc w:val="left"/>
             </w:pPr>
             <w:r>
-              <w:t xml:space="preserve">Spring Data JPA</w:t>
-            </w:r>
-          </w:p>
-        </w:tc>
-        <w:tc>
-          <w:tcPr/>
-          <w:p>
-            <w:pPr>
-              <w:pStyle w:val="Compact"/>
-              <w:jc w:val="left"/>
-            </w:pPr>
-            <w:r>
-              <w:t xml:space="preserve">3.2.5</w:t>
-            </w:r>
-          </w:p>
-        </w:tc>
-        <w:tc>
-          <w:tcPr/>
-          <w:p>
-            <w:pPr>
-              <w:pStyle w:val="Compact"/>
-              <w:jc w:val="left"/>
-            </w:pPr>
-            <w:r>
-              <w:t xml:space="preserve">SQL yazmadan veritabanı erişimi</w:t>
+              <w:t xml:space="preserve">Bootstrap Icons</w:t>
+            </w:r>
+          </w:p>
+        </w:tc>
+        <w:tc>
+          <w:tcPr/>
+          <w:p>
+            <w:pPr>
+              <w:pStyle w:val="Compact"/>
+              <w:jc w:val="left"/>
+            </w:pPr>
+            <w:r>
+              <w:t xml:space="preserve">1.11.0</w:t>
+            </w:r>
+          </w:p>
+        </w:tc>
+        <w:tc>
+          <w:tcPr/>
+          <w:p>
+            <w:pPr>
+              <w:pStyle w:val="Compact"/>
+              <w:jc w:val="left"/>
+            </w:pPr>
+            <w:r>
+              <w:t xml:space="preserve">SVG ikon seti</w:t>
+            </w:r>
+          </w:p>
+        </w:tc>
+      </w:tr>
+    </w:tbl>
+    <w:bookmarkEnd w:id="34"/>
+    <w:bookmarkStart w:id="35" w:name="geliştirme-ortamı"/>
+    <w:p>
+      <w:pPr>
+        <w:pStyle w:val="Heading3"/>
+      </w:pPr>
+      <w:r>
+        <w:t xml:space="preserve">4.3 Geliştirme Ortamı</w:t>
+      </w:r>
+    </w:p>
+    <w:tbl>
+      <w:tblPr>
+        <w:tblStyle w:val="Table"/>
+        <w:tblW w:type="auto" w:w="0"/>
+        <w:tblLook w:firstRow="1" w:lastRow="0" w:firstColumn="0" w:lastColumn="0" w:noHBand="0" w:noVBand="0" w:val="0020"/>
+        <w:jc w:val="start"/>
+      </w:tblPr>
+      <w:tblGrid>
+        <w:gridCol w:w="3960"/>
+        <w:gridCol w:w="3960"/>
+      </w:tblGrid>
+      <w:tr>
+        <w:trPr>
+          <w:tblHeader w:val="true"/>
+        </w:trPr>
+        <w:tc>
+          <w:tcPr/>
+          <w:p>
+            <w:pPr>
+              <w:pStyle w:val="Compact"/>
+              <w:jc w:val="left"/>
+            </w:pPr>
+            <w:r>
+              <w:t xml:space="preserve">Araç</w:t>
+            </w:r>
+          </w:p>
+        </w:tc>
+        <w:tc>
+          <w:tcPr/>
+          <w:p>
+            <w:pPr>
+              <w:pStyle w:val="Compact"/>
+              <w:jc w:val="left"/>
+            </w:pPr>
+            <w:r>
+              <w:t xml:space="preserve">Açıklama</w:t>
             </w:r>
           </w:p>
         </w:tc>
@@ -1352,31 +2390,19 @@
               <w:jc w:val="left"/>
             </w:pPr>
             <w:r>
-              <w:t xml:space="preserve">Hibernate</w:t>
-            </w:r>
-          </w:p>
-        </w:tc>
-        <w:tc>
-          <w:tcPr/>
-          <w:p>
-            <w:pPr>
-              <w:pStyle w:val="Compact"/>
-              <w:jc w:val="left"/>
-            </w:pPr>
-            <w:r>
-              <w:t xml:space="preserve">6.x</w:t>
-            </w:r>
-          </w:p>
-        </w:tc>
-        <w:tc>
-          <w:tcPr/>
-          <w:p>
-            <w:pPr>
-              <w:pStyle w:val="Compact"/>
-              <w:jc w:val="left"/>
-            </w:pPr>
-            <w:r>
-              <w:t xml:space="preserve">JPA implementasyonu, ORM</w:t>
+              <w:t xml:space="preserve">IDE</w:t>
+            </w:r>
+          </w:p>
+        </w:tc>
+        <w:tc>
+          <w:tcPr/>
+          <w:p>
+            <w:pPr>
+              <w:pStyle w:val="Compact"/>
+              <w:jc w:val="left"/>
+            </w:pPr>
+            <w:r>
+              <w:t xml:space="preserve">IntelliJ IDEA / VS Code</w:t>
             </w:r>
           </w:p>
         </w:tc>
@@ -1390,31 +2416,19 @@
               <w:jc w:val="left"/>
             </w:pPr>
             <w:r>
-              <w:t xml:space="preserve">Bean Validation</w:t>
-            </w:r>
-          </w:p>
-        </w:tc>
-        <w:tc>
-          <w:tcPr/>
-          <w:p>
-            <w:pPr>
-              <w:pStyle w:val="Compact"/>
-              <w:jc w:val="left"/>
-            </w:pPr>
-            <w:r>
-              <w:t xml:space="preserve">3.x</w:t>
-            </w:r>
-          </w:p>
-        </w:tc>
-        <w:tc>
-          <w:tcPr/>
-          <w:p>
-            <w:pPr>
-              <w:pStyle w:val="Compact"/>
-              <w:jc w:val="left"/>
-            </w:pPr>
-            <w:r>
-              <w:t xml:space="preserve">Form alanı doğrulama anotasyonları</w:t>
+              <w:t xml:space="preserve">Build Aracı</w:t>
+            </w:r>
+          </w:p>
+        </w:tc>
+        <w:tc>
+          <w:tcPr/>
+          <w:p>
+            <w:pPr>
+              <w:pStyle w:val="Compact"/>
+              <w:jc w:val="left"/>
+            </w:pPr>
+            <w:r>
+              <w:t xml:space="preserve">Apache Maven 3.8+</w:t>
             </w:r>
           </w:p>
         </w:tc>
@@ -1428,31 +2442,19 @@
               <w:jc w:val="left"/>
             </w:pPr>
             <w:r>
-              <w:t xml:space="preserve">Lombok</w:t>
-            </w:r>
-          </w:p>
-        </w:tc>
-        <w:tc>
-          <w:tcPr/>
-          <w:p>
-            <w:pPr>
-              <w:pStyle w:val="Compact"/>
-              <w:jc w:val="left"/>
-            </w:pPr>
-            <w:r>
-              <w:t xml:space="preserve">1.18.x</w:t>
-            </w:r>
-          </w:p>
-        </w:tc>
-        <w:tc>
-          <w:tcPr/>
-          <w:p>
-            <w:pPr>
-              <w:pStyle w:val="Compact"/>
-              <w:jc w:val="left"/>
-            </w:pPr>
-            <w:r>
-              <w:t xml:space="preserve">Getter/Setter/Constructor boilerplate azaltma</w:t>
+              <w:t xml:space="preserve">Versiyon Kontrolü</w:t>
+            </w:r>
+          </w:p>
+        </w:tc>
+        <w:tc>
+          <w:tcPr/>
+          <w:p>
+            <w:pPr>
+              <w:pStyle w:val="Compact"/>
+              <w:jc w:val="left"/>
+            </w:pPr>
+            <w:r>
+              <w:t xml:space="preserve">Git / GitHub</w:t>
             </w:r>
           </w:p>
         </w:tc>
@@ -1466,44 +2468,82 @@
               <w:jc w:val="left"/>
             </w:pPr>
             <w:r>
-              <w:t xml:space="preserve">H2 Database</w:t>
-            </w:r>
-          </w:p>
-        </w:tc>
-        <w:tc>
-          <w:tcPr/>
-          <w:p>
-            <w:pPr>
-              <w:pStyle w:val="Compact"/>
-              <w:jc w:val="left"/>
-            </w:pPr>
-            <w:r>
-              <w:t xml:space="preserve">2.x</w:t>
-            </w:r>
-          </w:p>
-        </w:tc>
-        <w:tc>
-          <w:tcPr/>
-          <w:p>
-            <w:pPr>
-              <w:pStyle w:val="Compact"/>
-              <w:jc w:val="left"/>
-            </w:pPr>
-            <w:r>
-              <w:t xml:space="preserve">Kurulum gerektirmeyen in-memory DB</w:t>
+              <w:t xml:space="preserve">Bağımlılık Yönetimi</w:t>
+            </w:r>
+          </w:p>
+        </w:tc>
+        <w:tc>
+          <w:tcPr/>
+          <w:p>
+            <w:pPr>
+              <w:pStyle w:val="Compact"/>
+              <w:jc w:val="left"/>
+            </w:pPr>
+            <w:r>
+              <w:t xml:space="preserve">Maven</w:t>
+            </w:r>
+            <w:r>
+              <w:t xml:space="preserve"> </w:t>
+            </w:r>
+            <w:r>
+              <w:rPr>
+                <w:rStyle w:val="VerbatimChar"/>
+              </w:rPr>
+              <w:t xml:space="preserve">pom.xml</w:t>
+            </w:r>
+            <w:r>
+              <w:t xml:space="preserve"> </w:t>
+            </w:r>
+            <w:r>
+              <w:t xml:space="preserve">— Spring Boot Parent POM</w:t>
             </w:r>
           </w:p>
         </w:tc>
       </w:tr>
     </w:tbl>
-    <w:bookmarkEnd w:id="31"/>
-    <w:bookmarkStart w:id="32" w:name="frontend"/>
-    <w:p>
-      <w:pPr>
-        <w:pStyle w:val="Heading2"/>
-      </w:pPr>
-      <w:r>
-        <w:t xml:space="preserve">4.2 Frontend</w:t>
+    <w:bookmarkEnd w:id="35"/>
+    <w:bookmarkStart w:id="36" w:name="veritabanı-şeması"/>
+    <w:p>
+      <w:pPr>
+        <w:pStyle w:val="Heading3"/>
+      </w:pPr>
+      <w:r>
+        <w:t xml:space="preserve">4.4 Veritabanı Şeması</w:t>
+      </w:r>
+    </w:p>
+    <w:p>
+      <w:pPr>
+        <w:pStyle w:val="FirstParagraph"/>
+      </w:pPr>
+      <w:r>
+        <w:t xml:space="preserve">Uygulama iki tablo kullanmaktadır. Tablolar Spring Boot başlangıcında JPA tarafından H2 veritabanında otomatik oluşturulur.</w:t>
+      </w:r>
+    </w:p>
+    <w:p>
+      <w:pPr>
+        <w:pStyle w:val="BodyText"/>
+      </w:pPr>
+      <w:r>
+        <w:rPr>
+          <w:rStyle w:val="VerbatimChar"/>
+          <w:bCs/>
+          <w:b/>
+        </w:rPr>
+        <w:t xml:space="preserve">agent</w:t>
+      </w:r>
+      <w:r>
+        <w:rPr>
+          <w:bCs/>
+          <w:b/>
+        </w:rPr>
+        <w:t xml:space="preserve"> </w:t>
+      </w:r>
+      <w:r>
+        <w:rPr>
+          <w:bCs/>
+          <w:b/>
+        </w:rPr>
+        <w:t xml:space="preserve">tablosu:</w:t>
       </w:r>
     </w:p>
     <w:tbl>
@@ -1530,31 +2570,31 @@
               <w:jc w:val="left"/>
             </w:pPr>
             <w:r>
-              <w:t xml:space="preserve">Teknoloji</w:t>
-            </w:r>
-          </w:p>
-        </w:tc>
-        <w:tc>
-          <w:tcPr/>
-          <w:p>
-            <w:pPr>
-              <w:pStyle w:val="Compact"/>
-              <w:jc w:val="left"/>
-            </w:pPr>
-            <w:r>
-              <w:t xml:space="preserve">Sürüm</w:t>
-            </w:r>
-          </w:p>
-        </w:tc>
-        <w:tc>
-          <w:tcPr/>
-          <w:p>
-            <w:pPr>
-              <w:pStyle w:val="Compact"/>
-              <w:jc w:val="left"/>
-            </w:pPr>
-            <w:r>
-              <w:t xml:space="preserve">Gerekçe</w:t>
+              <w:t xml:space="preserve">Sütun</w:t>
+            </w:r>
+          </w:p>
+        </w:tc>
+        <w:tc>
+          <w:tcPr/>
+          <w:p>
+            <w:pPr>
+              <w:pStyle w:val="Compact"/>
+              <w:jc w:val="left"/>
+            </w:pPr>
+            <w:r>
+              <w:t xml:space="preserve">Tür</w:t>
+            </w:r>
+          </w:p>
+        </w:tc>
+        <w:tc>
+          <w:tcPr/>
+          <w:p>
+            <w:pPr>
+              <w:pStyle w:val="Compact"/>
+              <w:jc w:val="left"/>
+            </w:pPr>
+            <w:r>
+              <w:t xml:space="preserve">Kısıt</w:t>
             </w:r>
           </w:p>
         </w:tc>
@@ -1568,31 +2608,31 @@
               <w:jc w:val="left"/>
             </w:pPr>
             <w:r>
-              <w:t xml:space="preserve">Thymeleaf</w:t>
-            </w:r>
-          </w:p>
-        </w:tc>
-        <w:tc>
-          <w:tcPr/>
-          <w:p>
-            <w:pPr>
-              <w:pStyle w:val="Compact"/>
-              <w:jc w:val="left"/>
-            </w:pPr>
-            <w:r>
-              <w:t xml:space="preserve">3.1.x</w:t>
-            </w:r>
-          </w:p>
-        </w:tc>
-        <w:tc>
-          <w:tcPr/>
-          <w:p>
-            <w:pPr>
-              <w:pStyle w:val="Compact"/>
-              <w:jc w:val="left"/>
-            </w:pPr>
-            <w:r>
-              <w:t xml:space="preserve">Spring MVC entegrasyonu, server-side render</w:t>
+              <w:t xml:space="preserve">id</w:t>
+            </w:r>
+          </w:p>
+        </w:tc>
+        <w:tc>
+          <w:tcPr/>
+          <w:p>
+            <w:pPr>
+              <w:pStyle w:val="Compact"/>
+              <w:jc w:val="left"/>
+            </w:pPr>
+            <w:r>
+              <w:t xml:space="preserve">BIGINT</w:t>
+            </w:r>
+          </w:p>
+        </w:tc>
+        <w:tc>
+          <w:tcPr/>
+          <w:p>
+            <w:pPr>
+              <w:pStyle w:val="Compact"/>
+              <w:jc w:val="left"/>
+            </w:pPr>
+            <w:r>
+              <w:t xml:space="preserve">PRIMARY KEY, AUTO_INCREMENT</w:t>
             </w:r>
           </w:p>
         </w:tc>
@@ -1606,31 +2646,31 @@
               <w:jc w:val="left"/>
             </w:pPr>
             <w:r>
-              <w:t xml:space="preserve">Bootstrap</w:t>
-            </w:r>
-          </w:p>
-        </w:tc>
-        <w:tc>
-          <w:tcPr/>
-          <w:p>
-            <w:pPr>
-              <w:pStyle w:val="Compact"/>
-              <w:jc w:val="left"/>
-            </w:pPr>
-            <w:r>
-              <w:t xml:space="preserve">5.3</w:t>
-            </w:r>
-          </w:p>
-        </w:tc>
-        <w:tc>
-          <w:tcPr/>
-          <w:p>
-            <w:pPr>
-              <w:pStyle w:val="Compact"/>
-              <w:jc w:val="left"/>
-            </w:pPr>
-            <w:r>
-              <w:t xml:space="preserve">Responsive ve modern arayüz bileşenleri</w:t>
+              <w:t xml:space="preserve">ad</w:t>
+            </w:r>
+          </w:p>
+        </w:tc>
+        <w:tc>
+          <w:tcPr/>
+          <w:p>
+            <w:pPr>
+              <w:pStyle w:val="Compact"/>
+              <w:jc w:val="left"/>
+            </w:pPr>
+            <w:r>
+              <w:t xml:space="preserve">VARCHAR</w:t>
+            </w:r>
+          </w:p>
+        </w:tc>
+        <w:tc>
+          <w:tcPr/>
+          <w:p>
+            <w:pPr>
+              <w:pStyle w:val="Compact"/>
+              <w:jc w:val="left"/>
+            </w:pPr>
+            <w:r>
+              <w:t xml:space="preserve">NOT NULL</w:t>
             </w:r>
           </w:p>
         </w:tc>
@@ -1644,44 +2684,175 @@
               <w:jc w:val="left"/>
             </w:pPr>
             <w:r>
-              <w:t xml:space="preserve">Bootstrap Icons</w:t>
-            </w:r>
-          </w:p>
-        </w:tc>
-        <w:tc>
-          <w:tcPr/>
-          <w:p>
-            <w:pPr>
-              <w:pStyle w:val="Compact"/>
-              <w:jc w:val="left"/>
-            </w:pPr>
-            <w:r>
-              <w:t xml:space="preserve">1.11</w:t>
-            </w:r>
-          </w:p>
-        </w:tc>
-        <w:tc>
-          <w:tcPr/>
-          <w:p>
-            <w:pPr>
-              <w:pStyle w:val="Compact"/>
-              <w:jc w:val="left"/>
-            </w:pPr>
-            <w:r>
-              <w:t xml:space="preserve">SVG ikon seti</w:t>
+              <w:t xml:space="preserve">soyad</w:t>
+            </w:r>
+          </w:p>
+        </w:tc>
+        <w:tc>
+          <w:tcPr/>
+          <w:p>
+            <w:pPr>
+              <w:pStyle w:val="Compact"/>
+              <w:jc w:val="left"/>
+            </w:pPr>
+            <w:r>
+              <w:t xml:space="preserve">VARCHAR</w:t>
+            </w:r>
+          </w:p>
+        </w:tc>
+        <w:tc>
+          <w:tcPr/>
+          <w:p>
+            <w:pPr>
+              <w:pStyle w:val="Compact"/>
+              <w:jc w:val="left"/>
+            </w:pPr>
+            <w:r>
+              <w:t xml:space="preserve">NOT NULL</w:t>
+            </w:r>
+          </w:p>
+        </w:tc>
+      </w:tr>
+      <w:tr>
+        <w:tc>
+          <w:tcPr/>
+          <w:p>
+            <w:pPr>
+              <w:pStyle w:val="Compact"/>
+              <w:jc w:val="left"/>
+            </w:pPr>
+            <w:r>
+              <w:t xml:space="preserve">telefon</w:t>
+            </w:r>
+          </w:p>
+        </w:tc>
+        <w:tc>
+          <w:tcPr/>
+          <w:p>
+            <w:pPr>
+              <w:pStyle w:val="Compact"/>
+              <w:jc w:val="left"/>
+            </w:pPr>
+            <w:r>
+              <w:t xml:space="preserve">VARCHAR</w:t>
+            </w:r>
+          </w:p>
+        </w:tc>
+        <w:tc>
+          <w:tcPr/>
+          <w:p>
+            <w:pPr>
+              <w:pStyle w:val="Compact"/>
+              <w:jc w:val="left"/>
+            </w:pPr>
+            <w:r>
+              <w:t xml:space="preserve">—</w:t>
+            </w:r>
+          </w:p>
+        </w:tc>
+      </w:tr>
+      <w:tr>
+        <w:tc>
+          <w:tcPr/>
+          <w:p>
+            <w:pPr>
+              <w:pStyle w:val="Compact"/>
+              <w:jc w:val="left"/>
+            </w:pPr>
+            <w:r>
+              <w:t xml:space="preserve">email</w:t>
+            </w:r>
+          </w:p>
+        </w:tc>
+        <w:tc>
+          <w:tcPr/>
+          <w:p>
+            <w:pPr>
+              <w:pStyle w:val="Compact"/>
+              <w:jc w:val="left"/>
+            </w:pPr>
+            <w:r>
+              <w:t xml:space="preserve">VARCHAR</w:t>
+            </w:r>
+          </w:p>
+        </w:tc>
+        <w:tc>
+          <w:tcPr/>
+          <w:p>
+            <w:pPr>
+              <w:pStyle w:val="Compact"/>
+              <w:jc w:val="left"/>
+            </w:pPr>
+            <w:r>
+              <w:t xml:space="preserve">UNIQUE</w:t>
+            </w:r>
+          </w:p>
+        </w:tc>
+      </w:tr>
+      <w:tr>
+        <w:tc>
+          <w:tcPr/>
+          <w:p>
+            <w:pPr>
+              <w:pStyle w:val="Compact"/>
+              <w:jc w:val="left"/>
+            </w:pPr>
+            <w:r>
+              <w:t xml:space="preserve">ofis</w:t>
+            </w:r>
+          </w:p>
+        </w:tc>
+        <w:tc>
+          <w:tcPr/>
+          <w:p>
+            <w:pPr>
+              <w:pStyle w:val="Compact"/>
+              <w:jc w:val="left"/>
+            </w:pPr>
+            <w:r>
+              <w:t xml:space="preserve">VARCHAR</w:t>
+            </w:r>
+          </w:p>
+        </w:tc>
+        <w:tc>
+          <w:tcPr/>
+          <w:p>
+            <w:pPr>
+              <w:pStyle w:val="Compact"/>
+              <w:jc w:val="left"/>
+            </w:pPr>
+            <w:r>
+              <w:t xml:space="preserve">—</w:t>
             </w:r>
           </w:p>
         </w:tc>
       </w:tr>
     </w:tbl>
-    <w:bookmarkEnd w:id="32"/>
-    <w:bookmarkStart w:id="33" w:name="geliştirme-ortamı"/>
-    <w:p>
-      <w:pPr>
-        <w:pStyle w:val="Heading2"/>
-      </w:pPr>
-      <w:r>
-        <w:t xml:space="preserve">4.3 Geliştirme Ortamı</w:t>
+    <w:p>
+      <w:pPr>
+        <w:pStyle w:val="BodyText"/>
+      </w:pPr>
+      <w:r>
+        <w:rPr>
+          <w:rStyle w:val="VerbatimChar"/>
+          <w:bCs/>
+          <w:b/>
+        </w:rPr>
+        <w:t xml:space="preserve">property</w:t>
+      </w:r>
+      <w:r>
+        <w:rPr>
+          <w:bCs/>
+          <w:b/>
+        </w:rPr>
+        <w:t xml:space="preserve"> </w:t>
+      </w:r>
+      <w:r>
+        <w:rPr>
+          <w:bCs/>
+          <w:b/>
+        </w:rPr>
+        <w:t xml:space="preserve">tablosu:</w:t>
       </w:r>
     </w:p>
     <w:tbl>
@@ -1692,8 +2863,9 @@
         <w:jc w:val="start"/>
       </w:tblPr>
       <w:tblGrid>
-        <w:gridCol w:w="3960"/>
-        <w:gridCol w:w="3960"/>
+        <w:gridCol w:w="2640"/>
+        <w:gridCol w:w="2640"/>
+        <w:gridCol w:w="2640"/>
       </w:tblGrid>
       <w:tr>
         <w:trPr>
@@ -1707,19 +2879,31 @@
               <w:jc w:val="left"/>
             </w:pPr>
             <w:r>
-              <w:t xml:space="preserve">Araç</w:t>
-            </w:r>
-          </w:p>
-        </w:tc>
-        <w:tc>
-          <w:tcPr/>
-          <w:p>
-            <w:pPr>
-              <w:pStyle w:val="Compact"/>
-              <w:jc w:val="left"/>
-            </w:pPr>
-            <w:r>
-              <w:t xml:space="preserve">Açıklama</w:t>
+              <w:t xml:space="preserve">Sütun</w:t>
+            </w:r>
+          </w:p>
+        </w:tc>
+        <w:tc>
+          <w:tcPr/>
+          <w:p>
+            <w:pPr>
+              <w:pStyle w:val="Compact"/>
+              <w:jc w:val="left"/>
+            </w:pPr>
+            <w:r>
+              <w:t xml:space="preserve">Tür</w:t>
+            </w:r>
+          </w:p>
+        </w:tc>
+        <w:tc>
+          <w:tcPr/>
+          <w:p>
+            <w:pPr>
+              <w:pStyle w:val="Compact"/>
+              <w:jc w:val="left"/>
+            </w:pPr>
+            <w:r>
+              <w:t xml:space="preserve">Kısıt</w:t>
             </w:r>
           </w:p>
         </w:tc>
@@ -1733,19 +2917,31 @@
               <w:jc w:val="left"/>
             </w:pPr>
             <w:r>
-              <w:t xml:space="preserve">IDE</w:t>
-            </w:r>
-          </w:p>
-        </w:tc>
-        <w:tc>
-          <w:tcPr/>
-          <w:p>
-            <w:pPr>
-              <w:pStyle w:val="Compact"/>
-              <w:jc w:val="left"/>
-            </w:pPr>
-            <w:r>
-              <w:t xml:space="preserve">IntelliJ IDEA / VS Code</w:t>
+              <w:t xml:space="preserve">id</w:t>
+            </w:r>
+          </w:p>
+        </w:tc>
+        <w:tc>
+          <w:tcPr/>
+          <w:p>
+            <w:pPr>
+              <w:pStyle w:val="Compact"/>
+              <w:jc w:val="left"/>
+            </w:pPr>
+            <w:r>
+              <w:t xml:space="preserve">BIGINT</w:t>
+            </w:r>
+          </w:p>
+        </w:tc>
+        <w:tc>
+          <w:tcPr/>
+          <w:p>
+            <w:pPr>
+              <w:pStyle w:val="Compact"/>
+              <w:jc w:val="left"/>
+            </w:pPr>
+            <w:r>
+              <w:t xml:space="preserve">PRIMARY KEY, AUTO_INCREMENT</w:t>
             </w:r>
           </w:p>
         </w:tc>
@@ -1759,19 +2955,31 @@
               <w:jc w:val="left"/>
             </w:pPr>
             <w:r>
-              <w:t xml:space="preserve">Build Aracı</w:t>
-            </w:r>
-          </w:p>
-        </w:tc>
-        <w:tc>
-          <w:tcPr/>
-          <w:p>
-            <w:pPr>
-              <w:pStyle w:val="Compact"/>
-              <w:jc w:val="left"/>
-            </w:pPr>
-            <w:r>
-              <w:t xml:space="preserve">Apache Maven 3.8+</w:t>
+              <w:t xml:space="preserve">baslik</w:t>
+            </w:r>
+          </w:p>
+        </w:tc>
+        <w:tc>
+          <w:tcPr/>
+          <w:p>
+            <w:pPr>
+              <w:pStyle w:val="Compact"/>
+              <w:jc w:val="left"/>
+            </w:pPr>
+            <w:r>
+              <w:t xml:space="preserve">VARCHAR</w:t>
+            </w:r>
+          </w:p>
+        </w:tc>
+        <w:tc>
+          <w:tcPr/>
+          <w:p>
+            <w:pPr>
+              <w:pStyle w:val="Compact"/>
+              <w:jc w:val="left"/>
+            </w:pPr>
+            <w:r>
+              <w:t xml:space="preserve">NOT NULL</w:t>
             </w:r>
           </w:p>
         </w:tc>
@@ -1785,297 +2993,416 @@
               <w:jc w:val="left"/>
             </w:pPr>
             <w:r>
-              <w:t xml:space="preserve">Versiyon Kontrolü</w:t>
-            </w:r>
-          </w:p>
-        </w:tc>
-        <w:tc>
-          <w:tcPr/>
-          <w:p>
-            <w:pPr>
-              <w:pStyle w:val="Compact"/>
-              <w:jc w:val="left"/>
-            </w:pPr>
-            <w:r>
-              <w:t xml:space="preserve">Git / GitHub</w:t>
+              <w:t xml:space="preserve">fiyat</w:t>
+            </w:r>
+          </w:p>
+        </w:tc>
+        <w:tc>
+          <w:tcPr/>
+          <w:p>
+            <w:pPr>
+              <w:pStyle w:val="Compact"/>
+              <w:jc w:val="left"/>
+            </w:pPr>
+            <w:r>
+              <w:t xml:space="preserve">DOUBLE</w:t>
+            </w:r>
+          </w:p>
+        </w:tc>
+        <w:tc>
+          <w:tcPr/>
+          <w:p>
+            <w:pPr>
+              <w:pStyle w:val="Compact"/>
+              <w:jc w:val="left"/>
+            </w:pPr>
+            <w:r>
+              <w:t xml:space="preserve">—</w:t>
+            </w:r>
+          </w:p>
+        </w:tc>
+      </w:tr>
+      <w:tr>
+        <w:tc>
+          <w:tcPr/>
+          <w:p>
+            <w:pPr>
+              <w:pStyle w:val="Compact"/>
+              <w:jc w:val="left"/>
+            </w:pPr>
+            <w:r>
+              <w:t xml:space="preserve">tipi</w:t>
+            </w:r>
+          </w:p>
+        </w:tc>
+        <w:tc>
+          <w:tcPr/>
+          <w:p>
+            <w:pPr>
+              <w:pStyle w:val="Compact"/>
+              <w:jc w:val="left"/>
+            </w:pPr>
+            <w:r>
+              <w:t xml:space="preserve">VARCHAR</w:t>
+            </w:r>
+          </w:p>
+        </w:tc>
+        <w:tc>
+          <w:tcPr/>
+          <w:p>
+            <w:pPr>
+              <w:pStyle w:val="Compact"/>
+              <w:jc w:val="left"/>
+            </w:pPr>
+            <w:r>
+              <w:t xml:space="preserve">SATILIK / KİRALIK</w:t>
+            </w:r>
+          </w:p>
+        </w:tc>
+      </w:tr>
+      <w:tr>
+        <w:tc>
+          <w:tcPr/>
+          <w:p>
+            <w:pPr>
+              <w:pStyle w:val="Compact"/>
+              <w:jc w:val="left"/>
+            </w:pPr>
+            <w:r>
+              <w:t xml:space="preserve">kategori</w:t>
+            </w:r>
+          </w:p>
+        </w:tc>
+        <w:tc>
+          <w:tcPr/>
+          <w:p>
+            <w:pPr>
+              <w:pStyle w:val="Compact"/>
+              <w:jc w:val="left"/>
+            </w:pPr>
+            <w:r>
+              <w:t xml:space="preserve">VARCHAR</w:t>
+            </w:r>
+          </w:p>
+        </w:tc>
+        <w:tc>
+          <w:tcPr/>
+          <w:p>
+            <w:pPr>
+              <w:pStyle w:val="Compact"/>
+              <w:jc w:val="left"/>
+            </w:pPr>
+            <w:r>
+              <w:t xml:space="preserve">DAİRE / VİLLA / ARSA / OFİS / DÜKKAN</w:t>
+            </w:r>
+          </w:p>
+        </w:tc>
+      </w:tr>
+      <w:tr>
+        <w:tc>
+          <w:tcPr/>
+          <w:p>
+            <w:pPr>
+              <w:pStyle w:val="Compact"/>
+              <w:jc w:val="left"/>
+            </w:pPr>
+            <w:r>
+              <w:t xml:space="preserve">metrekare</w:t>
+            </w:r>
+          </w:p>
+        </w:tc>
+        <w:tc>
+          <w:tcPr/>
+          <w:p>
+            <w:pPr>
+              <w:pStyle w:val="Compact"/>
+              <w:jc w:val="left"/>
+            </w:pPr>
+            <w:r>
+              <w:t xml:space="preserve">INTEGER</w:t>
+            </w:r>
+          </w:p>
+        </w:tc>
+        <w:tc>
+          <w:tcPr/>
+          <w:p>
+            <w:pPr>
+              <w:pStyle w:val="Compact"/>
+              <w:jc w:val="left"/>
+            </w:pPr>
+            <w:r>
+              <w:t xml:space="preserve">—</w:t>
+            </w:r>
+          </w:p>
+        </w:tc>
+      </w:tr>
+      <w:tr>
+        <w:tc>
+          <w:tcPr/>
+          <w:p>
+            <w:pPr>
+              <w:pStyle w:val="Compact"/>
+              <w:jc w:val="left"/>
+            </w:pPr>
+            <w:r>
+              <w:t xml:space="preserve">oda_sayisi</w:t>
+            </w:r>
+          </w:p>
+        </w:tc>
+        <w:tc>
+          <w:tcPr/>
+          <w:p>
+            <w:pPr>
+              <w:pStyle w:val="Compact"/>
+              <w:jc w:val="left"/>
+            </w:pPr>
+            <w:r>
+              <w:t xml:space="preserve">INTEGER</w:t>
+            </w:r>
+          </w:p>
+        </w:tc>
+        <w:tc>
+          <w:tcPr/>
+          <w:p>
+            <w:pPr>
+              <w:pStyle w:val="Compact"/>
+              <w:jc w:val="left"/>
+            </w:pPr>
+            <w:r>
+              <w:t xml:space="preserve">—</w:t>
+            </w:r>
+          </w:p>
+        </w:tc>
+      </w:tr>
+      <w:tr>
+        <w:tc>
+          <w:tcPr/>
+          <w:p>
+            <w:pPr>
+              <w:pStyle w:val="Compact"/>
+              <w:jc w:val="left"/>
+            </w:pPr>
+            <w:r>
+              <w:t xml:space="preserve">adres</w:t>
+            </w:r>
+          </w:p>
+        </w:tc>
+        <w:tc>
+          <w:tcPr/>
+          <w:p>
+            <w:pPr>
+              <w:pStyle w:val="Compact"/>
+              <w:jc w:val="left"/>
+            </w:pPr>
+            <w:r>
+              <w:t xml:space="preserve">VARCHAR</w:t>
+            </w:r>
+          </w:p>
+        </w:tc>
+        <w:tc>
+          <w:tcPr/>
+          <w:p>
+            <w:pPr>
+              <w:pStyle w:val="Compact"/>
+              <w:jc w:val="left"/>
+            </w:pPr>
+            <w:r>
+              <w:t xml:space="preserve">—</w:t>
+            </w:r>
+          </w:p>
+        </w:tc>
+      </w:tr>
+      <w:tr>
+        <w:tc>
+          <w:tcPr/>
+          <w:p>
+            <w:pPr>
+              <w:pStyle w:val="Compact"/>
+              <w:jc w:val="left"/>
+            </w:pPr>
+            <w:r>
+              <w:t xml:space="preserve">sehir</w:t>
+            </w:r>
+          </w:p>
+        </w:tc>
+        <w:tc>
+          <w:tcPr/>
+          <w:p>
+            <w:pPr>
+              <w:pStyle w:val="Compact"/>
+              <w:jc w:val="left"/>
+            </w:pPr>
+            <w:r>
+              <w:t xml:space="preserve">VARCHAR</w:t>
+            </w:r>
+          </w:p>
+        </w:tc>
+        <w:tc>
+          <w:tcPr/>
+          <w:p>
+            <w:pPr>
+              <w:pStyle w:val="Compact"/>
+              <w:jc w:val="left"/>
+            </w:pPr>
+            <w:r>
+              <w:t xml:space="preserve">—</w:t>
+            </w:r>
+          </w:p>
+        </w:tc>
+      </w:tr>
+      <w:tr>
+        <w:tc>
+          <w:tcPr/>
+          <w:p>
+            <w:pPr>
+              <w:pStyle w:val="Compact"/>
+              <w:jc w:val="left"/>
+            </w:pPr>
+            <w:r>
+              <w:t xml:space="preserve">aciklama</w:t>
+            </w:r>
+          </w:p>
+        </w:tc>
+        <w:tc>
+          <w:tcPr/>
+          <w:p>
+            <w:pPr>
+              <w:pStyle w:val="Compact"/>
+              <w:jc w:val="left"/>
+            </w:pPr>
+            <w:r>
+              <w:t xml:space="preserve">VARCHAR(1000)</w:t>
+            </w:r>
+          </w:p>
+        </w:tc>
+        <w:tc>
+          <w:tcPr/>
+          <w:p>
+            <w:pPr>
+              <w:pStyle w:val="Compact"/>
+              <w:jc w:val="left"/>
+            </w:pPr>
+            <w:r>
+              <w:t xml:space="preserve">—</w:t>
+            </w:r>
+          </w:p>
+        </w:tc>
+      </w:tr>
+      <w:tr>
+        <w:tc>
+          <w:tcPr/>
+          <w:p>
+            <w:pPr>
+              <w:pStyle w:val="Compact"/>
+              <w:jc w:val="left"/>
+            </w:pPr>
+            <w:r>
+              <w:t xml:space="preserve">aktif</w:t>
+            </w:r>
+          </w:p>
+        </w:tc>
+        <w:tc>
+          <w:tcPr/>
+          <w:p>
+            <w:pPr>
+              <w:pStyle w:val="Compact"/>
+              <w:jc w:val="left"/>
+            </w:pPr>
+            <w:r>
+              <w:t xml:space="preserve">BOOLEAN</w:t>
+            </w:r>
+          </w:p>
+        </w:tc>
+        <w:tc>
+          <w:tcPr/>
+          <w:p>
+            <w:pPr>
+              <w:pStyle w:val="Compact"/>
+              <w:jc w:val="left"/>
+            </w:pPr>
+            <w:r>
+              <w:t xml:space="preserve">DEFAULT true</w:t>
+            </w:r>
+          </w:p>
+        </w:tc>
+      </w:tr>
+      <w:tr>
+        <w:tc>
+          <w:tcPr/>
+          <w:p>
+            <w:pPr>
+              <w:pStyle w:val="Compact"/>
+              <w:jc w:val="left"/>
+            </w:pPr>
+            <w:r>
+              <w:t xml:space="preserve">kayit_tarihi</w:t>
+            </w:r>
+          </w:p>
+        </w:tc>
+        <w:tc>
+          <w:tcPr/>
+          <w:p>
+            <w:pPr>
+              <w:pStyle w:val="Compact"/>
+              <w:jc w:val="left"/>
+            </w:pPr>
+            <w:r>
+              <w:t xml:space="preserve">DATE</w:t>
+            </w:r>
+          </w:p>
+        </w:tc>
+        <w:tc>
+          <w:tcPr/>
+          <w:p>
+            <w:pPr>
+              <w:pStyle w:val="Compact"/>
+              <w:jc w:val="left"/>
+            </w:pPr>
+            <w:r>
+              <w:t xml:space="preserve">—</w:t>
+            </w:r>
+          </w:p>
+        </w:tc>
+      </w:tr>
+      <w:tr>
+        <w:tc>
+          <w:tcPr/>
+          <w:p>
+            <w:pPr>
+              <w:pStyle w:val="Compact"/>
+              <w:jc w:val="left"/>
+            </w:pPr>
+            <w:r>
+              <w:t xml:space="preserve">agent_id</w:t>
+            </w:r>
+          </w:p>
+        </w:tc>
+        <w:tc>
+          <w:tcPr/>
+          <w:p>
+            <w:pPr>
+              <w:pStyle w:val="Compact"/>
+              <w:jc w:val="left"/>
+            </w:pPr>
+            <w:r>
+              <w:t xml:space="preserve">BIGINT</w:t>
+            </w:r>
+          </w:p>
+        </w:tc>
+        <w:tc>
+          <w:tcPr/>
+          <w:p>
+            <w:pPr>
+              <w:pStyle w:val="Compact"/>
+              <w:jc w:val="left"/>
+            </w:pPr>
+            <w:r>
+              <w:t xml:space="preserve">FOREIGN KEY → agent(id)</w:t>
             </w:r>
           </w:p>
         </w:tc>
       </w:tr>
     </w:tbl>
-    <w:bookmarkEnd w:id="33"/>
-    <w:bookmarkStart w:id="34" w:name="veritabanı-tasarımı"/>
-    <w:p>
-      <w:pPr>
-        <w:pStyle w:val="Heading2"/>
-      </w:pPr>
-      <w:r>
-        <w:t xml:space="preserve">4.4 Veritabanı Tasarımı</w:t>
-      </w:r>
-    </w:p>
-    <w:p>
-      <w:pPr>
-        <w:pStyle w:val="FirstParagraph"/>
-      </w:pPr>
-      <w:r>
-        <w:t xml:space="preserve">İki tablo kullanılmıştır:</w:t>
-      </w:r>
-    </w:p>
-    <w:p>
-      <w:pPr>
-        <w:pStyle w:val="BodyText"/>
-      </w:pPr>
-      <w:r>
-        <w:rPr>
-          <w:bCs/>
-          <w:b/>
-        </w:rPr>
-        <w:t xml:space="preserve">agent tablosu:</w:t>
-      </w:r>
-      <w:r>
-        <w:t xml:space="preserve"> </w:t>
-      </w:r>
-      <w:r>
-        <w:rPr>
-          <w:rStyle w:val="VerbatimChar"/>
-        </w:rPr>
-        <w:t xml:space="preserve">id</w:t>
-      </w:r>
-      <w:r>
-        <w:t xml:space="preserve">,</w:t>
-      </w:r>
-      <w:r>
-        <w:t xml:space="preserve"> </w:t>
-      </w:r>
-      <w:r>
-        <w:rPr>
-          <w:rStyle w:val="VerbatimChar"/>
-        </w:rPr>
-        <w:t xml:space="preserve">ad</w:t>
-      </w:r>
-      <w:r>
-        <w:t xml:space="preserve">,</w:t>
-      </w:r>
-      <w:r>
-        <w:t xml:space="preserve"> </w:t>
-      </w:r>
-      <w:r>
-        <w:rPr>
-          <w:rStyle w:val="VerbatimChar"/>
-        </w:rPr>
-        <w:t xml:space="preserve">soyad</w:t>
-      </w:r>
-      <w:r>
-        <w:t xml:space="preserve">,</w:t>
-      </w:r>
-      <w:r>
-        <w:t xml:space="preserve"> </w:t>
-      </w:r>
-      <w:r>
-        <w:rPr>
-          <w:rStyle w:val="VerbatimChar"/>
-        </w:rPr>
-        <w:t xml:space="preserve">telefon</w:t>
-      </w:r>
-      <w:r>
-        <w:t xml:space="preserve">,</w:t>
-      </w:r>
-      <w:r>
-        <w:t xml:space="preserve"> </w:t>
-      </w:r>
-      <w:r>
-        <w:rPr>
-          <w:rStyle w:val="VerbatimChar"/>
-        </w:rPr>
-        <w:t xml:space="preserve">email</w:t>
-      </w:r>
-      <w:r>
-        <w:t xml:space="preserve"> </w:t>
-      </w:r>
-      <w:r>
-        <w:t xml:space="preserve">(unique),</w:t>
-      </w:r>
-      <w:r>
-        <w:t xml:space="preserve"> </w:t>
-      </w:r>
-      <w:r>
-        <w:rPr>
-          <w:rStyle w:val="VerbatimChar"/>
-        </w:rPr>
-        <w:t xml:space="preserve">ofis</w:t>
-      </w:r>
-    </w:p>
-    <w:p>
-      <w:pPr>
-        <w:pStyle w:val="BodyText"/>
-      </w:pPr>
-      <w:r>
-        <w:rPr>
-          <w:bCs/>
-          <w:b/>
-        </w:rPr>
-        <w:t xml:space="preserve">property tablosu:</w:t>
-      </w:r>
-      <w:r>
-        <w:t xml:space="preserve"> </w:t>
-      </w:r>
-      <w:r>
-        <w:rPr>
-          <w:rStyle w:val="VerbatimChar"/>
-        </w:rPr>
-        <w:t xml:space="preserve">id</w:t>
-      </w:r>
-      <w:r>
-        <w:t xml:space="preserve">,</w:t>
-      </w:r>
-      <w:r>
-        <w:t xml:space="preserve"> </w:t>
-      </w:r>
-      <w:r>
-        <w:rPr>
-          <w:rStyle w:val="VerbatimChar"/>
-        </w:rPr>
-        <w:t xml:space="preserve">baslik</w:t>
-      </w:r>
-      <w:r>
-        <w:t xml:space="preserve">,</w:t>
-      </w:r>
-      <w:r>
-        <w:t xml:space="preserve"> </w:t>
-      </w:r>
-      <w:r>
-        <w:rPr>
-          <w:rStyle w:val="VerbatimChar"/>
-        </w:rPr>
-        <w:t xml:space="preserve">fiyat</w:t>
-      </w:r>
-      <w:r>
-        <w:t xml:space="preserve">,</w:t>
-      </w:r>
-      <w:r>
-        <w:t xml:space="preserve"> </w:t>
-      </w:r>
-      <w:r>
-        <w:rPr>
-          <w:rStyle w:val="VerbatimChar"/>
-        </w:rPr>
-        <w:t xml:space="preserve">tipi</w:t>
-      </w:r>
-      <w:r>
-        <w:t xml:space="preserve">,</w:t>
-      </w:r>
-      <w:r>
-        <w:t xml:space="preserve"> </w:t>
-      </w:r>
-      <w:r>
-        <w:rPr>
-          <w:rStyle w:val="VerbatimChar"/>
-        </w:rPr>
-        <w:t xml:space="preserve">kategori</w:t>
-      </w:r>
-      <w:r>
-        <w:t xml:space="preserve">,</w:t>
-      </w:r>
-      <w:r>
-        <w:t xml:space="preserve"> </w:t>
-      </w:r>
-      <w:r>
-        <w:rPr>
-          <w:rStyle w:val="VerbatimChar"/>
-        </w:rPr>
-        <w:t xml:space="preserve">metrekare</w:t>
-      </w:r>
-      <w:r>
-        <w:t xml:space="preserve">,</w:t>
-      </w:r>
-      <w:r>
-        <w:t xml:space="preserve"> </w:t>
-      </w:r>
-      <w:r>
-        <w:rPr>
-          <w:rStyle w:val="VerbatimChar"/>
-        </w:rPr>
-        <w:t xml:space="preserve">oda_sayisi</w:t>
-      </w:r>
-      <w:r>
-        <w:t xml:space="preserve">,</w:t>
-      </w:r>
-      <w:r>
-        <w:t xml:space="preserve"> </w:t>
-      </w:r>
-      <w:r>
-        <w:rPr>
-          <w:rStyle w:val="VerbatimChar"/>
-        </w:rPr>
-        <w:t xml:space="preserve">adres</w:t>
-      </w:r>
-      <w:r>
-        <w:t xml:space="preserve">,</w:t>
-      </w:r>
-      <w:r>
-        <w:t xml:space="preserve"> </w:t>
-      </w:r>
-      <w:r>
-        <w:rPr>
-          <w:rStyle w:val="VerbatimChar"/>
-        </w:rPr>
-        <w:t xml:space="preserve">sehir</w:t>
-      </w:r>
-      <w:r>
-        <w:t xml:space="preserve">,</w:t>
-      </w:r>
-      <w:r>
-        <w:t xml:space="preserve"> </w:t>
-      </w:r>
-      <w:r>
-        <w:rPr>
-          <w:rStyle w:val="VerbatimChar"/>
-        </w:rPr>
-        <w:t xml:space="preserve">aciklama</w:t>
-      </w:r>
-      <w:r>
-        <w:t xml:space="preserve">,</w:t>
-      </w:r>
-      <w:r>
-        <w:t xml:space="preserve"> </w:t>
-      </w:r>
-      <w:r>
-        <w:rPr>
-          <w:rStyle w:val="VerbatimChar"/>
-        </w:rPr>
-        <w:t xml:space="preserve">aktif</w:t>
-      </w:r>
-      <w:r>
-        <w:t xml:space="preserve">,</w:t>
-      </w:r>
-      <w:r>
-        <w:t xml:space="preserve"> </w:t>
-      </w:r>
-      <w:r>
-        <w:rPr>
-          <w:rStyle w:val="VerbatimChar"/>
-        </w:rPr>
-        <w:t xml:space="preserve">kayit_tarihi</w:t>
-      </w:r>
-      <w:r>
-        <w:t xml:space="preserve">,</w:t>
-      </w:r>
-      <w:r>
-        <w:t xml:space="preserve"> </w:t>
-      </w:r>
-      <w:r>
-        <w:rPr>
-          <w:rStyle w:val="VerbatimChar"/>
-        </w:rPr>
-        <w:t xml:space="preserve">agent_id</w:t>
-      </w:r>
-      <w:r>
-        <w:t xml:space="preserve"> </w:t>
-      </w:r>
-      <w:r>
-        <w:t xml:space="preserve">(FK → agent)</w:t>
-      </w:r>
-    </w:p>
     <w:p>
       <w:r>
         <w:pict>
@@ -2083,21 +3410,21 @@
         </w:pict>
       </w:r>
     </w:p>
-    <w:bookmarkEnd w:id="34"/>
-    <w:bookmarkEnd w:id="35"/>
-    <w:bookmarkStart w:id="45" w:name="uygulama-ekran-görüntüleri"/>
-    <w:p>
-      <w:pPr>
-        <w:pStyle w:val="Heading1"/>
+    <w:bookmarkEnd w:id="36"/>
+    <w:bookmarkEnd w:id="37"/>
+    <w:bookmarkStart w:id="49" w:name="uygulama-ekran-görüntüleri"/>
+    <w:p>
+      <w:pPr>
+        <w:pStyle w:val="Heading2"/>
       </w:pPr>
       <w:r>
         <w:t xml:space="preserve">5. Uygulama Ekran Görüntüleri</w:t>
       </w:r>
     </w:p>
-    <w:bookmarkStart w:id="36" w:name="ana-sayfa"/>
-    <w:p>
-      <w:pPr>
-        <w:pStyle w:val="Heading2"/>
+    <w:bookmarkStart w:id="38" w:name="ana-sayfa"/>
+    <w:p>
+      <w:pPr>
+        <w:pStyle w:val="Heading3"/>
       </w:pPr>
       <w:r>
         <w:t xml:space="preserve">5.1 Ana Sayfa</w:t>
@@ -2109,10 +3436,91 @@
       </w:pPr>
       <w:r>
         <w:rPr>
-          <w:iCs/>
-          <w:i/>
-        </w:rPr>
-        <w:t xml:space="preserve">[EKRAN GÖRÜNTÜSÜ: Tarayıcıda http://localhost:8080 adresini aç, tam sayfanın görüntüsünü al. Hero banner, istatistik kartları (toplam ilan/satılık/kiralık/danışman sayıları) ve son ilanlar bölümü görünmelidir.]</w:t>
+          <w:bCs/>
+          <w:b/>
+        </w:rPr>
+        <w:t xml:space="preserve">[EKRAN GÖRÜNTÜSÜ ALINACAK]</w:t>
+      </w:r>
+      <w:r>
+        <w:t xml:space="preserve"> </w:t>
+      </w:r>
+      <w:r>
+        <w:rPr>
+          <w:iCs/>
+          <w:i/>
+        </w:rPr>
+        <w:t xml:space="preserve">Tarayıcıda</w:t>
+      </w:r>
+      <w:r>
+        <w:rPr>
+          <w:iCs/>
+          <w:i/>
+        </w:rPr>
+        <w:t xml:space="preserve"> </w:t>
+      </w:r>
+      <w:r>
+        <w:rPr>
+          <w:rStyle w:val="VerbatimChar"/>
+          <w:iCs/>
+          <w:i/>
+        </w:rPr>
+        <w:t xml:space="preserve">http://localhost:8080</w:t>
+      </w:r>
+      <w:r>
+        <w:rPr>
+          <w:iCs/>
+          <w:i/>
+        </w:rPr>
+        <w:t xml:space="preserve"> </w:t>
+      </w:r>
+      <w:r>
+        <w:rPr>
+          <w:iCs/>
+          <w:i/>
+        </w:rPr>
+        <w:t xml:space="preserve">adresini açın. Koyu gradyan hero banner, dört istatistik kartı (Aktif İlan / Satılık / Kiralık / Danışman sayıları),</w:t>
+      </w:r>
+      <w:r>
+        <w:rPr>
+          <w:iCs/>
+          <w:i/>
+        </w:rPr>
+        <w:t xml:space="preserve"> </w:t>
+      </w:r>
+      <w:r>
+        <w:rPr>
+          <w:iCs/>
+          <w:i/>
+        </w:rPr>
+        <w:t xml:space="preserve">“</w:t>
+      </w:r>
+      <w:r>
+        <w:rPr>
+          <w:iCs/>
+          <w:i/>
+        </w:rPr>
+        <w:t xml:space="preserve">Neden Biz?</w:t>
+      </w:r>
+      <w:r>
+        <w:rPr>
+          <w:iCs/>
+          <w:i/>
+        </w:rPr>
+        <w:t xml:space="preserve">”</w:t>
+      </w:r>
+      <w:r>
+        <w:rPr>
+          <w:iCs/>
+          <w:i/>
+        </w:rPr>
+        <w:t xml:space="preserve"> </w:t>
+      </w:r>
+      <w:r>
+        <w:rPr>
+          <w:iCs/>
+          <w:i/>
+        </w:rPr>
+        <w:t xml:space="preserve">bölümü ve son eklenen ilanların kartları görünmelidir.</w:t>
       </w:r>
     </w:p>
     <w:p>
@@ -2120,7 +3528,43 @@
         <w:pStyle w:val="BodyText"/>
       </w:pPr>
       <w:r>
-        <w:t xml:space="preserve">Ana sayfa; istatistik kartları, hero banner ve son eklenen ilanları listeleyen bölümlerden oluşmaktadır.</w:t>
+        <w:t xml:space="preserve">Ana sayfa; kullanıcının sisteme ilk girişinde istatistiklere ve öne çıkan ilanlara hızlı erişimini sağlar. Hero section’daki</w:t>
+      </w:r>
+      <w:r>
+        <w:t xml:space="preserve"> </w:t>
+      </w:r>
+      <w:r>
+        <w:t xml:space="preserve">“</w:t>
+      </w:r>
+      <w:r>
+        <w:t xml:space="preserve">Satılık İlanlar</w:t>
+      </w:r>
+      <w:r>
+        <w:t xml:space="preserve">”</w:t>
+      </w:r>
+      <w:r>
+        <w:t xml:space="preserve"> </w:t>
+      </w:r>
+      <w:r>
+        <w:t xml:space="preserve">ve</w:t>
+      </w:r>
+      <w:r>
+        <w:t xml:space="preserve"> </w:t>
+      </w:r>
+      <w:r>
+        <w:t xml:space="preserve">“</w:t>
+      </w:r>
+      <w:r>
+        <w:t xml:space="preserve">Kiralık İlanlar</w:t>
+      </w:r>
+      <w:r>
+        <w:t xml:space="preserve">”</w:t>
+      </w:r>
+      <w:r>
+        <w:t xml:space="preserve"> </w:t>
+      </w:r>
+      <w:r>
+        <w:t xml:space="preserve">butonları ilgili filtreye doğrudan yönlendirir.</w:t>
       </w:r>
     </w:p>
     <w:p>
@@ -2130,14 +3574,14 @@
         </w:pict>
       </w:r>
     </w:p>
-    <w:bookmarkEnd w:id="36"/>
-    <w:bookmarkStart w:id="37" w:name="ilan-listesi-ve-filtreleme"/>
-    <w:p>
-      <w:pPr>
-        <w:pStyle w:val="Heading2"/>
-      </w:pPr>
-      <w:r>
-        <w:t xml:space="preserve">5.2 İlan Listesi ve Filtreleme</w:t>
+    <w:bookmarkEnd w:id="38"/>
+    <w:bookmarkStart w:id="39" w:name="ilan-listesi"/>
+    <w:p>
+      <w:pPr>
+        <w:pStyle w:val="Heading3"/>
+      </w:pPr>
+      <w:r>
+        <w:t xml:space="preserve">5.2 İlan Listesi</w:t>
       </w:r>
     </w:p>
     <w:p>
@@ -2146,72 +3590,35 @@
       </w:pPr>
       <w:r>
         <w:rPr>
-          <w:iCs/>
-          <w:i/>
-        </w:rPr>
-        <w:t xml:space="preserve">[EKRAN GÖRÜNTÜSÜ: http://localhost:8080/ilanlar adresine git. Tüm ilanların tablo halinde göründüğü sayfanın ekran görüntüsünü al.]</w:t>
-      </w:r>
-    </w:p>
-    <w:p>
-      <w:pPr>
-        <w:pStyle w:val="BodyText"/>
-      </w:pPr>
-      <w:r>
-        <w:rPr>
-          <w:iCs/>
-          <w:i/>
-        </w:rPr>
-        <w:t xml:space="preserve">[EKRAN GÖRÜNTÜSÜ:</w:t>
-      </w:r>
-      <w:r>
-        <w:rPr>
-          <w:iCs/>
-          <w:i/>
-        </w:rPr>
-        <w:t xml:space="preserve"> </w:t>
-      </w:r>
-      <w:r>
-        <w:rPr>
-          <w:iCs/>
-          <w:i/>
-        </w:rPr>
-        <w:t xml:space="preserve">“</w:t>
-      </w:r>
-      <w:r>
-        <w:rPr>
-          <w:iCs/>
-          <w:i/>
-        </w:rPr>
-        <w:t xml:space="preserve">Satılık</w:t>
-      </w:r>
-      <w:r>
-        <w:rPr>
-          <w:iCs/>
-          <w:i/>
-        </w:rPr>
-        <w:t xml:space="preserve">”</w:t>
-      </w:r>
-      <w:r>
-        <w:rPr>
-          <w:iCs/>
-          <w:i/>
-        </w:rPr>
-        <w:t xml:space="preserve"> </w:t>
-      </w:r>
-      <w:r>
-        <w:rPr>
-          <w:iCs/>
-          <w:i/>
-        </w:rPr>
-        <w:t xml:space="preserve">butonuna tıkla, http://localhost:8080/ilanlar?tipi=SATILIK adresinin ekran görüntüsünü al. Sadece satılık ilanların listelendiği görülmelidir.]</w:t>
-      </w:r>
-    </w:p>
-    <w:p>
-      <w:pPr>
-        <w:pStyle w:val="BodyText"/>
-      </w:pPr>
-      <w:r>
-        <w:t xml:space="preserve">İlan listesi sayfasında tip (Satılık/Kiralık), kategori (Daire/Villa/Arsa/Ofis/Dükkan) ve şehre göre filtreleme yapılabilmektedir.</w:t>
+          <w:bCs/>
+          <w:b/>
+        </w:rPr>
+        <w:t xml:space="preserve">[EKRAN GÖRÜNTÜSÜ ALINACAK]</w:t>
+      </w:r>
+      <w:r>
+        <w:t xml:space="preserve"> </w:t>
+      </w:r>
+      <w:r>
+        <w:rPr>
+          <w:rStyle w:val="VerbatimChar"/>
+          <w:iCs/>
+          <w:i/>
+        </w:rPr>
+        <w:t xml:space="preserve">http://localhost:8080/ilanlar</w:t>
+      </w:r>
+      <w:r>
+        <w:rPr>
+          <w:iCs/>
+          <w:i/>
+        </w:rPr>
+        <w:t xml:space="preserve"> </w:t>
+      </w:r>
+      <w:r>
+        <w:rPr>
+          <w:iCs/>
+          <w:i/>
+        </w:rPr>
+        <w:t xml:space="preserve">adresine gidin. Tüm ilanların tablo halinde sıralandığı sayfanın görüntüsünü alın. Başlık, Tip, Kategori, Şehir, m², Fiyat ve Danışman sütunları görünmelidir.</w:t>
       </w:r>
     </w:p>
     <w:p>
@@ -2221,14 +3628,14 @@
         </w:pict>
       </w:r>
     </w:p>
-    <w:bookmarkEnd w:id="37"/>
-    <w:bookmarkStart w:id="38" w:name="yeni-ilan-ekleme-create"/>
-    <w:p>
-      <w:pPr>
-        <w:pStyle w:val="Heading2"/>
-      </w:pPr>
-      <w:r>
-        <w:t xml:space="preserve">5.3 Yeni İlan Ekleme (Create)</w:t>
+    <w:bookmarkEnd w:id="39"/>
+    <w:bookmarkStart w:id="40" w:name="filtreleme"/>
+    <w:p>
+      <w:pPr>
+        <w:pStyle w:val="Heading3"/>
+      </w:pPr>
+      <w:r>
+        <w:t xml:space="preserve">5.3 Filtreleme</w:t>
       </w:r>
     </w:p>
     <w:p>
@@ -2237,10 +3644,133 @@
       </w:pPr>
       <w:r>
         <w:rPr>
-          <w:iCs/>
-          <w:i/>
-        </w:rPr>
-        <w:t xml:space="preserve">[EKRAN GÖRÜNTÜSÜ: http://localhost:8080/ilanlar/yeni adresine git. Boş ilan ekleme formunun ekran görüntüsünü al. Başlık, fiyat, tip, kategori, metrekare, şehir, adres alanları görünmelidir.]</w:t>
+          <w:bCs/>
+          <w:b/>
+        </w:rPr>
+        <w:t xml:space="preserve">[EKRAN GÖRÜNTÜSÜ ALINACAK]</w:t>
+      </w:r>
+      <w:r>
+        <w:t xml:space="preserve"> </w:t>
+      </w:r>
+      <w:r>
+        <w:rPr>
+          <w:iCs/>
+          <w:i/>
+        </w:rPr>
+        <w:t xml:space="preserve">İlan listesi sayfasında</w:t>
+      </w:r>
+      <w:r>
+        <w:rPr>
+          <w:iCs/>
+          <w:i/>
+        </w:rPr>
+        <w:t xml:space="preserve"> </w:t>
+      </w:r>
+      <w:r>
+        <w:rPr>
+          <w:iCs/>
+          <w:i/>
+        </w:rPr>
+        <w:t xml:space="preserve">“</w:t>
+      </w:r>
+      <w:r>
+        <w:rPr>
+          <w:iCs/>
+          <w:i/>
+        </w:rPr>
+        <w:t xml:space="preserve">Satılık</w:t>
+      </w:r>
+      <w:r>
+        <w:rPr>
+          <w:iCs/>
+          <w:i/>
+        </w:rPr>
+        <w:t xml:space="preserve">”</w:t>
+      </w:r>
+      <w:r>
+        <w:rPr>
+          <w:iCs/>
+          <w:i/>
+        </w:rPr>
+        <w:t xml:space="preserve"> </w:t>
+      </w:r>
+      <w:r>
+        <w:rPr>
+          <w:iCs/>
+          <w:i/>
+        </w:rPr>
+        <w:t xml:space="preserve">butonuna tıklayın. URL</w:t>
+      </w:r>
+      <w:r>
+        <w:rPr>
+          <w:iCs/>
+          <w:i/>
+        </w:rPr>
+        <w:t xml:space="preserve"> </w:t>
+      </w:r>
+      <w:r>
+        <w:rPr>
+          <w:rStyle w:val="VerbatimChar"/>
+          <w:iCs/>
+          <w:i/>
+        </w:rPr>
+        <w:t xml:space="preserve">?tipi=SATILIK</w:t>
+      </w:r>
+      <w:r>
+        <w:rPr>
+          <w:iCs/>
+          <w:i/>
+        </w:rPr>
+        <w:t xml:space="preserve"> </w:t>
+      </w:r>
+      <w:r>
+        <w:rPr>
+          <w:iCs/>
+          <w:i/>
+        </w:rPr>
+        <w:t xml:space="preserve">parametresi alır ve yalnızca satılık ilanlar listelenir. Üstte</w:t>
+      </w:r>
+      <w:r>
+        <w:rPr>
+          <w:iCs/>
+          <w:i/>
+        </w:rPr>
+        <w:t xml:space="preserve"> </w:t>
+      </w:r>
+      <w:r>
+        <w:rPr>
+          <w:iCs/>
+          <w:i/>
+        </w:rPr>
+        <w:t xml:space="preserve">“</w:t>
+      </w:r>
+      <w:r>
+        <w:rPr>
+          <w:iCs/>
+          <w:i/>
+        </w:rPr>
+        <w:t xml:space="preserve">Filtre: SATILIK</w:t>
+      </w:r>
+      <w:r>
+        <w:rPr>
+          <w:iCs/>
+          <w:i/>
+        </w:rPr>
+        <w:t xml:space="preserve">”</w:t>
+      </w:r>
+      <w:r>
+        <w:rPr>
+          <w:iCs/>
+          <w:i/>
+        </w:rPr>
+        <w:t xml:space="preserve"> </w:t>
+      </w:r>
+      <w:r>
+        <w:rPr>
+          <w:iCs/>
+          <w:i/>
+        </w:rPr>
+        <w:t xml:space="preserve">etiketi görünür.</w:t>
       </w:r>
     </w:p>
     <w:p>
@@ -2248,107 +3778,7 @@
         <w:pStyle w:val="BodyText"/>
       </w:pPr>
       <w:r>
-        <w:rPr>
-          <w:iCs/>
-          <w:i/>
-        </w:rPr>
-        <w:t xml:space="preserve">[EKRAN GÖRÜNTÜSÜ: Formu doldurmadan</w:t>
-      </w:r>
-      <w:r>
-        <w:rPr>
-          <w:iCs/>
-          <w:i/>
-        </w:rPr>
-        <w:t xml:space="preserve"> </w:t>
-      </w:r>
-      <w:r>
-        <w:rPr>
-          <w:iCs/>
-          <w:i/>
-        </w:rPr>
-        <w:t xml:space="preserve">“</w:t>
-      </w:r>
-      <w:r>
-        <w:rPr>
-          <w:iCs/>
-          <w:i/>
-        </w:rPr>
-        <w:t xml:space="preserve">Kaydet</w:t>
-      </w:r>
-      <w:r>
-        <w:rPr>
-          <w:iCs/>
-          <w:i/>
-        </w:rPr>
-        <w:t xml:space="preserve">”</w:t>
-      </w:r>
-      <w:r>
-        <w:rPr>
-          <w:iCs/>
-          <w:i/>
-        </w:rPr>
-        <w:t xml:space="preserve"> </w:t>
-      </w:r>
-      <w:r>
-        <w:rPr>
-          <w:iCs/>
-          <w:i/>
-        </w:rPr>
-        <w:t xml:space="preserve">butonuna tıkla. Kırmızı hata mesajlarının göründüğü ekran görüntüsünü al. Bean Validation’ın çalıştığını gösterir.]</w:t>
-      </w:r>
-    </w:p>
-    <w:p>
-      <w:pPr>
-        <w:pStyle w:val="BodyText"/>
-      </w:pPr>
-      <w:r>
-        <w:rPr>
-          <w:iCs/>
-          <w:i/>
-        </w:rPr>
-        <w:t xml:space="preserve">[EKRAN GÖRÜNTÜSÜ: Formu eksiksiz doldurup kaydettikten sonra yönlendirilen ilan listesi sayfasının ekran görüntüsünü al. Üstte yeşil</w:t>
-      </w:r>
-      <w:r>
-        <w:rPr>
-          <w:iCs/>
-          <w:i/>
-        </w:rPr>
-        <w:t xml:space="preserve"> </w:t>
-      </w:r>
-      <w:r>
-        <w:rPr>
-          <w:iCs/>
-          <w:i/>
-        </w:rPr>
-        <w:t xml:space="preserve">“</w:t>
-      </w:r>
-      <w:r>
-        <w:rPr>
-          <w:iCs/>
-          <w:i/>
-        </w:rPr>
-        <w:t xml:space="preserve">İlan başarıyla kaydedildi</w:t>
-      </w:r>
-      <w:r>
-        <w:rPr>
-          <w:iCs/>
-          <w:i/>
-        </w:rPr>
-        <w:t xml:space="preserve">”</w:t>
-      </w:r>
-      <w:r>
-        <w:rPr>
-          <w:iCs/>
-          <w:i/>
-        </w:rPr>
-        <w:t xml:space="preserve"> </w:t>
-      </w:r>
-      <w:r>
-        <w:rPr>
-          <w:iCs/>
-          <w:i/>
-        </w:rPr>
-        <w:t xml:space="preserve">mesajı görünmelidir.]</w:t>
+        <w:t xml:space="preserve">Uygulama; ilan tipi (Satılık/Kiralık), kategori (Daire/Villa/Arsa/Ofis/Dükkan) ve serbest metin şehir araması olmak üç filtreleme yöntemi sunmaktadır.</w:t>
       </w:r>
     </w:p>
     <w:p>
@@ -2358,14 +3788,14 @@
         </w:pict>
       </w:r>
     </w:p>
-    <w:bookmarkEnd w:id="38"/>
-    <w:bookmarkStart w:id="39" w:name="ilan-detay-sayfası-read"/>
-    <w:p>
-      <w:pPr>
-        <w:pStyle w:val="Heading2"/>
-      </w:pPr>
-      <w:r>
-        <w:t xml:space="preserve">5.4 İlan Detay Sayfası (Read)</w:t>
+    <w:bookmarkEnd w:id="40"/>
+    <w:bookmarkStart w:id="41" w:name="yeni-ilan-ekleme-form"/>
+    <w:p>
+      <w:pPr>
+        <w:pStyle w:val="Heading3"/>
+      </w:pPr>
+      <w:r>
+        <w:t xml:space="preserve">5.4 Yeni İlan Ekleme — Form</w:t>
       </w:r>
     </w:p>
     <w:p>
@@ -2374,52 +3804,35 @@
       </w:pPr>
       <w:r>
         <w:rPr>
-          <w:iCs/>
-          <w:i/>
-        </w:rPr>
-        <w:t xml:space="preserve">[EKRAN GÖRÜNTÜSÜ: İlan listesinde herhangi bir ilanın</w:t>
-      </w:r>
-      <w:r>
-        <w:rPr>
-          <w:iCs/>
-          <w:i/>
-        </w:rPr>
-        <w:t xml:space="preserve"> </w:t>
-      </w:r>
-      <w:r>
-        <w:rPr>
-          <w:iCs/>
-          <w:i/>
-        </w:rPr>
-        <w:t xml:space="preserve">“</w:t>
-      </w:r>
-      <w:r>
-        <w:rPr>
-          <w:iCs/>
-          <w:i/>
-        </w:rPr>
-        <w:t xml:space="preserve">İncele</w:t>
-      </w:r>
-      <w:r>
-        <w:rPr>
-          <w:iCs/>
-          <w:i/>
-        </w:rPr>
-        <w:t xml:space="preserve">”</w:t>
-      </w:r>
-      <w:r>
-        <w:rPr>
-          <w:iCs/>
-          <w:i/>
-        </w:rPr>
-        <w:t xml:space="preserve"> </w:t>
-      </w:r>
-      <w:r>
-        <w:rPr>
-          <w:iCs/>
-          <w:i/>
-        </w:rPr>
-        <w:t xml:space="preserve">butonuna tıkla. http://localhost:8080/ilanlar/{id} adresinin ekran görüntüsünü al. İlan başlığı, fiyat, konum bilgileri ve sağ tarafta danışman kartı görünmelidir.]</w:t>
+          <w:bCs/>
+          <w:b/>
+        </w:rPr>
+        <w:t xml:space="preserve">[EKRAN GÖRÜNTÜSÜ ALINACAK]</w:t>
+      </w:r>
+      <w:r>
+        <w:t xml:space="preserve"> </w:t>
+      </w:r>
+      <w:r>
+        <w:rPr>
+          <w:rStyle w:val="VerbatimChar"/>
+          <w:iCs/>
+          <w:i/>
+        </w:rPr>
+        <w:t xml:space="preserve">http://localhost:8080/ilanlar/yeni</w:t>
+      </w:r>
+      <w:r>
+        <w:rPr>
+          <w:iCs/>
+          <w:i/>
+        </w:rPr>
+        <w:t xml:space="preserve"> </w:t>
+      </w:r>
+      <w:r>
+        <w:rPr>
+          <w:iCs/>
+          <w:i/>
+        </w:rPr>
+        <w:t xml:space="preserve">adresine gidin. Başlık, İlan Tipi, Kategori, Fiyat, Metrekare, Oda Sayısı, Şehir, Adres, Danışman seçimi ve Açıklama alanlarını içeren formu alın.</w:t>
       </w:r>
     </w:p>
     <w:p>
@@ -2429,14 +3842,14 @@
         </w:pict>
       </w:r>
     </w:p>
-    <w:bookmarkEnd w:id="39"/>
-    <w:bookmarkStart w:id="40" w:name="ilan-düzenleme-update"/>
-    <w:p>
-      <w:pPr>
-        <w:pStyle w:val="Heading2"/>
-      </w:pPr>
-      <w:r>
-        <w:t xml:space="preserve">5.5 İlan Düzenleme (Update)</w:t>
+    <w:bookmarkEnd w:id="41"/>
+    <w:bookmarkStart w:id="42" w:name="form-doğrulama-bean-validation"/>
+    <w:p>
+      <w:pPr>
+        <w:pStyle w:val="Heading3"/>
+      </w:pPr>
+      <w:r>
+        <w:t xml:space="preserve">5.5 Form Doğrulama (Bean Validation)</w:t>
       </w:r>
     </w:p>
     <w:p>
@@ -2445,10 +3858,132 @@
       </w:pPr>
       <w:r>
         <w:rPr>
-          <w:iCs/>
-          <w:i/>
-        </w:rPr>
-        <w:t xml:space="preserve">[EKRAN GÖRÜNTÜSÜ: İlan listesinde herhangi bir ilanın sarı kalem (düzenle) butonuna tıkla. Mevcut verilerin dolu olduğu düzenleme formunun ekran görüntüsünü al.]</w:t>
+          <w:bCs/>
+          <w:b/>
+        </w:rPr>
+        <w:t xml:space="preserve">[EKRAN GÖRÜNTÜSÜ ALINACAK]</w:t>
+      </w:r>
+      <w:r>
+        <w:t xml:space="preserve"> </w:t>
+      </w:r>
+      <w:r>
+        <w:rPr>
+          <w:iCs/>
+          <w:i/>
+        </w:rPr>
+        <w:t xml:space="preserve">Yeni ilan formunu tamamen boş bırakıp</w:t>
+      </w:r>
+      <w:r>
+        <w:rPr>
+          <w:iCs/>
+          <w:i/>
+        </w:rPr>
+        <w:t xml:space="preserve"> </w:t>
+      </w:r>
+      <w:r>
+        <w:rPr>
+          <w:iCs/>
+          <w:i/>
+        </w:rPr>
+        <w:t xml:space="preserve">“</w:t>
+      </w:r>
+      <w:r>
+        <w:rPr>
+          <w:iCs/>
+          <w:i/>
+        </w:rPr>
+        <w:t xml:space="preserve">Kaydet</w:t>
+      </w:r>
+      <w:r>
+        <w:rPr>
+          <w:iCs/>
+          <w:i/>
+        </w:rPr>
+        <w:t xml:space="preserve">”</w:t>
+      </w:r>
+      <w:r>
+        <w:rPr>
+          <w:iCs/>
+          <w:i/>
+        </w:rPr>
+        <w:t xml:space="preserve"> </w:t>
+      </w:r>
+      <w:r>
+        <w:rPr>
+          <w:iCs/>
+          <w:i/>
+        </w:rPr>
+        <w:t xml:space="preserve">butonuna tıklayın. Her zorunlu alanın altında kırmızı hata mesajları (</w:t>
+      </w:r>
+      <w:r>
+        <w:rPr>
+          <w:iCs/>
+          <w:i/>
+        </w:rPr>
+        <w:t xml:space="preserve">“</w:t>
+      </w:r>
+      <w:r>
+        <w:rPr>
+          <w:iCs/>
+          <w:i/>
+        </w:rPr>
+        <w:t xml:space="preserve">Başlık boş olamaz</w:t>
+      </w:r>
+      <w:r>
+        <w:rPr>
+          <w:iCs/>
+          <w:i/>
+        </w:rPr>
+        <w:t xml:space="preserve">”</w:t>
+      </w:r>
+      <w:r>
+        <w:rPr>
+          <w:iCs/>
+          <w:i/>
+        </w:rPr>
+        <w:t xml:space="preserve">,</w:t>
+      </w:r>
+      <w:r>
+        <w:rPr>
+          <w:iCs/>
+          <w:i/>
+        </w:rPr>
+        <w:t xml:space="preserve"> </w:t>
+      </w:r>
+      <w:r>
+        <w:rPr>
+          <w:iCs/>
+          <w:i/>
+        </w:rPr>
+        <w:t xml:space="preserve">“</w:t>
+      </w:r>
+      <w:r>
+        <w:rPr>
+          <w:iCs/>
+          <w:i/>
+        </w:rPr>
+        <w:t xml:space="preserve">Fiyat boş olamaz</w:t>
+      </w:r>
+      <w:r>
+        <w:rPr>
+          <w:iCs/>
+          <w:i/>
+        </w:rPr>
+        <w:t xml:space="preserve">”</w:t>
+      </w:r>
+      <w:r>
+        <w:rPr>
+          <w:iCs/>
+          <w:i/>
+        </w:rPr>
+        <w:t xml:space="preserve"> </w:t>
+      </w:r>
+      <w:r>
+        <w:rPr>
+          <w:iCs/>
+          <w:i/>
+        </w:rPr>
+        <w:t xml:space="preserve">vb.) çıkmalıdır.</w:t>
       </w:r>
     </w:p>
     <w:p>
@@ -2456,95 +3991,52 @@
         <w:pStyle w:val="BodyText"/>
       </w:pPr>
       <w:r>
-        <w:rPr>
-          <w:iCs/>
-          <w:i/>
-        </w:rPr>
-        <w:t xml:space="preserve">[EKRAN GÖRÜNTÜSÜ: Fiyat alanını değiştirip</w:t>
-      </w:r>
-      <w:r>
-        <w:rPr>
-          <w:iCs/>
-          <w:i/>
-        </w:rPr>
-        <w:t xml:space="preserve"> </w:t>
-      </w:r>
-      <w:r>
-        <w:rPr>
-          <w:iCs/>
-          <w:i/>
-        </w:rPr>
-        <w:t xml:space="preserve">“</w:t>
-      </w:r>
-      <w:r>
-        <w:rPr>
-          <w:iCs/>
-          <w:i/>
-        </w:rPr>
-        <w:t xml:space="preserve">Kaydet</w:t>
-      </w:r>
-      <w:r>
-        <w:rPr>
-          <w:iCs/>
-          <w:i/>
-        </w:rPr>
-        <w:t xml:space="preserve">”</w:t>
-      </w:r>
-      <w:r>
-        <w:rPr>
-          <w:iCs/>
-          <w:i/>
-        </w:rPr>
-        <w:t xml:space="preserve"> </w:t>
-      </w:r>
-      <w:r>
-        <w:rPr>
-          <w:iCs/>
-          <w:i/>
-        </w:rPr>
-        <w:t xml:space="preserve">butonuna tıkla.</w:t>
-      </w:r>
-      <w:r>
-        <w:rPr>
-          <w:iCs/>
-          <w:i/>
-        </w:rPr>
-        <w:t xml:space="preserve"> </w:t>
-      </w:r>
-      <w:r>
-        <w:rPr>
-          <w:iCs/>
-          <w:i/>
-        </w:rPr>
-        <w:t xml:space="preserve">“</w:t>
-      </w:r>
-      <w:r>
-        <w:rPr>
-          <w:iCs/>
-          <w:i/>
-        </w:rPr>
-        <w:t xml:space="preserve">İlan başarıyla güncellendi</w:t>
-      </w:r>
-      <w:r>
-        <w:rPr>
-          <w:iCs/>
-          <w:i/>
-        </w:rPr>
-        <w:t xml:space="preserve">”</w:t>
-      </w:r>
-      <w:r>
-        <w:rPr>
-          <w:iCs/>
-          <w:i/>
-        </w:rPr>
-        <w:t xml:space="preserve"> </w:t>
-      </w:r>
-      <w:r>
-        <w:rPr>
-          <w:iCs/>
-          <w:i/>
-        </w:rPr>
-        <w:t xml:space="preserve">mesajının göründüğü ekran görüntüsünü al.]</w:t>
+        <w:t xml:space="preserve">Bean Validation anotasyonları (</w:t>
+      </w:r>
+      <w:r>
+        <w:rPr>
+          <w:rStyle w:val="VerbatimChar"/>
+        </w:rPr>
+        <w:t xml:space="preserve">@NotBlank</w:t>
+      </w:r>
+      <w:r>
+        <w:t xml:space="preserve">,</w:t>
+      </w:r>
+      <w:r>
+        <w:t xml:space="preserve"> </w:t>
+      </w:r>
+      <w:r>
+        <w:rPr>
+          <w:rStyle w:val="VerbatimChar"/>
+        </w:rPr>
+        <w:t xml:space="preserve">@NotNull</w:t>
+      </w:r>
+      <w:r>
+        <w:t xml:space="preserve">,</w:t>
+      </w:r>
+      <w:r>
+        <w:t xml:space="preserve"> </w:t>
+      </w:r>
+      <w:r>
+        <w:rPr>
+          <w:rStyle w:val="VerbatimChar"/>
+        </w:rPr>
+        <w:t xml:space="preserve">@Positive</w:t>
+      </w:r>
+      <w:r>
+        <w:t xml:space="preserve">,</w:t>
+      </w:r>
+      <w:r>
+        <w:t xml:space="preserve"> </w:t>
+      </w:r>
+      <w:r>
+        <w:rPr>
+          <w:rStyle w:val="VerbatimChar"/>
+        </w:rPr>
+        <w:t xml:space="preserve">@Email</w:t>
+      </w:r>
+      <w:r>
+        <w:t xml:space="preserve">) ile form doğrulama uygulanmıştır. Hatalar sunucu tarafında kontrol edilip kullanıcıya geri bildirim verilmektedir.</w:t>
       </w:r>
     </w:p>
     <w:p>
@@ -2554,14 +4046,14 @@
         </w:pict>
       </w:r>
     </w:p>
-    <w:bookmarkEnd w:id="40"/>
-    <w:bookmarkStart w:id="41" w:name="ilan-silme-delete"/>
-    <w:p>
-      <w:pPr>
-        <w:pStyle w:val="Heading2"/>
-      </w:pPr>
-      <w:r>
-        <w:t xml:space="preserve">5.6 İlan Silme (Delete)</w:t>
+    <w:bookmarkEnd w:id="42"/>
+    <w:bookmarkStart w:id="43" w:name="ilan-kaydedildi-başarı-mesajı"/>
+    <w:p>
+      <w:pPr>
+        <w:pStyle w:val="Heading3"/>
+      </w:pPr>
+      <w:r>
+        <w:t xml:space="preserve">5.6 İlan Kaydedildi — Başarı Mesajı</w:t>
       </w:r>
     </w:p>
     <w:p>
@@ -2570,22 +4062,20 @@
       </w:pPr>
       <w:r>
         <w:rPr>
-          <w:iCs/>
-          <w:i/>
-        </w:rPr>
-        <w:t xml:space="preserve">[EKRAN GÖRÜNTÜSÜ: İlan listesinde herhangi bir ilanın kırmızı çöp kutusu butonuna tıkla. Önce tarayıcının onay dialog penceresinin ekran görüntüsünü al.]</w:t>
-      </w:r>
-    </w:p>
-    <w:p>
-      <w:pPr>
-        <w:pStyle w:val="BodyText"/>
-      </w:pPr>
-      <w:r>
-        <w:rPr>
-          <w:iCs/>
-          <w:i/>
-        </w:rPr>
-        <w:t xml:space="preserve">[EKRAN GÖRÜNTÜSÜ: Onayladıktan sonra ilan listesine döndüğünde</w:t>
+          <w:bCs/>
+          <w:b/>
+        </w:rPr>
+        <w:t xml:space="preserve">[EKRAN GÖRÜNTÜSÜ ALINACAK]</w:t>
+      </w:r>
+      <w:r>
+        <w:t xml:space="preserve"> </w:t>
+      </w:r>
+      <w:r>
+        <w:rPr>
+          <w:iCs/>
+          <w:i/>
+        </w:rPr>
+        <w:t xml:space="preserve">Formu eksiksiz doldurup kaydedin. Yönlendirilen ilan listesi sayfasının üstünde yeşil</w:t>
       </w:r>
       <w:r>
         <w:rPr>
@@ -2606,7 +4096,7 @@
           <w:iCs/>
           <w:i/>
         </w:rPr>
-        <w:t xml:space="preserve">İlan başarıyla silindi</w:t>
+        <w:t xml:space="preserve">İlan başarıyla kaydedildi.</w:t>
       </w:r>
       <w:r>
         <w:rPr>
@@ -2627,7 +4117,7 @@
           <w:iCs/>
           <w:i/>
         </w:rPr>
-        <w:t xml:space="preserve">mesajının göründüğü ekran görüntüsünü al.]</w:t>
+        <w:t xml:space="preserve">başarı mesajı görünmelidir.</w:t>
       </w:r>
     </w:p>
     <w:p>
@@ -2637,14 +4127,14 @@
         </w:pict>
       </w:r>
     </w:p>
-    <w:bookmarkEnd w:id="41"/>
-    <w:bookmarkStart w:id="42" w:name="danışman-yönetimi"/>
-    <w:p>
-      <w:pPr>
-        <w:pStyle w:val="Heading2"/>
-      </w:pPr>
-      <w:r>
-        <w:t xml:space="preserve">5.7 Danışman Yönetimi</w:t>
+    <w:bookmarkEnd w:id="43"/>
+    <w:bookmarkStart w:id="44" w:name="ilan-detay-sayfası"/>
+    <w:p>
+      <w:pPr>
+        <w:pStyle w:val="Heading3"/>
+      </w:pPr>
+      <w:r>
+        <w:t xml:space="preserve">5.7 İlan Detay Sayfası</w:t>
       </w:r>
     </w:p>
     <w:p>
@@ -2653,22 +4143,20 @@
       </w:pPr>
       <w:r>
         <w:rPr>
-          <w:iCs/>
-          <w:i/>
-        </w:rPr>
-        <w:t xml:space="preserve">[EKRAN GÖRÜNTÜSÜ: http://localhost:8080/danismanlar adresine git. Danışman kartlarının listelendiği sayfanın ekran görüntüsünü al. Her kartta danışman adı, telefon, e-posta, ofis ve ilan sayısı görünmelidir.]</w:t>
-      </w:r>
-    </w:p>
-    <w:p>
-      <w:pPr>
-        <w:pStyle w:val="BodyText"/>
-      </w:pPr>
-      <w:r>
-        <w:rPr>
-          <w:iCs/>
-          <w:i/>
-        </w:rPr>
-        <w:t xml:space="preserve">[EKRAN GÖRÜNTÜSÜ: http://localhost:8080/danismanlar/yeni adresine git. Yeni danışman ekleme formunun ekran görüntüsünü al.]</w:t>
+          <w:bCs/>
+          <w:b/>
+        </w:rPr>
+        <w:t xml:space="preserve">[EKRAN GÖRÜNTÜSÜ ALINACAK]</w:t>
+      </w:r>
+      <w:r>
+        <w:t xml:space="preserve"> </w:t>
+      </w:r>
+      <w:r>
+        <w:rPr>
+          <w:iCs/>
+          <w:i/>
+        </w:rPr>
+        <w:t xml:space="preserve">İlan listesinde herhangi bir ilanın adına tıklayın. Sol sütunda ilan bilgileri (başlık, fiyat, konum, m², oda sayısı, kayıt tarihi, açıklama), sağ sütunda sorumlu danışmanın kartı (ad, telefon, e-posta, ofis) görünmelidir.</w:t>
       </w:r>
     </w:p>
     <w:p>
@@ -2678,14 +4166,14 @@
         </w:pict>
       </w:r>
     </w:p>
-    <w:bookmarkEnd w:id="42"/>
-    <w:bookmarkStart w:id="43" w:name="özel-hata-sayfaları"/>
-    <w:p>
-      <w:pPr>
-        <w:pStyle w:val="Heading2"/>
-      </w:pPr>
-      <w:r>
-        <w:t xml:space="preserve">5.8 Özel Hata Sayfaları</w:t>
+    <w:bookmarkEnd w:id="44"/>
+    <w:bookmarkStart w:id="45" w:name="ilan-düzenleme"/>
+    <w:p>
+      <w:pPr>
+        <w:pStyle w:val="Heading3"/>
+      </w:pPr>
+      <w:r>
+        <w:t xml:space="preserve">5.8 İlan Düzenleme</w:t>
       </w:r>
     </w:p>
     <w:p>
@@ -2694,52 +4182,20 @@
       </w:pPr>
       <w:r>
         <w:rPr>
-          <w:iCs/>
-          <w:i/>
-        </w:rPr>
-        <w:t xml:space="preserve">[EKRAN GÖRÜNTÜSÜ: Tarayıcıda http://localhost:8080/ilanlar/9999 adresini aç.</w:t>
-      </w:r>
-      <w:r>
-        <w:rPr>
-          <w:iCs/>
-          <w:i/>
-        </w:rPr>
-        <w:t xml:space="preserve"> </w:t>
-      </w:r>
-      <w:r>
-        <w:rPr>
-          <w:iCs/>
-          <w:i/>
-        </w:rPr>
-        <w:t xml:space="preserve">“</w:t>
-      </w:r>
-      <w:r>
-        <w:rPr>
-          <w:iCs/>
-          <w:i/>
-        </w:rPr>
-        <w:t xml:space="preserve">404 — Sayfa Bulunamadı</w:t>
-      </w:r>
-      <w:r>
-        <w:rPr>
-          <w:iCs/>
-          <w:i/>
-        </w:rPr>
-        <w:t xml:space="preserve">”</w:t>
-      </w:r>
-      <w:r>
-        <w:rPr>
-          <w:iCs/>
-          <w:i/>
-        </w:rPr>
-        <w:t xml:space="preserve"> </w:t>
-      </w:r>
-      <w:r>
-        <w:rPr>
-          <w:iCs/>
-          <w:i/>
-        </w:rPr>
-        <w:t xml:space="preserve">hata sayfasının ekran görüntüsünü al.]</w:t>
+          <w:bCs/>
+          <w:b/>
+        </w:rPr>
+        <w:t xml:space="preserve">[EKRAN GÖRÜNTÜSÜ ALINACAK]</w:t>
+      </w:r>
+      <w:r>
+        <w:t xml:space="preserve"> </w:t>
+      </w:r>
+      <w:r>
+        <w:rPr>
+          <w:iCs/>
+          <w:i/>
+        </w:rPr>
+        <w:t xml:space="preserve">İlan listesinde herhangi bir ilanın sarı kalem butonuna tıklayın. Formun mevcut verilerle dolu geldiğini gösteren ekran görüntüsünü alın. Bu, HTTP GET ile veriyi çekip HTTP POST ile güncelleme akışını gösterir.</w:t>
       </w:r>
     </w:p>
     <w:p>
@@ -2749,14 +4205,14 @@
         </w:pict>
       </w:r>
     </w:p>
-    <w:bookmarkEnd w:id="43"/>
-    <w:bookmarkStart w:id="44" w:name="h2-veritabanı-konsolu"/>
-    <w:p>
-      <w:pPr>
-        <w:pStyle w:val="Heading2"/>
-      </w:pPr>
-      <w:r>
-        <w:t xml:space="preserve">5.9 H2 Veritabanı Konsolu</w:t>
+    <w:bookmarkEnd w:id="45"/>
+    <w:bookmarkStart w:id="46" w:name="ilan-silme-onay-diyalogu"/>
+    <w:p>
+      <w:pPr>
+        <w:pStyle w:val="Heading3"/>
+      </w:pPr>
+      <w:r>
+        <w:t xml:space="preserve">5.9 İlan Silme — Onay Diyalogu</w:t>
       </w:r>
     </w:p>
     <w:p>
@@ -2765,17 +4221,20 @@
       </w:pPr>
       <w:r>
         <w:rPr>
-          <w:iCs/>
-          <w:i/>
-        </w:rPr>
-        <w:t xml:space="preserve">[EKRAN GÖRÜNTÜSÜ: http://localhost:8080/h2-console adresine git. JDBC URL alanına</w:t>
-      </w:r>
-      <w:r>
-        <w:rPr>
-          <w:iCs/>
-          <w:i/>
-        </w:rPr>
-        <w:t xml:space="preserve"> </w:t>
+          <w:bCs/>
+          <w:b/>
+        </w:rPr>
+        <w:t xml:space="preserve">[EKRAN GÖRÜNTÜSÜ ALINACAK]</w:t>
+      </w:r>
+      <w:r>
+        <w:t xml:space="preserve"> </w:t>
+      </w:r>
+      <w:r>
+        <w:rPr>
+          <w:iCs/>
+          <w:i/>
+        </w:rPr>
+        <w:t xml:space="preserve">İlan listesinde herhangi bir ilanın kırmızı çöp kutusu butonuna tıklayın. Tarayıcının onay diyalog penceresinin (</w:t>
       </w:r>
       <w:r>
         <w:rPr>
@@ -2789,7 +4248,7 @@
           <w:iCs/>
           <w:i/>
         </w:rPr>
-        <w:t xml:space="preserve">jdbc:h2:mem:realestate</w:t>
+        <w:t xml:space="preserve">Bu ilanı silmek istediğinize emin misiniz?</w:t>
       </w:r>
       <w:r>
         <w:rPr>
@@ -2803,14 +4262,7 @@
           <w:iCs/>
           <w:i/>
         </w:rPr>
-        <w:t xml:space="preserve"> </w:t>
-      </w:r>
-      <w:r>
-        <w:rPr>
-          <w:iCs/>
-          <w:i/>
-        </w:rPr>
-        <w:t xml:space="preserve">yaz, bağlan. Sol panelde AGENT ve PROPERTY tablolarının göründüğü ekran görüntüsünü al.]</w:t>
+        <w:t xml:space="preserve">) ekran görüntüsünü alın.</w:t>
       </w:r>
     </w:p>
     <w:p>
@@ -2820,21 +4272,227 @@
         </w:pict>
       </w:r>
     </w:p>
-    <w:bookmarkEnd w:id="44"/>
-    <w:bookmarkEnd w:id="45"/>
-    <w:bookmarkStart w:id="49" w:name="proje-sonucu"/>
-    <w:p>
-      <w:pPr>
-        <w:pStyle w:val="Heading1"/>
+    <w:bookmarkEnd w:id="46"/>
+    <w:bookmarkStart w:id="47" w:name="danışman-listesi"/>
+    <w:p>
+      <w:pPr>
+        <w:pStyle w:val="Heading3"/>
+      </w:pPr>
+      <w:r>
+        <w:t xml:space="preserve">5.10 Danışman Listesi</w:t>
+      </w:r>
+    </w:p>
+    <w:p>
+      <w:pPr>
+        <w:pStyle w:val="FirstParagraph"/>
+      </w:pPr>
+      <w:r>
+        <w:rPr>
+          <w:bCs/>
+          <w:b/>
+        </w:rPr>
+        <w:t xml:space="preserve">[EKRAN GÖRÜNTÜSÜ ALINACAK]</w:t>
+      </w:r>
+      <w:r>
+        <w:t xml:space="preserve"> </w:t>
+      </w:r>
+      <w:r>
+        <w:rPr>
+          <w:rStyle w:val="VerbatimChar"/>
+          <w:iCs/>
+          <w:i/>
+        </w:rPr>
+        <w:t xml:space="preserve">http://localhost:8080/danismanlar</w:t>
+      </w:r>
+      <w:r>
+        <w:rPr>
+          <w:iCs/>
+          <w:i/>
+        </w:rPr>
+        <w:t xml:space="preserve"> </w:t>
+      </w:r>
+      <w:r>
+        <w:rPr>
+          <w:iCs/>
+          <w:i/>
+        </w:rPr>
+        <w:t xml:space="preserve">adresine gidin. Her danışman için ad/soyad, ofis, telefon, e-posta ve ilan sayısının göründüğü kart görünümünün ekran görüntüsünü alın.</w:t>
+      </w:r>
+    </w:p>
+    <w:p>
+      <w:r>
+        <w:pict>
+          <v:rect style="width:0;height:1.5pt" o:hralign="center" o:hrstd="t" o:hr="t"/>
+        </w:pict>
+      </w:r>
+    </w:p>
+    <w:bookmarkEnd w:id="47"/>
+    <w:bookmarkStart w:id="48" w:name="özel-404-hata-sayfası"/>
+    <w:p>
+      <w:pPr>
+        <w:pStyle w:val="Heading3"/>
+      </w:pPr>
+      <w:r>
+        <w:t xml:space="preserve">5.11 Özel 404 Hata Sayfası</w:t>
+      </w:r>
+    </w:p>
+    <w:p>
+      <w:pPr>
+        <w:pStyle w:val="FirstParagraph"/>
+      </w:pPr>
+      <w:r>
+        <w:rPr>
+          <w:bCs/>
+          <w:b/>
+        </w:rPr>
+        <w:t xml:space="preserve">[EKRAN GÖRÜNTÜSÜ ALINACAK]</w:t>
+      </w:r>
+      <w:r>
+        <w:t xml:space="preserve"> </w:t>
+      </w:r>
+      <w:r>
+        <w:rPr>
+          <w:iCs/>
+          <w:i/>
+        </w:rPr>
+        <w:t xml:space="preserve">Tarayıcıda</w:t>
+      </w:r>
+      <w:r>
+        <w:rPr>
+          <w:iCs/>
+          <w:i/>
+        </w:rPr>
+        <w:t xml:space="preserve"> </w:t>
+      </w:r>
+      <w:r>
+        <w:rPr>
+          <w:rStyle w:val="VerbatimChar"/>
+          <w:iCs/>
+          <w:i/>
+        </w:rPr>
+        <w:t xml:space="preserve">http://localhost:8080/ilanlar/9999</w:t>
+      </w:r>
+      <w:r>
+        <w:rPr>
+          <w:iCs/>
+          <w:i/>
+        </w:rPr>
+        <w:t xml:space="preserve"> </w:t>
+      </w:r>
+      <w:r>
+        <w:rPr>
+          <w:iCs/>
+          <w:i/>
+        </w:rPr>
+        <w:t xml:space="preserve">adresini açın. Büyük</w:t>
+      </w:r>
+      <w:r>
+        <w:rPr>
+          <w:iCs/>
+          <w:i/>
+        </w:rPr>
+        <w:t xml:space="preserve"> </w:t>
+      </w:r>
+      <w:r>
+        <w:rPr>
+          <w:iCs/>
+          <w:i/>
+        </w:rPr>
+        <w:t xml:space="preserve">“</w:t>
+      </w:r>
+      <w:r>
+        <w:rPr>
+          <w:iCs/>
+          <w:i/>
+        </w:rPr>
+        <w:t xml:space="preserve">404</w:t>
+      </w:r>
+      <w:r>
+        <w:rPr>
+          <w:iCs/>
+          <w:i/>
+        </w:rPr>
+        <w:t xml:space="preserve">”</w:t>
+      </w:r>
+      <w:r>
+        <w:rPr>
+          <w:iCs/>
+          <w:i/>
+        </w:rPr>
+        <w:t xml:space="preserve"> </w:t>
+      </w:r>
+      <w:r>
+        <w:rPr>
+          <w:iCs/>
+          <w:i/>
+        </w:rPr>
+        <w:t xml:space="preserve">yazısı, harita ikonu ve</w:t>
+      </w:r>
+      <w:r>
+        <w:rPr>
+          <w:iCs/>
+          <w:i/>
+        </w:rPr>
+        <w:t xml:space="preserve"> </w:t>
+      </w:r>
+      <w:r>
+        <w:rPr>
+          <w:iCs/>
+          <w:i/>
+        </w:rPr>
+        <w:t xml:space="preserve">“</w:t>
+      </w:r>
+      <w:r>
+        <w:rPr>
+          <w:iCs/>
+          <w:i/>
+        </w:rPr>
+        <w:t xml:space="preserve">Sayfa Bulunamadı</w:t>
+      </w:r>
+      <w:r>
+        <w:rPr>
+          <w:iCs/>
+          <w:i/>
+        </w:rPr>
+        <w:t xml:space="preserve">”</w:t>
+      </w:r>
+      <w:r>
+        <w:rPr>
+          <w:iCs/>
+          <w:i/>
+        </w:rPr>
+        <w:t xml:space="preserve"> </w:t>
+      </w:r>
+      <w:r>
+        <w:rPr>
+          <w:iCs/>
+          <w:i/>
+        </w:rPr>
+        <w:t xml:space="preserve">mesajıyla özel hata sayfasının ekran görüntüsünü alın.</w:t>
+      </w:r>
+    </w:p>
+    <w:p>
+      <w:r>
+        <w:pict>
+          <v:rect style="width:0;height:1.5pt" o:hralign="center" o:hrstd="t" o:hr="t"/>
+        </w:pict>
+      </w:r>
+    </w:p>
+    <w:bookmarkEnd w:id="48"/>
+    <w:bookmarkEnd w:id="49"/>
+    <w:bookmarkStart w:id="53" w:name="proje-sonucu"/>
+    <w:p>
+      <w:pPr>
+        <w:pStyle w:val="Heading2"/>
       </w:pPr>
       <w:r>
         <w:t xml:space="preserve">6. Proje Sonucu</w:t>
       </w:r>
     </w:p>
-    <w:bookmarkStart w:id="46" w:name="yapılanlar"/>
-    <w:p>
-      <w:pPr>
-        <w:pStyle w:val="Heading2"/>
+    <w:bookmarkStart w:id="50" w:name="yapılanlar"/>
+    <w:p>
+      <w:pPr>
+        <w:pStyle w:val="Heading3"/>
       </w:pPr>
       <w:r>
         <w:t xml:space="preserve">6.1 Yapılanlar</w:t>
@@ -2845,216 +4503,19 @@
         <w:pStyle w:val="FirstParagraph"/>
       </w:pPr>
       <w:r>
-        <w:t xml:space="preserve">Bu projede aşağıdaki çalışmalar tamamlanmıştır:</w:t>
-      </w:r>
-    </w:p>
-    <w:p>
-      <w:pPr>
-        <w:numPr>
-          <w:ilvl w:val="0"/>
-          <w:numId w:val="1004"/>
-        </w:numPr>
-        <w:pStyle w:val="Compact"/>
-      </w:pPr>
-      <w:r>
-        <w:t xml:space="preserve">Spring Boot MVC mimarisi eksiksiz uygulanmıştır: Entity, Repository, Service, Controller katmanları ayrı sınıflarda tasarlanmıştır.</w:t>
-      </w:r>
-    </w:p>
-    <w:p>
-      <w:pPr>
-        <w:numPr>
-          <w:ilvl w:val="0"/>
-          <w:numId w:val="1004"/>
-        </w:numPr>
-        <w:pStyle w:val="Compact"/>
-      </w:pPr>
-      <w:r>
-        <w:t xml:space="preserve">İki JPA entity (</w:t>
-      </w:r>
-      <w:r>
-        <w:rPr>
-          <w:rStyle w:val="VerbatimChar"/>
-        </w:rPr>
-        <w:t xml:space="preserve">Property</w:t>
-      </w:r>
-      <w:r>
-        <w:t xml:space="preserve"> </w:t>
-      </w:r>
-      <w:r>
-        <w:t xml:space="preserve">ve</w:t>
-      </w:r>
-      <w:r>
-        <w:t xml:space="preserve"> </w:t>
-      </w:r>
-      <w:r>
-        <w:rPr>
-          <w:rStyle w:val="VerbatimChar"/>
-        </w:rPr>
-        <w:t xml:space="preserve">Agent</w:t>
-      </w:r>
-      <w:r>
-        <w:t xml:space="preserve">) arasında OneToMany/ManyToOne ilişkisi kurulmuştur.</w:t>
-      </w:r>
-    </w:p>
-    <w:p>
-      <w:pPr>
-        <w:numPr>
-          <w:ilvl w:val="0"/>
-          <w:numId w:val="1004"/>
-        </w:numPr>
-        <w:pStyle w:val="Compact"/>
-      </w:pPr>
-      <w:r>
-        <w:t xml:space="preserve">Her iki entity için tam CRUD işlemleri (oluştur, listele, detay, güncelle, sil) Thymeleaf arayüzü üzerinden gerçekleştirilmektedir.</w:t>
-      </w:r>
-    </w:p>
-    <w:p>
-      <w:pPr>
-        <w:numPr>
-          <w:ilvl w:val="0"/>
-          <w:numId w:val="1004"/>
-        </w:numPr>
-        <w:pStyle w:val="Compact"/>
-      </w:pPr>
-      <w:r>
-        <w:t xml:space="preserve">Dependency Injection constructor injection yöntemiyle uygulanmıştır.</w:t>
-      </w:r>
-    </w:p>
-    <w:p>
-      <w:pPr>
-        <w:numPr>
-          <w:ilvl w:val="0"/>
-          <w:numId w:val="1004"/>
-        </w:numPr>
-        <w:pStyle w:val="Compact"/>
-      </w:pPr>
-      <w:r>
-        <w:t xml:space="preserve">Bean Validation ile form doğrulama ve hata mesajları eklenmiştir.</w:t>
-      </w:r>
-    </w:p>
-    <w:p>
-      <w:pPr>
-        <w:numPr>
-          <w:ilvl w:val="0"/>
-          <w:numId w:val="1004"/>
-        </w:numPr>
-        <w:pStyle w:val="Compact"/>
-      </w:pPr>
-      <w:r>
-        <w:t xml:space="preserve">Tip, kategori ve şehir bazlı filtreleme özellikleri geliştirilmiştir.</w:t>
-      </w:r>
-    </w:p>
-    <w:p>
-      <w:pPr>
-        <w:numPr>
-          <w:ilvl w:val="0"/>
-          <w:numId w:val="1004"/>
-        </w:numPr>
-        <w:pStyle w:val="Compact"/>
-      </w:pPr>
-      <w:r>
-        <w:t xml:space="preserve">Özel 404/500 hata sayfaları ve merkezi exception handler eklenmiştir.</w:t>
-      </w:r>
-    </w:p>
-    <w:p>
-      <w:pPr>
-        <w:numPr>
-          <w:ilvl w:val="0"/>
-          <w:numId w:val="1004"/>
-        </w:numPr>
-        <w:pStyle w:val="Compact"/>
-      </w:pPr>
-      <w:r>
-        <w:t xml:space="preserve">Bootstrap 5 ile responsive ve modern bir arayüz oluşturulmuştur.</w:t>
-      </w:r>
-    </w:p>
-    <w:p>
-      <w:pPr>
-        <w:numPr>
-          <w:ilvl w:val="0"/>
-          <w:numId w:val="1004"/>
-        </w:numPr>
-        <w:pStyle w:val="Compact"/>
-      </w:pPr>
-      <w:r>
-        <w:t xml:space="preserve">Başlangıç verisi (</w:t>
-      </w:r>
-      <w:r>
-        <w:rPr>
-          <w:rStyle w:val="VerbatimChar"/>
-        </w:rPr>
-        <w:t xml:space="preserve">data.sql</w:t>
-      </w:r>
-      <w:r>
-        <w:t xml:space="preserve">) ile uygulama başlar başlamaz test edilebilir hale getirilmiştir.</w:t>
-      </w:r>
-    </w:p>
-    <w:bookmarkEnd w:id="46"/>
-    <w:bookmarkStart w:id="47" w:name="öğrenilenler"/>
-    <w:p>
-      <w:pPr>
-        <w:pStyle w:val="Heading2"/>
-      </w:pPr>
-      <w:r>
-        <w:t xml:space="preserve">6.2 Öğrenilenler</w:t>
-      </w:r>
-    </w:p>
-    <w:p>
-      <w:pPr>
-        <w:numPr>
-          <w:ilvl w:val="0"/>
-          <w:numId w:val="1005"/>
-        </w:numPr>
-        <w:pStyle w:val="Compact"/>
-      </w:pPr>
-      <w:r>
-        <w:t xml:space="preserve">Spring Boot’un auto-configuration mekanizması sayesinde minimum yapılandırmayla çalışan uygulama geliştirmenin mümkün olduğu gözlemlenmiştir.</w:t>
-      </w:r>
-    </w:p>
-    <w:p>
-      <w:pPr>
-        <w:numPr>
-          <w:ilvl w:val="0"/>
-          <w:numId w:val="1005"/>
-        </w:numPr>
-        <w:pStyle w:val="Compact"/>
-      </w:pPr>
-      <w:r>
-        <w:t xml:space="preserve">MVC deseninin katmanlar arası sorumluluk ayrımını (Separation of Concerns) nasıl sağladığı uygulamalı olarak öğrenilmiştir.</w:t>
-      </w:r>
-    </w:p>
-    <w:p>
-      <w:pPr>
-        <w:numPr>
-          <w:ilvl w:val="0"/>
-          <w:numId w:val="1005"/>
-        </w:numPr>
-        <w:pStyle w:val="Compact"/>
-      </w:pPr>
-      <w:r>
-        <w:t xml:space="preserve">Spring Data JPA’nın method naming convention’ı ile SQL yazmadan karmaşık sorgular tanımlanabildiği görülmüştür.</w:t>
-      </w:r>
-    </w:p>
-    <w:p>
-      <w:pPr>
-        <w:numPr>
-          <w:ilvl w:val="0"/>
-          <w:numId w:val="1005"/>
-        </w:numPr>
-        <w:pStyle w:val="Compact"/>
-      </w:pPr>
-      <w:r>
-        <w:t xml:space="preserve">Thymeleaf’in Spring MVC ile entegrasyonu, form binding ve validation gösterimi açısından oldukça esnek bir yapı sunduğu anlaşılmıştır.</w:t>
-      </w:r>
-    </w:p>
-    <w:bookmarkEnd w:id="47"/>
-    <w:bookmarkStart w:id="48" w:name="yapılamayanlar-ve-gerekçeleri"/>
-    <w:p>
-      <w:pPr>
-        <w:pStyle w:val="Heading2"/>
-      </w:pPr>
-      <w:r>
-        <w:t xml:space="preserve">6.3 Yapılamayanlar ve Gerekçeleri</w:t>
+        <w:t xml:space="preserve">Bu proje kapsamında aşağıdaki çalışmalar başarıyla tamamlanmıştır:</w:t>
+      </w:r>
+    </w:p>
+    <w:p>
+      <w:pPr>
+        <w:pStyle w:val="BodyText"/>
+      </w:pPr>
+      <w:r>
+        <w:rPr>
+          <w:bCs/>
+          <w:b/>
+        </w:rPr>
+        <w:t xml:space="preserve">Mimari ve Kod Kalitesi:</w:t>
       </w:r>
     </w:p>
     <w:p>
@@ -3066,17 +4527,7 @@
         <w:pStyle w:val="Compact"/>
       </w:pPr>
       <w:r>
-        <w:rPr>
-          <w:bCs/>
-          <w:b/>
-        </w:rPr>
-        <w:t xml:space="preserve">Kullanıcı kimlik doğrulama:</w:t>
-      </w:r>
-      <w:r>
-        <w:t xml:space="preserve"> </w:t>
-      </w:r>
-      <w:r>
-        <w:t xml:space="preserve">Spring Security entegrasyonu proje kapsamı dışında bırakılmıştır; dersin öğrenme çıktılarındaki zorunlu gereksinim listesinde yer almadığından önceliklendirilmemiştir.</w:t>
+        <w:t xml:space="preserve">Spring Boot MVC mimarisi eksiksiz uygulanmış; Entity, Repository, Service ve Controller sorumlulukları ayrı paketlerde tasarlanmıştır.</w:t>
       </w:r>
     </w:p>
     <w:p>
@@ -3088,17 +4539,7 @@
         <w:pStyle w:val="Compact"/>
       </w:pPr>
       <w:r>
-        <w:rPr>
-          <w:bCs/>
-          <w:b/>
-        </w:rPr>
-        <w:t xml:space="preserve">E-posta bildirimi:</w:t>
-      </w:r>
-      <w:r>
-        <w:t xml:space="preserve"> </w:t>
-      </w:r>
-      <w:r>
-        <w:t xml:space="preserve">SMTP sunucu konfigürasyonu gerektirdiğinden, ödev ortamında kurulum güçlüğü nedeniyle uygulanmamıştır.</w:t>
+        <w:t xml:space="preserve">Dependency Injection, constructor injection yöntemiyle tüm katmanlarda tutarlı biçimde kullanılmıştır.</w:t>
       </w:r>
     </w:p>
     <w:p>
@@ -3111,34 +4552,72 @@
       </w:pPr>
       <w:r>
         <w:rPr>
+          <w:rStyle w:val="VerbatimChar"/>
+        </w:rPr>
+        <w:t xml:space="preserve">AgentConverter</w:t>
+      </w:r>
+      <w:r>
+        <w:t xml:space="preserve"> </w:t>
+      </w:r>
+      <w:r>
+        <w:t xml:space="preserve">sınıfıyla</w:t>
+      </w:r>
+      <w:r>
+        <w:t xml:space="preserve"> </w:t>
+      </w:r>
+      <w:r>
+        <w:rPr>
+          <w:rStyle w:val="VerbatimChar"/>
+        </w:rPr>
+        <w:t xml:space="preserve">Converter&lt;String, Agent&gt;</w:t>
+      </w:r>
+      <w:r>
+        <w:t xml:space="preserve"> </w:t>
+      </w:r>
+      <w:r>
+        <w:t xml:space="preserve">arayüzü implement edilerek form binding özelleştirilmiştir.</w:t>
+      </w:r>
+    </w:p>
+    <w:p>
+      <w:pPr>
+        <w:numPr>
+          <w:ilvl w:val="0"/>
+          <w:numId w:val="1006"/>
+        </w:numPr>
+        <w:pStyle w:val="Compact"/>
+      </w:pPr>
+      <w:r>
+        <w:rPr>
+          <w:rStyle w:val="VerbatimChar"/>
+        </w:rPr>
+        <w:t xml:space="preserve">GlobalExceptionHandler</w:t>
+      </w:r>
+      <w:r>
+        <w:t xml:space="preserve"> </w:t>
+      </w:r>
+      <w:r>
+        <w:t xml:space="preserve">(</w:t>
+      </w:r>
+      <w:r>
+        <w:rPr>
+          <w:rStyle w:val="VerbatimChar"/>
+        </w:rPr>
+        <w:t xml:space="preserve">@ControllerAdvice</w:t>
+      </w:r>
+      <w:r>
+        <w:t xml:space="preserve">) ile merkezi hata yönetimi sağlanmıştır.</w:t>
+      </w:r>
+    </w:p>
+    <w:p>
+      <w:pPr>
+        <w:pStyle w:val="FirstParagraph"/>
+      </w:pPr>
+      <w:r>
+        <w:rPr>
           <w:bCs/>
           <w:b/>
         </w:rPr>
-        <w:t xml:space="preserve">Sayfalama (Pagination):</w:t>
-      </w:r>
-      <w:r>
-        <w:t xml:space="preserve"> </w:t>
-      </w:r>
-      <w:r>
-        <w:t xml:space="preserve">İlan listesi büyüdükçe performans sorununa yol açabilecek bu özellik, ileri geliştirme aşamasına bırakılmıştır.</w:t>
-      </w:r>
-    </w:p>
-    <w:p>
-      <w:r>
-        <w:pict>
-          <v:rect style="width:0;height:1.5pt" o:hralign="center" o:hrstd="t" o:hr="t"/>
-        </w:pict>
-      </w:r>
-    </w:p>
-    <w:bookmarkEnd w:id="48"/>
-    <w:bookmarkEnd w:id="49"/>
-    <w:bookmarkStart w:id="50" w:name="kaynakça"/>
-    <w:p>
-      <w:pPr>
-        <w:pStyle w:val="Heading1"/>
-      </w:pPr>
-      <w:r>
-        <w:t xml:space="preserve">7. Kaynakça</w:t>
+        <w:t xml:space="preserve">Veri Katmanı:</w:t>
       </w:r>
     </w:p>
     <w:p>
@@ -3150,20 +4629,31 @@
         <w:pStyle w:val="Compact"/>
       </w:pPr>
       <w:r>
-        <w:t xml:space="preserve">Spring Boot Documentation. (2024).</w:t>
-      </w:r>
-      <w:r>
-        <w:t xml:space="preserve"> </w:t>
-      </w:r>
-      <w:r>
-        <w:rPr>
-          <w:iCs/>
-          <w:i/>
-        </w:rPr>
-        <w:t xml:space="preserve">Spring Boot Reference Guide (3.2.x)</w:t>
-      </w:r>
-      <w:r>
-        <w:t xml:space="preserve">. https://docs.spring.io/spring-boot/docs/3.2.x/reference/html/</w:t>
+        <w:rPr>
+          <w:rStyle w:val="VerbatimChar"/>
+        </w:rPr>
+        <w:t xml:space="preserve">Property</w:t>
+      </w:r>
+      <w:r>
+        <w:t xml:space="preserve"> </w:t>
+      </w:r>
+      <w:r>
+        <w:t xml:space="preserve">ve</w:t>
+      </w:r>
+      <w:r>
+        <w:t xml:space="preserve"> </w:t>
+      </w:r>
+      <w:r>
+        <w:rPr>
+          <w:rStyle w:val="VerbatimChar"/>
+        </w:rPr>
+        <w:t xml:space="preserve">Agent</w:t>
+      </w:r>
+      <w:r>
+        <w:t xml:space="preserve"> </w:t>
+      </w:r>
+      <w:r>
+        <w:t xml:space="preserve">entity’leri arasında JPA OneToMany/ManyToOne ilişkisi kurulmuştur.</w:t>
       </w:r>
     </w:p>
     <w:p>
@@ -3175,20 +4665,13 @@
         <w:pStyle w:val="Compact"/>
       </w:pPr>
       <w:r>
-        <w:t xml:space="preserve">Spring Data JPA Documentation. (2024).</w:t>
-      </w:r>
-      <w:r>
-        <w:t xml:space="preserve"> </w:t>
-      </w:r>
-      <w:r>
-        <w:rPr>
-          <w:iCs/>
-          <w:i/>
-        </w:rPr>
-        <w:t xml:space="preserve">Spring Data JPA Reference Documentation</w:t>
-      </w:r>
-      <w:r>
-        <w:t xml:space="preserve">. https://docs.spring.io/spring-data/jpa/docs/current/reference/html/</w:t>
+        <w:rPr>
+          <w:rStyle w:val="VerbatimChar"/>
+        </w:rPr>
+        <w:t xml:space="preserve">PropertyRepository</w:t>
+      </w:r>
+      <w:r>
+        <w:t xml:space="preserve">’de tip, kategori ve şehir bazlı özel sorgular JPA method naming ile tanımlanmıştır.</w:t>
       </w:r>
     </w:p>
     <w:p>
@@ -3200,106 +4683,553 @@
         <w:pStyle w:val="Compact"/>
       </w:pPr>
       <w:r>
-        <w:t xml:space="preserve">Thymeleaf. (2024).</w:t>
-      </w:r>
-      <w:r>
-        <w:t xml:space="preserve"> </w:t>
-      </w:r>
-      <w:r>
-        <w:rPr>
-          <w:iCs/>
-          <w:i/>
-        </w:rPr>
-        <w:t xml:space="preserve">Thymeleaf — Tutorial: Using Thymeleaf</w:t>
-      </w:r>
-      <w:r>
-        <w:t xml:space="preserve">. https://www.thymeleaf.org/doc/tutorials/3.1/usingthymeleaf.html</w:t>
+        <w:rPr>
+          <w:rStyle w:val="VerbatimChar"/>
+        </w:rPr>
+        <w:t xml:space="preserve">data.sql</w:t>
+      </w:r>
+      <w:r>
+        <w:t xml:space="preserve"> </w:t>
+      </w:r>
+      <w:r>
+        <w:t xml:space="preserve">dosyasıyla 3 danışman ve 6 ilan içeren başlangıç verisi yüklenmiştir.</w:t>
+      </w:r>
+    </w:p>
+    <w:p>
+      <w:pPr>
+        <w:pStyle w:val="FirstParagraph"/>
+      </w:pPr>
+      <w:r>
+        <w:rPr>
+          <w:bCs/>
+          <w:b/>
+        </w:rPr>
+        <w:t xml:space="preserve">Arayüz ve Kullanıcı Deneyimi:</w:t>
       </w:r>
     </w:p>
     <w:p>
       <w:pPr>
         <w:numPr>
           <w:ilvl w:val="0"/>
-          <w:numId w:val="1007"/>
+          <w:numId w:val="1008"/>
         </w:numPr>
         <w:pStyle w:val="Compact"/>
       </w:pPr>
       <w:r>
-        <w:t xml:space="preserve">Hibernate ORM. (2024).</w:t>
-      </w:r>
-      <w:r>
-        <w:t xml:space="preserve"> </w:t>
-      </w:r>
-      <w:r>
-        <w:rPr>
-          <w:iCs/>
-          <w:i/>
-        </w:rPr>
-        <w:t xml:space="preserve">Hibernate ORM 6.x User Guide</w:t>
-      </w:r>
-      <w:r>
-        <w:t xml:space="preserve">. https://docs.jboss.org/hibernate/orm/6.0/userguide/html_single/</w:t>
+        <w:t xml:space="preserve">Tüm CRUD işlemleri (oluştur, listele, detay, güncelle, sil) Thymeleaf arayüzü üzerinden tam işlevli olarak gerçekleştirilmektedir.</w:t>
       </w:r>
     </w:p>
     <w:p>
       <w:pPr>
         <w:numPr>
           <w:ilvl w:val="0"/>
-          <w:numId w:val="1007"/>
+          <w:numId w:val="1008"/>
         </w:numPr>
         <w:pStyle w:val="Compact"/>
       </w:pPr>
       <w:r>
-        <w:t xml:space="preserve">Bootstrap. (2023).</w:t>
-      </w:r>
-      <w:r>
-        <w:t xml:space="preserve"> </w:t>
-      </w:r>
-      <w:r>
-        <w:rPr>
-          <w:iCs/>
-          <w:i/>
-        </w:rPr>
-        <w:t xml:space="preserve">Bootstrap 5 Documentation</w:t>
-      </w:r>
-      <w:r>
-        <w:t xml:space="preserve">. https://getbootstrap.com/docs/5.3/</w:t>
+        <w:t xml:space="preserve">Bean Validation ile form doğrulama ve anlık hata mesajları eklenmiştir.</w:t>
       </w:r>
     </w:p>
     <w:p>
       <w:pPr>
         <w:numPr>
           <w:ilvl w:val="0"/>
-          <w:numId w:val="1007"/>
+          <w:numId w:val="1008"/>
         </w:numPr>
         <w:pStyle w:val="Compact"/>
       </w:pPr>
       <w:r>
-        <w:t xml:space="preserve">Gamma, E., Helm, R., Johnson, R., &amp; Vlissides, J. (1994).</w:t>
-      </w:r>
-      <w:r>
-        <w:t xml:space="preserve"> </w:t>
-      </w:r>
-      <w:r>
-        <w:rPr>
-          <w:iCs/>
-          <w:i/>
-        </w:rPr>
-        <w:t xml:space="preserve">Design Patterns: Elements of Reusable Object-Oriented Software</w:t>
-      </w:r>
-      <w:r>
-        <w:t xml:space="preserve">. Addison-Wesley.</w:t>
+        <w:t xml:space="preserve">Tip, kategori ve şehir bazlı filtreleme özellikleri geliştirilmiştir.</w:t>
       </w:r>
     </w:p>
     <w:p>
       <w:pPr>
         <w:numPr>
           <w:ilvl w:val="0"/>
-          <w:numId w:val="1007"/>
+          <w:numId w:val="1008"/>
         </w:numPr>
         <w:pStyle w:val="Compact"/>
       </w:pPr>
       <w:r>
+        <w:t xml:space="preserve">Bootstrap 5 ile responsive ve modern bir arayüz oluşturulmuştur.</w:t>
+      </w:r>
+    </w:p>
+    <w:p>
+      <w:pPr>
+        <w:numPr>
+          <w:ilvl w:val="0"/>
+          <w:numId w:val="1008"/>
+        </w:numPr>
+        <w:pStyle w:val="Compact"/>
+      </w:pPr>
+      <w:r>
+        <w:t xml:space="preserve">Özel 404, 500 ve 403 hata sayfaları tasarlanmıştır.</w:t>
+      </w:r>
+    </w:p>
+    <w:bookmarkEnd w:id="50"/>
+    <w:bookmarkStart w:id="51" w:name="öğrenilenler"/>
+    <w:p>
+      <w:pPr>
+        <w:pStyle w:val="Heading3"/>
+      </w:pPr>
+      <w:r>
+        <w:t xml:space="preserve">6.2 Öğrenilenler</w:t>
+      </w:r>
+    </w:p>
+    <w:p>
+      <w:pPr>
+        <w:pStyle w:val="FirstParagraph"/>
+      </w:pPr>
+      <w:r>
+        <w:t xml:space="preserve">Bu proje sürecinde edinilen en önemli kazanımlar şunlardır:</w:t>
+      </w:r>
+    </w:p>
+    <w:p>
+      <w:pPr>
+        <w:numPr>
+          <w:ilvl w:val="0"/>
+          <w:numId w:val="1009"/>
+        </w:numPr>
+        <w:pStyle w:val="Compact"/>
+      </w:pPr>
+      <w:r>
+        <w:t xml:space="preserve">Spring Boot’un auto-configuration mekanizmasının minimum yapılandırmayla nasıl çalışır uygulama ortaya çıkardığı deneyimlenmiştir.</w:t>
+      </w:r>
+    </w:p>
+    <w:p>
+      <w:pPr>
+        <w:numPr>
+          <w:ilvl w:val="0"/>
+          <w:numId w:val="1009"/>
+        </w:numPr>
+        <w:pStyle w:val="Compact"/>
+      </w:pPr>
+      <w:r>
+        <w:t xml:space="preserve">MVC deseninin katmanlar arası Separation of Concerns (sorumluluk ayrımı) ilkesini ne ölçüde güçlendirdiği pratikte gözlemlenmiştir.</w:t>
+      </w:r>
+    </w:p>
+    <w:p>
+      <w:pPr>
+        <w:numPr>
+          <w:ilvl w:val="0"/>
+          <w:numId w:val="1009"/>
+        </w:numPr>
+        <w:pStyle w:val="Compact"/>
+      </w:pPr>
+      <w:r>
+        <w:t xml:space="preserve">Spring Data JPA’nın method naming convention’ıyla SQL yazmadan karmaşık sorgular tanımlanabildiği öğrenilmiştir.</w:t>
+      </w:r>
+    </w:p>
+    <w:p>
+      <w:pPr>
+        <w:numPr>
+          <w:ilvl w:val="0"/>
+          <w:numId w:val="1009"/>
+        </w:numPr>
+        <w:pStyle w:val="Compact"/>
+      </w:pPr>
+      <w:r>
+        <w:t xml:space="preserve">Thymeleaf’in</w:t>
+      </w:r>
+      <w:r>
+        <w:t xml:space="preserve"> </w:t>
+      </w:r>
+      <w:r>
+        <w:rPr>
+          <w:rStyle w:val="VerbatimChar"/>
+        </w:rPr>
+        <w:t xml:space="preserve">th:field</w:t>
+      </w:r>
+      <w:r>
+        <w:t xml:space="preserve">,</w:t>
+      </w:r>
+      <w:r>
+        <w:t xml:space="preserve"> </w:t>
+      </w:r>
+      <w:r>
+        <w:rPr>
+          <w:rStyle w:val="VerbatimChar"/>
+        </w:rPr>
+        <w:t xml:space="preserve">th:errors</w:t>
+      </w:r>
+      <w:r>
+        <w:t xml:space="preserve"> </w:t>
+      </w:r>
+      <w:r>
+        <w:t xml:space="preserve">direktifleriyle form binding ve validation gösteriminin entegre çalıştığı anlaşılmıştır.</w:t>
+      </w:r>
+    </w:p>
+    <w:p>
+      <w:pPr>
+        <w:numPr>
+          <w:ilvl w:val="0"/>
+          <w:numId w:val="1009"/>
+        </w:numPr>
+        <w:pStyle w:val="Compact"/>
+      </w:pPr>
+      <w:r>
+        <w:rPr>
+          <w:rStyle w:val="VerbatimChar"/>
+        </w:rPr>
+        <w:t xml:space="preserve">@ControllerAdvice</w:t>
+      </w:r>
+      <w:r>
+        <w:t xml:space="preserve"> </w:t>
+      </w:r>
+      <w:r>
+        <w:t xml:space="preserve">ile merkezi exception handling’in uygulama güvenilirliğini nasıl artırdığı kavranmıştır.</w:t>
+      </w:r>
+    </w:p>
+    <w:bookmarkEnd w:id="51"/>
+    <w:bookmarkStart w:id="52" w:name="yapılamayanlar-ve-gerekçeleri"/>
+    <w:p>
+      <w:pPr>
+        <w:pStyle w:val="Heading3"/>
+      </w:pPr>
+      <w:r>
+        <w:t xml:space="preserve">6.3 Yapılamayanlar ve Gerekçeleri</w:t>
+      </w:r>
+    </w:p>
+    <w:tbl>
+      <w:tblPr>
+        <w:tblStyle w:val="Table"/>
+        <w:tblW w:type="pct" w:w="5000"/>
+        <w:tblLook w:firstRow="1" w:lastRow="0" w:firstColumn="0" w:lastColumn="0" w:noHBand="0" w:noVBand="0" w:val="0020"/>
+        <w:jc w:val="start"/>
+      </w:tblPr>
+      <w:tblGrid>
+        <w:gridCol w:w="2036"/>
+        <w:gridCol w:w="5883"/>
+      </w:tblGrid>
+      <w:tr>
+        <w:trPr>
+          <w:tblHeader w:val="true"/>
+        </w:trPr>
+        <w:tc>
+          <w:tcPr/>
+          <w:p>
+            <w:pPr>
+              <w:pStyle w:val="Compact"/>
+              <w:jc w:val="left"/>
+            </w:pPr>
+            <w:r>
+              <w:t xml:space="preserve">Özellik</w:t>
+            </w:r>
+          </w:p>
+        </w:tc>
+        <w:tc>
+          <w:tcPr/>
+          <w:p>
+            <w:pPr>
+              <w:pStyle w:val="Compact"/>
+              <w:jc w:val="left"/>
+            </w:pPr>
+            <w:r>
+              <w:t xml:space="preserve">Yapılamamasının Gerekçesi</w:t>
+            </w:r>
+          </w:p>
+        </w:tc>
+      </w:tr>
+      <w:tr>
+        <w:tc>
+          <w:tcPr/>
+          <w:p>
+            <w:pPr>
+              <w:pStyle w:val="Compact"/>
+              <w:jc w:val="left"/>
+            </w:pPr>
+            <w:r>
+              <w:t xml:space="preserve">Kullanıcı kimlik doğrulama (Spring Security)</w:t>
+            </w:r>
+          </w:p>
+        </w:tc>
+        <w:tc>
+          <w:tcPr/>
+          <w:p>
+            <w:pPr>
+              <w:pStyle w:val="Compact"/>
+              <w:jc w:val="left"/>
+            </w:pPr>
+            <w:r>
+              <w:t xml:space="preserve">Dersin öğrenme çıktıları arasında yer almamaktadır; proje kapsamını aşmaktadır.</w:t>
+            </w:r>
+          </w:p>
+        </w:tc>
+      </w:tr>
+      <w:tr>
+        <w:tc>
+          <w:tcPr/>
+          <w:p>
+            <w:pPr>
+              <w:pStyle w:val="Compact"/>
+              <w:jc w:val="left"/>
+            </w:pPr>
+            <w:r>
+              <w:t xml:space="preserve">E-posta bildirimi</w:t>
+            </w:r>
+          </w:p>
+        </w:tc>
+        <w:tc>
+          <w:tcPr/>
+          <w:p>
+            <w:pPr>
+              <w:pStyle w:val="Compact"/>
+              <w:jc w:val="left"/>
+            </w:pPr>
+            <w:r>
+              <w:t xml:space="preserve">SMTP sunucu konfigürasyonu gerektirmekte olup geliştirme ortamında kurulumu güçtür.</w:t>
+            </w:r>
+          </w:p>
+        </w:tc>
+      </w:tr>
+      <w:tr>
+        <w:tc>
+          <w:tcPr/>
+          <w:p>
+            <w:pPr>
+              <w:pStyle w:val="Compact"/>
+              <w:jc w:val="left"/>
+            </w:pPr>
+            <w:r>
+              <w:t xml:space="preserve">Sayfalama (Pagination)</w:t>
+            </w:r>
+          </w:p>
+        </w:tc>
+        <w:tc>
+          <w:tcPr/>
+          <w:p>
+            <w:pPr>
+              <w:pStyle w:val="Compact"/>
+              <w:jc w:val="left"/>
+            </w:pPr>
+            <w:r>
+              <w:t xml:space="preserve">İlan listesi küçük ölçekte çalışmakta olup gelecek sürüm için planlanmıştır.</w:t>
+            </w:r>
+          </w:p>
+        </w:tc>
+      </w:tr>
+      <w:tr>
+        <w:tc>
+          <w:tcPr/>
+          <w:p>
+            <w:pPr>
+              <w:pStyle w:val="Compact"/>
+              <w:jc w:val="left"/>
+            </w:pPr>
+            <w:r>
+              <w:t xml:space="preserve">Gerçek veritabanı (PostgreSQL/MySQL)</w:t>
+            </w:r>
+          </w:p>
+        </w:tc>
+        <w:tc>
+          <w:tcPr/>
+          <w:p>
+            <w:pPr>
+              <w:pStyle w:val="Compact"/>
+              <w:jc w:val="left"/>
+            </w:pPr>
+            <w:r>
+              <w:t xml:space="preserve">H2 in-memory DB, kurulum gerektirmeksizin proje gereksinimlerini karşılamaktadır.</w:t>
+            </w:r>
+          </w:p>
+        </w:tc>
+      </w:tr>
+    </w:tbl>
+    <w:p>
+      <w:r>
+        <w:pict>
+          <v:rect style="width:0;height:1.5pt" o:hralign="center" o:hrstd="t" o:hr="t"/>
+        </w:pict>
+      </w:r>
+    </w:p>
+    <w:bookmarkEnd w:id="52"/>
+    <w:bookmarkEnd w:id="53"/>
+    <w:bookmarkStart w:id="54" w:name="kaynakça"/>
+    <w:p>
+      <w:pPr>
+        <w:pStyle w:val="Heading2"/>
+      </w:pPr>
+      <w:r>
+        <w:t xml:space="preserve">7. Kaynakça</w:t>
+      </w:r>
+    </w:p>
+    <w:p>
+      <w:pPr>
+        <w:numPr>
+          <w:ilvl w:val="0"/>
+          <w:numId w:val="1010"/>
+        </w:numPr>
+      </w:pPr>
+      <w:r>
+        <w:t xml:space="preserve">Spring (2024).</w:t>
+      </w:r>
+      <w:r>
+        <w:t xml:space="preserve"> </w:t>
+      </w:r>
+      <w:r>
+        <w:rPr>
+          <w:iCs/>
+          <w:i/>
+        </w:rPr>
+        <w:t xml:space="preserve">Spring Boot Reference Documentation (3.2.x)</w:t>
+      </w:r>
+      <w:r>
+        <w:t xml:space="preserve">. https://docs.spring.io/spring-boot/docs/3.2.x/reference/html/</w:t>
+      </w:r>
+    </w:p>
+    <w:p>
+      <w:pPr>
+        <w:numPr>
+          <w:ilvl w:val="0"/>
+          <w:numId w:val="1010"/>
+        </w:numPr>
+      </w:pPr>
+      <w:r>
+        <w:t xml:space="preserve">Spring (2024).</w:t>
+      </w:r>
+      <w:r>
+        <w:t xml:space="preserve"> </w:t>
+      </w:r>
+      <w:r>
+        <w:rPr>
+          <w:iCs/>
+          <w:i/>
+        </w:rPr>
+        <w:t xml:space="preserve">Spring Data JPA Reference Documentation</w:t>
+      </w:r>
+      <w:r>
+        <w:t xml:space="preserve">. https://docs.spring.io/spring-data/jpa/docs/current/reference/html/</w:t>
+      </w:r>
+    </w:p>
+    <w:p>
+      <w:pPr>
+        <w:numPr>
+          <w:ilvl w:val="0"/>
+          <w:numId w:val="1010"/>
+        </w:numPr>
+      </w:pPr>
+      <w:r>
+        <w:t xml:space="preserve">Spring (2024).</w:t>
+      </w:r>
+      <w:r>
+        <w:t xml:space="preserve"> </w:t>
+      </w:r>
+      <w:r>
+        <w:rPr>
+          <w:iCs/>
+          <w:i/>
+        </w:rPr>
+        <w:t xml:space="preserve">Spring Framework — Web MVC</w:t>
+      </w:r>
+      <w:r>
+        <w:t xml:space="preserve">. https://docs.spring.io/spring-framework/reference/web/webmvc.html</w:t>
+      </w:r>
+    </w:p>
+    <w:p>
+      <w:pPr>
+        <w:numPr>
+          <w:ilvl w:val="0"/>
+          <w:numId w:val="1010"/>
+        </w:numPr>
+      </w:pPr>
+      <w:r>
+        <w:t xml:space="preserve">Thymeleaf (2024).</w:t>
+      </w:r>
+      <w:r>
+        <w:t xml:space="preserve"> </w:t>
+      </w:r>
+      <w:r>
+        <w:rPr>
+          <w:iCs/>
+          <w:i/>
+        </w:rPr>
+        <w:t xml:space="preserve">Tutorial: Using Thymeleaf</w:t>
+      </w:r>
+      <w:r>
+        <w:t xml:space="preserve">. https://www.thymeleaf.org/doc/tutorials/3.1/usingthymeleaf.html</w:t>
+      </w:r>
+    </w:p>
+    <w:p>
+      <w:pPr>
+        <w:numPr>
+          <w:ilvl w:val="0"/>
+          <w:numId w:val="1010"/>
+        </w:numPr>
+      </w:pPr>
+      <w:r>
+        <w:t xml:space="preserve">Hibernate (2024).</w:t>
+      </w:r>
+      <w:r>
+        <w:t xml:space="preserve"> </w:t>
+      </w:r>
+      <w:r>
+        <w:rPr>
+          <w:iCs/>
+          <w:i/>
+        </w:rPr>
+        <w:t xml:space="preserve">Hibernate ORM 6.x User Guide</w:t>
+      </w:r>
+      <w:r>
+        <w:t xml:space="preserve">. https://docs.jboss.org/hibernate/orm/6.4/userguide/html_single/</w:t>
+      </w:r>
+    </w:p>
+    <w:p>
+      <w:pPr>
+        <w:numPr>
+          <w:ilvl w:val="0"/>
+          <w:numId w:val="1010"/>
+        </w:numPr>
+      </w:pPr>
+      <w:r>
+        <w:t xml:space="preserve">Bootstrap (2023).</w:t>
+      </w:r>
+      <w:r>
+        <w:t xml:space="preserve"> </w:t>
+      </w:r>
+      <w:r>
+        <w:rPr>
+          <w:iCs/>
+          <w:i/>
+        </w:rPr>
+        <w:t xml:space="preserve">Bootstrap 5.3 Documentation</w:t>
+      </w:r>
+      <w:r>
+        <w:t xml:space="preserve">. https://getbootstrap.com/docs/5.3/</w:t>
+      </w:r>
+    </w:p>
+    <w:p>
+      <w:pPr>
+        <w:numPr>
+          <w:ilvl w:val="0"/>
+          <w:numId w:val="1010"/>
+        </w:numPr>
+      </w:pPr>
+      <w:r>
+        <w:t xml:space="preserve">Gamma, E., Helm, R., Johnson, R., &amp; Vlissides, J. (1994).</w:t>
+      </w:r>
+      <w:r>
+        <w:t xml:space="preserve"> </w:t>
+      </w:r>
+      <w:r>
+        <w:rPr>
+          <w:iCs/>
+          <w:i/>
+        </w:rPr>
+        <w:t xml:space="preserve">Design Patterns: Elements of Reusable Object-Oriented Software</w:t>
+      </w:r>
+      <w:r>
+        <w:t xml:space="preserve">. Addison-Wesley Professional.</w:t>
+      </w:r>
+    </w:p>
+    <w:p>
+      <w:pPr>
+        <w:numPr>
+          <w:ilvl w:val="0"/>
+          <w:numId w:val="1010"/>
+        </w:numPr>
+      </w:pPr>
+      <w:r>
         <w:t xml:space="preserve">Walls, C. (2022).</w:t>
       </w:r>
       <w:r>
@@ -3316,7 +5246,32 @@
         <w:t xml:space="preserve">. Manning Publications.</w:t>
       </w:r>
     </w:p>
-    <w:bookmarkEnd w:id="50"/>
+    <w:p>
+      <w:pPr>
+        <w:numPr>
+          <w:ilvl w:val="0"/>
+          <w:numId w:val="1010"/>
+        </w:numPr>
+      </w:pPr>
+      <w:r>
+        <w:t xml:space="preserve">Bauer, C., King, G., &amp; Gregory, G. (2016).</w:t>
+      </w:r>
+      <w:r>
+        <w:t xml:space="preserve"> </w:t>
+      </w:r>
+      <w:r>
+        <w:rPr>
+          <w:iCs/>
+          <w:i/>
+        </w:rPr>
+        <w:t xml:space="preserve">Java Persistence with Hibernate, 2nd Edition</w:t>
+      </w:r>
+      <w:r>
+        <w:t xml:space="preserve">. Manning Publications.</w:t>
+      </w:r>
+    </w:p>
+    <w:bookmarkEnd w:id="54"/>
+    <w:bookmarkEnd w:id="55"/>
     <w:sectPr/>
   </w:body>
 </w:document>
@@ -3423,82 +5378,6 @@
       </w:pPr>
     </w:lvl>
   </w:abstractNum>
-  <w:abstractNum w:abstractNumId="991">
-    <w:nsid w:val="A991"/>
-    <w:multiLevelType w:val="multilevel"/>
-    <w:lvl w:ilvl="0">
-      <w:numFmt w:val="bullet"/>
-      <w:lvlText w:val="•"/>
-      <w:lvlJc w:val="left"/>
-      <w:pPr>
-        <w:ind w:left="720" w:hanging="480"/>
-      </w:pPr>
-    </w:lvl>
-    <w:lvl w:ilvl="1">
-      <w:numFmt w:val="bullet"/>
-      <w:lvlText w:val="–"/>
-      <w:lvlJc w:val="left"/>
-      <w:pPr>
-        <w:ind w:left="1440" w:hanging="480"/>
-      </w:pPr>
-    </w:lvl>
-    <w:lvl w:ilvl="2">
-      <w:numFmt w:val="bullet"/>
-      <w:lvlText w:val="•"/>
-      <w:lvlJc w:val="left"/>
-      <w:pPr>
-        <w:ind w:left="2160" w:hanging="480"/>
-      </w:pPr>
-    </w:lvl>
-    <w:lvl w:ilvl="3">
-      <w:numFmt w:val="bullet"/>
-      <w:lvlText w:val="–"/>
-      <w:lvlJc w:val="left"/>
-      <w:pPr>
-        <w:ind w:left="2880" w:hanging="480"/>
-      </w:pPr>
-    </w:lvl>
-    <w:lvl w:ilvl="4">
-      <w:numFmt w:val="bullet"/>
-      <w:lvlText w:val="•"/>
-      <w:lvlJc w:val="left"/>
-      <w:pPr>
-        <w:ind w:left="3600" w:hanging="480"/>
-      </w:pPr>
-    </w:lvl>
-    <w:lvl w:ilvl="5">
-      <w:numFmt w:val="bullet"/>
-      <w:lvlText w:val="–"/>
-      <w:lvlJc w:val="left"/>
-      <w:pPr>
-        <w:ind w:left="4320" w:hanging="480"/>
-      </w:pPr>
-    </w:lvl>
-    <w:lvl w:ilvl="6">
-      <w:numFmt w:val="bullet"/>
-      <w:lvlText w:val="•"/>
-      <w:lvlJc w:val="left"/>
-      <w:pPr>
-        <w:ind w:left="5040" w:hanging="480"/>
-      </w:pPr>
-    </w:lvl>
-    <w:lvl w:ilvl="7">
-      <w:numFmt w:val="bullet"/>
-      <w:lvlText w:val="–"/>
-      <w:lvlJc w:val="left"/>
-      <w:pPr>
-        <w:ind w:left="5760" w:hanging="480"/>
-      </w:pPr>
-    </w:lvl>
-    <w:lvl w:ilvl="8">
-      <w:numFmt w:val="bullet"/>
-      <w:lvlText w:val="•"/>
-      <w:lvlJc w:val="left"/>
-      <w:pPr>
-        <w:ind w:left="6480" w:hanging="480"/>
-      </w:pPr>
-    </w:lvl>
-  </w:abstractNum>
   <w:abstractNum w:abstractNumId="99411">
     <w:nsid w:val="A99411"/>
     <w:multiLevelType w:val="multilevel"/>
@@ -3584,11 +5463,114 @@
       </w:pPr>
     </w:lvl>
   </w:abstractNum>
+  <w:abstractNum w:abstractNumId="991">
+    <w:nsid w:val="A991"/>
+    <w:multiLevelType w:val="multilevel"/>
+    <w:lvl w:ilvl="0">
+      <w:numFmt w:val="bullet"/>
+      <w:lvlText w:val="•"/>
+      <w:lvlJc w:val="left"/>
+      <w:pPr>
+        <w:ind w:left="720" w:hanging="480"/>
+      </w:pPr>
+    </w:lvl>
+    <w:lvl w:ilvl="1">
+      <w:numFmt w:val="bullet"/>
+      <w:lvlText w:val="–"/>
+      <w:lvlJc w:val="left"/>
+      <w:pPr>
+        <w:ind w:left="1440" w:hanging="480"/>
+      </w:pPr>
+    </w:lvl>
+    <w:lvl w:ilvl="2">
+      <w:numFmt w:val="bullet"/>
+      <w:lvlText w:val="•"/>
+      <w:lvlJc w:val="left"/>
+      <w:pPr>
+        <w:ind w:left="2160" w:hanging="480"/>
+      </w:pPr>
+    </w:lvl>
+    <w:lvl w:ilvl="3">
+      <w:numFmt w:val="bullet"/>
+      <w:lvlText w:val="–"/>
+      <w:lvlJc w:val="left"/>
+      <w:pPr>
+        <w:ind w:left="2880" w:hanging="480"/>
+      </w:pPr>
+    </w:lvl>
+    <w:lvl w:ilvl="4">
+      <w:numFmt w:val="bullet"/>
+      <w:lvlText w:val="•"/>
+      <w:lvlJc w:val="left"/>
+      <w:pPr>
+        <w:ind w:left="3600" w:hanging="480"/>
+      </w:pPr>
+    </w:lvl>
+    <w:lvl w:ilvl="5">
+      <w:numFmt w:val="bullet"/>
+      <w:lvlText w:val="–"/>
+      <w:lvlJc w:val="left"/>
+      <w:pPr>
+        <w:ind w:left="4320" w:hanging="480"/>
+      </w:pPr>
+    </w:lvl>
+    <w:lvl w:ilvl="6">
+      <w:numFmt w:val="bullet"/>
+      <w:lvlText w:val="•"/>
+      <w:lvlJc w:val="left"/>
+      <w:pPr>
+        <w:ind w:left="5040" w:hanging="480"/>
+      </w:pPr>
+    </w:lvl>
+    <w:lvl w:ilvl="7">
+      <w:numFmt w:val="bullet"/>
+      <w:lvlText w:val="–"/>
+      <w:lvlJc w:val="left"/>
+      <w:pPr>
+        <w:ind w:left="5760" w:hanging="480"/>
+      </w:pPr>
+    </w:lvl>
+    <w:lvl w:ilvl="8">
+      <w:numFmt w:val="bullet"/>
+      <w:lvlText w:val="•"/>
+      <w:lvlJc w:val="left"/>
+      <w:pPr>
+        <w:ind w:left="6480" w:hanging="480"/>
+      </w:pPr>
+    </w:lvl>
+  </w:abstractNum>
   <w:num w:numId="1000">
     <w:abstractNumId w:val="990"/>
   </w:num>
   <w:num w:numId="1001">
-    <w:abstractNumId w:val="991"/>
+    <w:abstractNumId w:val="99411"/>
+    <w:lvlOverride w:ilvl="0">
+      <w:startOverride w:val="1"/>
+    </w:lvlOverride>
+    <w:lvlOverride w:ilvl="1">
+      <w:startOverride w:val="1"/>
+    </w:lvlOverride>
+    <w:lvlOverride w:ilvl="2">
+      <w:startOverride w:val="1"/>
+    </w:lvlOverride>
+    <w:lvlOverride w:ilvl="3">
+      <w:startOverride w:val="1"/>
+    </w:lvlOverride>
+    <w:lvlOverride w:ilvl="4">
+      <w:startOverride w:val="1"/>
+    </w:lvlOverride>
+    <w:lvlOverride w:ilvl="5">
+      <w:startOverride w:val="1"/>
+    </w:lvlOverride>
+    <w:lvlOverride w:ilvl="6">
+      <w:startOverride w:val="1"/>
+    </w:lvlOverride>
+    <w:lvlOverride w:ilvl="7">
+      <w:startOverride w:val="1"/>
+    </w:lvlOverride>
+    <w:lvlOverride w:ilvl="8">
+      <w:startOverride w:val="1"/>
+    </w:lvlOverride>
   </w:num>
   <w:num w:numId="1002">
     <w:abstractNumId w:val="991"/>
@@ -3606,6 +5588,15 @@
     <w:abstractNumId w:val="991"/>
   </w:num>
   <w:num w:numId="1007">
+    <w:abstractNumId w:val="991"/>
+  </w:num>
+  <w:num w:numId="1008">
+    <w:abstractNumId w:val="991"/>
+  </w:num>
+  <w:num w:numId="1009">
+    <w:abstractNumId w:val="991"/>
+  </w:num>
+  <w:num w:numId="1010">
     <w:abstractNumId w:val="99411"/>
     <w:lvlOverride w:ilvl="0">
       <w:startOverride w:val="1"/>
@@ -4130,13 +6121,15 @@
     <w:link w:val="VerbatimChar"/>
     <w:pPr>
       <w:wordWrap w:val="off"/>
+      <w:shd w:val="clear" w:fill="f8f8f8"/>
     </w:pPr>
   </w:style>
   <w:style w:type="character" w:customStyle="1" w:styleId="KeywordTok">
     <w:name w:val="KeywordTok"/>
     <w:basedOn w:val="VerbatimChar"/>
     <w:rPr>
-      <w:color w:val="007020"/>
+      <w:color w:val="204a87"/>
+      <w:shd w:val="clear" w:fill="f8f8f8"/>
       <w:b/>
     </w:rPr>
   </w:style>
@@ -4144,85 +6137,96 @@
     <w:name w:val="DataTypeTok"/>
     <w:basedOn w:val="VerbatimChar"/>
     <w:rPr>
-      <w:color w:val="902000"/>
+      <w:color w:val="204a87"/>
+      <w:shd w:val="clear" w:fill="f8f8f8"/>
     </w:rPr>
   </w:style>
   <w:style w:type="character" w:customStyle="1" w:styleId="DecValTok">
     <w:name w:val="DecValTok"/>
     <w:basedOn w:val="VerbatimChar"/>
     <w:rPr>
-      <w:color w:val="40a070"/>
+      <w:color w:val="0000cf"/>
+      <w:shd w:val="clear" w:fill="f8f8f8"/>
     </w:rPr>
   </w:style>
   <w:style w:type="character" w:customStyle="1" w:styleId="BaseNTok">
     <w:name w:val="BaseNTok"/>
     <w:basedOn w:val="VerbatimChar"/>
     <w:rPr>
-      <w:color w:val="40a070"/>
+      <w:color w:val="0000cf"/>
+      <w:shd w:val="clear" w:fill="f8f8f8"/>
     </w:rPr>
   </w:style>
   <w:style w:type="character" w:customStyle="1" w:styleId="FloatTok">
     <w:name w:val="FloatTok"/>
     <w:basedOn w:val="VerbatimChar"/>
     <w:rPr>
-      <w:color w:val="40a070"/>
+      <w:color w:val="0000cf"/>
+      <w:shd w:val="clear" w:fill="f8f8f8"/>
     </w:rPr>
   </w:style>
   <w:style w:type="character" w:customStyle="1" w:styleId="ConstantTok">
     <w:name w:val="ConstantTok"/>
     <w:basedOn w:val="VerbatimChar"/>
     <w:rPr>
-      <w:color w:val="880000"/>
+      <w:color w:val="8f5902"/>
+      <w:shd w:val="clear" w:fill="f8f8f8"/>
     </w:rPr>
   </w:style>
   <w:style w:type="character" w:customStyle="1" w:styleId="CharTok">
     <w:name w:val="CharTok"/>
     <w:basedOn w:val="VerbatimChar"/>
     <w:rPr>
-      <w:color w:val="4070a0"/>
+      <w:color w:val="4e9a06"/>
+      <w:shd w:val="clear" w:fill="f8f8f8"/>
     </w:rPr>
   </w:style>
   <w:style w:type="character" w:customStyle="1" w:styleId="SpecialCharTok">
     <w:name w:val="SpecialCharTok"/>
     <w:basedOn w:val="VerbatimChar"/>
     <w:rPr>
-      <w:color w:val="4070a0"/>
+      <w:color w:val="ce5c00"/>
+      <w:shd w:val="clear" w:fill="f8f8f8"/>
+      <w:b/>
     </w:rPr>
   </w:style>
   <w:style w:type="character" w:customStyle="1" w:styleId="StringTok">
     <w:name w:val="StringTok"/>
     <w:basedOn w:val="VerbatimChar"/>
     <w:rPr>
-      <w:color w:val="4070a0"/>
+      <w:color w:val="4e9a06"/>
+      <w:shd w:val="clear" w:fill="f8f8f8"/>
     </w:rPr>
   </w:style>
   <w:style w:type="character" w:customStyle="1" w:styleId="VerbatimStringTok">
     <w:name w:val="VerbatimStringTok"/>
     <w:basedOn w:val="VerbatimChar"/>
     <w:rPr>
-      <w:color w:val="4070a0"/>
+      <w:color w:val="4e9a06"/>
+      <w:shd w:val="clear" w:fill="f8f8f8"/>
     </w:rPr>
   </w:style>
   <w:style w:type="character" w:customStyle="1" w:styleId="SpecialStringTok">
     <w:name w:val="SpecialStringTok"/>
     <w:basedOn w:val="VerbatimChar"/>
     <w:rPr>
-      <w:color w:val="bb6688"/>
+      <w:color w:val="4e9a06"/>
+      <w:shd w:val="clear" w:fill="f8f8f8"/>
     </w:rPr>
   </w:style>
   <w:style w:type="character" w:customStyle="1" w:styleId="ImportTok">
     <w:name w:val="ImportTok"/>
     <w:basedOn w:val="VerbatimChar"/>
     <w:rPr>
-      <w:color w:val="008000"/>
-      <w:b/>
+      <w:shd w:val="clear" w:fill="f8f8f8"/>
     </w:rPr>
   </w:style>
   <w:style w:type="character" w:customStyle="1" w:styleId="CommentTok">
     <w:name w:val="CommentTok"/>
     <w:basedOn w:val="VerbatimChar"/>
     <w:rPr>
-      <w:color w:val="60a0b0"/>
+      <w:color w:val="8f5902"/>
+      <w:shd w:val="clear" w:fill="f8f8f8"/>
       <w:i/>
     </w:rPr>
   </w:style>
@@ -4230,7 +6234,9 @@
     <w:name w:val="DocumentationTok"/>
     <w:basedOn w:val="VerbatimChar"/>
     <w:rPr>
-      <w:color w:val="ba2121"/>
+      <w:color w:val="8f5902"/>
+      <w:shd w:val="clear" w:fill="f8f8f8"/>
+      <w:b/>
       <w:i/>
     </w:rPr>
   </w:style>
@@ -4238,7 +6244,8 @@
     <w:name w:val="AnnotationTok"/>
     <w:basedOn w:val="VerbatimChar"/>
     <w:rPr>
-      <w:color w:val="60a0b0"/>
+      <w:color w:val="8f5902"/>
+      <w:shd w:val="clear" w:fill="f8f8f8"/>
       <w:b/>
       <w:i/>
     </w:rPr>
@@ -4247,7 +6254,8 @@
     <w:name w:val="CommentVarTok"/>
     <w:basedOn w:val="VerbatimChar"/>
     <w:rPr>
-      <w:color w:val="60a0b0"/>
+      <w:color w:val="8f5902"/>
+      <w:shd w:val="clear" w:fill="f8f8f8"/>
       <w:b/>
       <w:i/>
     </w:rPr>
@@ -4256,28 +6264,33 @@
     <w:name w:val="OtherTok"/>
     <w:basedOn w:val="VerbatimChar"/>
     <w:rPr>
-      <w:color w:val="007020"/>
+      <w:color w:val="8f5902"/>
+      <w:shd w:val="clear" w:fill="f8f8f8"/>
     </w:rPr>
   </w:style>
   <w:style w:type="character" w:customStyle="1" w:styleId="FunctionTok">
     <w:name w:val="FunctionTok"/>
     <w:basedOn w:val="VerbatimChar"/>
     <w:rPr>
-      <w:color w:val="06287e"/>
+      <w:color w:val="204a87"/>
+      <w:shd w:val="clear" w:fill="f8f8f8"/>
+      <w:b/>
     </w:rPr>
   </w:style>
   <w:style w:type="character" w:customStyle="1" w:styleId="VariableTok">
     <w:name w:val="VariableTok"/>
     <w:basedOn w:val="VerbatimChar"/>
     <w:rPr>
-      <w:color w:val="19177c"/>
+      <w:color w:val="000000"/>
+      <w:shd w:val="clear" w:fill="f8f8f8"/>
     </w:rPr>
   </w:style>
   <w:style w:type="character" w:customStyle="1" w:styleId="ControlFlowTok">
     <w:name w:val="ControlFlowTok"/>
     <w:basedOn w:val="VerbatimChar"/>
     <w:rPr>
-      <w:color w:val="007020"/>
+      <w:color w:val="204a87"/>
+      <w:shd w:val="clear" w:fill="f8f8f8"/>
       <w:b/>
     </w:rPr>
   </w:style>
@@ -4285,45 +6298,55 @@
     <w:name w:val="OperatorTok"/>
     <w:basedOn w:val="VerbatimChar"/>
     <w:rPr>
-      <w:color w:val="666666"/>
+      <w:color w:val="ce5c00"/>
+      <w:shd w:val="clear" w:fill="f8f8f8"/>
+      <w:b/>
     </w:rPr>
   </w:style>
   <w:style w:type="character" w:customStyle="1" w:styleId="BuiltInTok">
     <w:name w:val="BuiltInTok"/>
     <w:basedOn w:val="VerbatimChar"/>
     <w:rPr>
-      <w:color w:val="008000"/>
+      <w:shd w:val="clear" w:fill="f8f8f8"/>
     </w:rPr>
   </w:style>
   <w:style w:type="character" w:customStyle="1" w:styleId="ExtensionTok">
     <w:name w:val="ExtensionTok"/>
     <w:basedOn w:val="VerbatimChar"/>
-    <w:rPr/>
+    <w:rPr>
+      <w:shd w:val="clear" w:fill="f8f8f8"/>
+    </w:rPr>
   </w:style>
   <w:style w:type="character" w:customStyle="1" w:styleId="PreprocessorTok">
     <w:name w:val="PreprocessorTok"/>
     <w:basedOn w:val="VerbatimChar"/>
     <w:rPr>
-      <w:color w:val="bc7a00"/>
+      <w:color w:val="8f5902"/>
+      <w:shd w:val="clear" w:fill="f8f8f8"/>
+      <w:i/>
     </w:rPr>
   </w:style>
   <w:style w:type="character" w:customStyle="1" w:styleId="AttributeTok">
     <w:name w:val="AttributeTok"/>
     <w:basedOn w:val="VerbatimChar"/>
     <w:rPr>
-      <w:color w:val="7d9029"/>
+      <w:color w:val="204a87"/>
+      <w:shd w:val="clear" w:fill="f8f8f8"/>
     </w:rPr>
   </w:style>
   <w:style w:type="character" w:customStyle="1" w:styleId="RegionMarkerTok">
     <w:name w:val="RegionMarkerTok"/>
     <w:basedOn w:val="VerbatimChar"/>
-    <w:rPr/>
+    <w:rPr>
+      <w:shd w:val="clear" w:fill="f8f8f8"/>
+    </w:rPr>
   </w:style>
   <w:style w:type="character" w:customStyle="1" w:styleId="InformationTok">
     <w:name w:val="InformationTok"/>
     <w:basedOn w:val="VerbatimChar"/>
     <w:rPr>
-      <w:color w:val="60a0b0"/>
+      <w:color w:val="8f5902"/>
+      <w:shd w:val="clear" w:fill="f8f8f8"/>
       <w:b/>
       <w:i/>
     </w:rPr>
@@ -4332,7 +6355,8 @@
     <w:name w:val="WarningTok"/>
     <w:basedOn w:val="VerbatimChar"/>
     <w:rPr>
-      <w:color w:val="60a0b0"/>
+      <w:color w:val="8f5902"/>
+      <w:shd w:val="clear" w:fill="f8f8f8"/>
       <w:b/>
       <w:i/>
     </w:rPr>
@@ -4341,22 +6365,25 @@
     <w:name w:val="AlertTok"/>
     <w:basedOn w:val="VerbatimChar"/>
     <w:rPr>
-      <w:color w:val="ff0000"/>
-      <w:b/>
+      <w:color w:val="ef2929"/>
+      <w:shd w:val="clear" w:fill="f8f8f8"/>
     </w:rPr>
   </w:style>
   <w:style w:type="character" w:customStyle="1" w:styleId="ErrorTok">
     <w:name w:val="ErrorTok"/>
     <w:basedOn w:val="VerbatimChar"/>
     <w:rPr>
-      <w:color w:val="ff0000"/>
+      <w:color w:val="a40000"/>
+      <w:shd w:val="clear" w:fill="f8f8f8"/>
       <w:b/>
     </w:rPr>
   </w:style>
   <w:style w:type="character" w:customStyle="1" w:styleId="NormalTok">
     <w:name w:val="NormalTok"/>
     <w:basedOn w:val="VerbatimChar"/>
-    <w:rPr/>
+    <w:rPr>
+      <w:shd w:val="clear" w:fill="f8f8f8"/>
+    </w:rPr>
   </w:style>
 </w:styles>
 </file>
